--- a/2.Bootstrap/1.bootstrap.docx
+++ b/2.Bootstrap/1.bootstrap.docx
@@ -947,8 +947,6 @@
                 </wp:inline>
               </w:drawing>
             </w:r>
-            <w:bookmarkStart w:id="0" w:name="_GoBack"/>
-            <w:bookmarkEnd w:id="0"/>
           </w:p>
           <w:p>
             <w:pPr>
@@ -1235,7 +1233,7 @@
             <w:r>
               <w:rPr>
                 <w:noProof/>
-                <w:lang w:eastAsia="en-IN"/>
+                <w:lang w:val="en-IN" w:eastAsia="en-IN"/>
               </w:rPr>
               <w:drawing>
                 <wp:inline distT="0" distB="0" distL="0" distR="0" wp14:anchorId="10583D2B" wp14:editId="242F55F7">
@@ -2305,6 +2303,1274 @@
     </w:p>
     <w:p>
       <w:pPr>
+        <w:pStyle w:val="h2-yello"/>
+      </w:pPr>
+      <w:r>
+        <w:t>Tables</w:t>
+      </w:r>
+    </w:p>
+    <w:tbl>
+      <w:tblPr>
+        <w:tblStyle w:val="TableGrid"/>
+        <w:tblW w:w="0" w:type="auto"/>
+        <w:tblLook w:val="04A0" w:firstRow="1" w:lastRow="0" w:firstColumn="1" w:lastColumn="0" w:noHBand="0" w:noVBand="1"/>
+      </w:tblPr>
+      <w:tblGrid>
+        <w:gridCol w:w="11515"/>
+        <w:gridCol w:w="11515"/>
+      </w:tblGrid>
+      <w:tr>
+        <w:tc>
+          <w:tcPr>
+            <w:tcW w:w="11515" w:type="dxa"/>
+          </w:tcPr>
+          <w:p>
+            <w:pPr>
+              <w:shd w:val="clear" w:color="auto" w:fill="FFFFFF"/>
+              <w:spacing w:line="285" w:lineRule="atLeast"/>
+              <w:rPr>
+                <w:rFonts w:ascii="Consolas" w:eastAsia="Times New Roman" w:hAnsi="Consolas" w:cs="Times New Roman"/>
+                <w:color w:val="000000"/>
+                <w:sz w:val="21"/>
+                <w:szCs w:val="21"/>
+                <w:lang w:eastAsia="en-IN"/>
+              </w:rPr>
+            </w:pPr>
+            <w:r>
+              <w:rPr>
+                <w:rFonts w:ascii="Consolas" w:eastAsia="Times New Roman" w:hAnsi="Consolas" w:cs="Times New Roman"/>
+                <w:color w:val="800000"/>
+                <w:sz w:val="21"/>
+                <w:szCs w:val="21"/>
+                <w:lang w:eastAsia="en-IN"/>
+              </w:rPr>
+              <w:t>&lt;div</w:t>
+            </w:r>
+            <w:r>
+              <w:rPr>
+                <w:rFonts w:ascii="Consolas" w:eastAsia="Times New Roman" w:hAnsi="Consolas" w:cs="Times New Roman"/>
+                <w:color w:val="000000"/>
+                <w:sz w:val="21"/>
+                <w:szCs w:val="21"/>
+                <w:lang w:eastAsia="en-IN"/>
+              </w:rPr>
+              <w:t xml:space="preserve"> </w:t>
+            </w:r>
+            <w:r>
+              <w:rPr>
+                <w:rFonts w:ascii="Consolas" w:eastAsia="Times New Roman" w:hAnsi="Consolas" w:cs="Times New Roman"/>
+                <w:color w:val="E50000"/>
+                <w:sz w:val="21"/>
+                <w:szCs w:val="21"/>
+                <w:lang w:eastAsia="en-IN"/>
+              </w:rPr>
+              <w:t>className</w:t>
+            </w:r>
+            <w:r>
+              <w:rPr>
+                <w:rFonts w:ascii="Consolas" w:eastAsia="Times New Roman" w:hAnsi="Consolas" w:cs="Times New Roman"/>
+                <w:color w:val="000000"/>
+                <w:sz w:val="21"/>
+                <w:szCs w:val="21"/>
+                <w:lang w:eastAsia="en-IN"/>
+              </w:rPr>
+              <w:t>=</w:t>
+            </w:r>
+            <w:r>
+              <w:rPr>
+                <w:rFonts w:ascii="Consolas" w:eastAsia="Times New Roman" w:hAnsi="Consolas" w:cs="Times New Roman"/>
+                <w:color w:val="A31515"/>
+                <w:sz w:val="21"/>
+                <w:szCs w:val="21"/>
+                <w:lang w:eastAsia="en-IN"/>
+              </w:rPr>
+              <w:t>"table-responsive"</w:t>
+            </w:r>
+            <w:r>
+              <w:rPr>
+                <w:rFonts w:ascii="Consolas" w:eastAsia="Times New Roman" w:hAnsi="Consolas" w:cs="Times New Roman"/>
+                <w:color w:val="800000"/>
+                <w:sz w:val="21"/>
+                <w:szCs w:val="21"/>
+                <w:lang w:eastAsia="en-IN"/>
+              </w:rPr>
+              <w:t>&gt;</w:t>
+            </w:r>
+          </w:p>
+          <w:p>
+            <w:pPr>
+              <w:shd w:val="clear" w:color="auto" w:fill="FFFFFF"/>
+              <w:spacing w:line="285" w:lineRule="atLeast"/>
+              <w:rPr>
+                <w:rFonts w:ascii="Consolas" w:eastAsia="Times New Roman" w:hAnsi="Consolas" w:cs="Times New Roman"/>
+                <w:color w:val="000000"/>
+                <w:sz w:val="21"/>
+                <w:szCs w:val="21"/>
+                <w:lang w:eastAsia="en-IN"/>
+              </w:rPr>
+            </w:pPr>
+            <w:r>
+              <w:rPr>
+                <w:rFonts w:ascii="Consolas" w:eastAsia="Times New Roman" w:hAnsi="Consolas" w:cs="Times New Roman"/>
+                <w:color w:val="000000"/>
+                <w:sz w:val="21"/>
+                <w:szCs w:val="21"/>
+                <w:lang w:eastAsia="en-IN"/>
+              </w:rPr>
+              <w:t xml:space="preserve">                </w:t>
+            </w:r>
+            <w:r>
+              <w:rPr>
+                <w:rFonts w:ascii="Consolas" w:eastAsia="Times New Roman" w:hAnsi="Consolas" w:cs="Times New Roman"/>
+                <w:color w:val="800000"/>
+                <w:sz w:val="21"/>
+                <w:szCs w:val="21"/>
+                <w:lang w:eastAsia="en-IN"/>
+              </w:rPr>
+              <w:t>&lt;table</w:t>
+            </w:r>
+            <w:r>
+              <w:rPr>
+                <w:rFonts w:ascii="Consolas" w:eastAsia="Times New Roman" w:hAnsi="Consolas" w:cs="Times New Roman"/>
+                <w:color w:val="000000"/>
+                <w:sz w:val="21"/>
+                <w:szCs w:val="21"/>
+                <w:lang w:eastAsia="en-IN"/>
+              </w:rPr>
+              <w:t xml:space="preserve"> </w:t>
+            </w:r>
+            <w:r>
+              <w:rPr>
+                <w:rFonts w:ascii="Consolas" w:eastAsia="Times New Roman" w:hAnsi="Consolas" w:cs="Times New Roman"/>
+                <w:color w:val="E50000"/>
+                <w:sz w:val="21"/>
+                <w:szCs w:val="21"/>
+                <w:lang w:eastAsia="en-IN"/>
+              </w:rPr>
+              <w:t>className</w:t>
+            </w:r>
+            <w:r>
+              <w:rPr>
+                <w:rFonts w:ascii="Consolas" w:eastAsia="Times New Roman" w:hAnsi="Consolas" w:cs="Times New Roman"/>
+                <w:color w:val="000000"/>
+                <w:sz w:val="21"/>
+                <w:szCs w:val="21"/>
+                <w:lang w:eastAsia="en-IN"/>
+              </w:rPr>
+              <w:t>=</w:t>
+            </w:r>
+            <w:r>
+              <w:rPr>
+                <w:rFonts w:ascii="Consolas" w:eastAsia="Times New Roman" w:hAnsi="Consolas" w:cs="Times New Roman"/>
+                <w:color w:val="A31515"/>
+                <w:sz w:val="21"/>
+                <w:szCs w:val="21"/>
+                <w:lang w:eastAsia="en-IN"/>
+              </w:rPr>
+              <w:t>"table table-striped table-bordered table-hover align-middle"</w:t>
+            </w:r>
+            <w:r>
+              <w:rPr>
+                <w:rFonts w:ascii="Consolas" w:eastAsia="Times New Roman" w:hAnsi="Consolas" w:cs="Times New Roman"/>
+                <w:color w:val="800000"/>
+                <w:sz w:val="21"/>
+                <w:szCs w:val="21"/>
+                <w:lang w:eastAsia="en-IN"/>
+              </w:rPr>
+              <w:t>&gt;</w:t>
+            </w:r>
+          </w:p>
+          <w:p>
+            <w:pPr>
+              <w:shd w:val="clear" w:color="auto" w:fill="FFFFFF"/>
+              <w:spacing w:line="285" w:lineRule="atLeast"/>
+              <w:rPr>
+                <w:rFonts w:ascii="Consolas" w:eastAsia="Times New Roman" w:hAnsi="Consolas" w:cs="Times New Roman"/>
+                <w:color w:val="000000"/>
+                <w:sz w:val="21"/>
+                <w:szCs w:val="21"/>
+                <w:lang w:eastAsia="en-IN"/>
+              </w:rPr>
+            </w:pPr>
+            <w:r>
+              <w:rPr>
+                <w:rFonts w:ascii="Consolas" w:eastAsia="Times New Roman" w:hAnsi="Consolas" w:cs="Times New Roman"/>
+                <w:color w:val="000000"/>
+                <w:sz w:val="21"/>
+                <w:szCs w:val="21"/>
+                <w:lang w:eastAsia="en-IN"/>
+              </w:rPr>
+              <w:t xml:space="preserve">                    </w:t>
+            </w:r>
+            <w:r>
+              <w:rPr>
+                <w:rFonts w:ascii="Consolas" w:eastAsia="Times New Roman" w:hAnsi="Consolas" w:cs="Times New Roman"/>
+                <w:color w:val="800000"/>
+                <w:sz w:val="21"/>
+                <w:szCs w:val="21"/>
+                <w:lang w:eastAsia="en-IN"/>
+              </w:rPr>
+              <w:t>&lt;thead</w:t>
+            </w:r>
+            <w:r>
+              <w:rPr>
+                <w:rFonts w:ascii="Consolas" w:eastAsia="Times New Roman" w:hAnsi="Consolas" w:cs="Times New Roman"/>
+                <w:color w:val="000000"/>
+                <w:sz w:val="21"/>
+                <w:szCs w:val="21"/>
+                <w:lang w:eastAsia="en-IN"/>
+              </w:rPr>
+              <w:t xml:space="preserve"> </w:t>
+            </w:r>
+            <w:r>
+              <w:rPr>
+                <w:rFonts w:ascii="Consolas" w:eastAsia="Times New Roman" w:hAnsi="Consolas" w:cs="Times New Roman"/>
+                <w:color w:val="E50000"/>
+                <w:sz w:val="21"/>
+                <w:szCs w:val="21"/>
+                <w:lang w:eastAsia="en-IN"/>
+              </w:rPr>
+              <w:t>className</w:t>
+            </w:r>
+            <w:r>
+              <w:rPr>
+                <w:rFonts w:ascii="Consolas" w:eastAsia="Times New Roman" w:hAnsi="Consolas" w:cs="Times New Roman"/>
+                <w:color w:val="000000"/>
+                <w:sz w:val="21"/>
+                <w:szCs w:val="21"/>
+                <w:lang w:eastAsia="en-IN"/>
+              </w:rPr>
+              <w:t>=</w:t>
+            </w:r>
+            <w:r>
+              <w:rPr>
+                <w:rFonts w:ascii="Consolas" w:eastAsia="Times New Roman" w:hAnsi="Consolas" w:cs="Times New Roman"/>
+                <w:color w:val="A31515"/>
+                <w:sz w:val="21"/>
+                <w:szCs w:val="21"/>
+                <w:lang w:eastAsia="en-IN"/>
+              </w:rPr>
+              <w:t>"table-dark"</w:t>
+            </w:r>
+            <w:r>
+              <w:rPr>
+                <w:rFonts w:ascii="Consolas" w:eastAsia="Times New Roman" w:hAnsi="Consolas" w:cs="Times New Roman"/>
+                <w:color w:val="800000"/>
+                <w:sz w:val="21"/>
+                <w:szCs w:val="21"/>
+                <w:lang w:eastAsia="en-IN"/>
+              </w:rPr>
+              <w:t>&gt;</w:t>
+            </w:r>
+          </w:p>
+          <w:p>
+            <w:pPr>
+              <w:shd w:val="clear" w:color="auto" w:fill="FFFFFF"/>
+              <w:spacing w:line="285" w:lineRule="atLeast"/>
+              <w:rPr>
+                <w:rFonts w:ascii="Consolas" w:eastAsia="Times New Roman" w:hAnsi="Consolas" w:cs="Times New Roman"/>
+                <w:color w:val="000000"/>
+                <w:sz w:val="21"/>
+                <w:szCs w:val="21"/>
+                <w:lang w:eastAsia="en-IN"/>
+              </w:rPr>
+            </w:pPr>
+            <w:r>
+              <w:rPr>
+                <w:rFonts w:ascii="Consolas" w:eastAsia="Times New Roman" w:hAnsi="Consolas" w:cs="Times New Roman"/>
+                <w:color w:val="000000"/>
+                <w:sz w:val="21"/>
+                <w:szCs w:val="21"/>
+                <w:lang w:eastAsia="en-IN"/>
+              </w:rPr>
+              <w:t xml:space="preserve">                        </w:t>
+            </w:r>
+            <w:r>
+              <w:rPr>
+                <w:rFonts w:ascii="Consolas" w:eastAsia="Times New Roman" w:hAnsi="Consolas" w:cs="Times New Roman"/>
+                <w:color w:val="800000"/>
+                <w:sz w:val="21"/>
+                <w:szCs w:val="21"/>
+                <w:lang w:eastAsia="en-IN"/>
+              </w:rPr>
+              <w:t>&lt;tr&gt;</w:t>
+            </w:r>
+          </w:p>
+          <w:p>
+            <w:pPr>
+              <w:shd w:val="clear" w:color="auto" w:fill="FFFFFF"/>
+              <w:spacing w:line="285" w:lineRule="atLeast"/>
+              <w:rPr>
+                <w:rFonts w:ascii="Consolas" w:eastAsia="Times New Roman" w:hAnsi="Consolas" w:cs="Times New Roman"/>
+                <w:color w:val="000000"/>
+                <w:sz w:val="21"/>
+                <w:szCs w:val="21"/>
+                <w:lang w:eastAsia="en-IN"/>
+              </w:rPr>
+            </w:pPr>
+            <w:r>
+              <w:rPr>
+                <w:rFonts w:ascii="Consolas" w:eastAsia="Times New Roman" w:hAnsi="Consolas" w:cs="Times New Roman"/>
+                <w:color w:val="000000"/>
+                <w:sz w:val="21"/>
+                <w:szCs w:val="21"/>
+                <w:lang w:eastAsia="en-IN"/>
+              </w:rPr>
+              <w:t xml:space="preserve">                            </w:t>
+            </w:r>
+            <w:r>
+              <w:rPr>
+                <w:rFonts w:ascii="Consolas" w:eastAsia="Times New Roman" w:hAnsi="Consolas" w:cs="Times New Roman"/>
+                <w:color w:val="800000"/>
+                <w:sz w:val="21"/>
+                <w:szCs w:val="21"/>
+                <w:lang w:eastAsia="en-IN"/>
+              </w:rPr>
+              <w:t>&lt;th&gt;</w:t>
+            </w:r>
+            <w:r>
+              <w:rPr>
+                <w:rFonts w:ascii="Consolas" w:eastAsia="Times New Roman" w:hAnsi="Consolas" w:cs="Times New Roman"/>
+                <w:color w:val="000000"/>
+                <w:sz w:val="21"/>
+                <w:szCs w:val="21"/>
+                <w:lang w:eastAsia="en-IN"/>
+              </w:rPr>
+              <w:t>#</w:t>
+            </w:r>
+            <w:r>
+              <w:rPr>
+                <w:rFonts w:ascii="Consolas" w:eastAsia="Times New Roman" w:hAnsi="Consolas" w:cs="Times New Roman"/>
+                <w:color w:val="800000"/>
+                <w:sz w:val="21"/>
+                <w:szCs w:val="21"/>
+                <w:lang w:eastAsia="en-IN"/>
+              </w:rPr>
+              <w:t>&lt;/th&gt;</w:t>
+            </w:r>
+          </w:p>
+          <w:p>
+            <w:pPr>
+              <w:shd w:val="clear" w:color="auto" w:fill="FFFFFF"/>
+              <w:spacing w:line="285" w:lineRule="atLeast"/>
+              <w:rPr>
+                <w:rFonts w:ascii="Consolas" w:eastAsia="Times New Roman" w:hAnsi="Consolas" w:cs="Times New Roman"/>
+                <w:color w:val="000000"/>
+                <w:sz w:val="21"/>
+                <w:szCs w:val="21"/>
+                <w:lang w:eastAsia="en-IN"/>
+              </w:rPr>
+            </w:pPr>
+            <w:r>
+              <w:rPr>
+                <w:rFonts w:ascii="Consolas" w:eastAsia="Times New Roman" w:hAnsi="Consolas" w:cs="Times New Roman"/>
+                <w:color w:val="000000"/>
+                <w:sz w:val="21"/>
+                <w:szCs w:val="21"/>
+                <w:lang w:eastAsia="en-IN"/>
+              </w:rPr>
+              <w:t xml:space="preserve">                            </w:t>
+            </w:r>
+            <w:r>
+              <w:rPr>
+                <w:rFonts w:ascii="Consolas" w:eastAsia="Times New Roman" w:hAnsi="Consolas" w:cs="Times New Roman"/>
+                <w:color w:val="800000"/>
+                <w:sz w:val="21"/>
+                <w:szCs w:val="21"/>
+                <w:lang w:eastAsia="en-IN"/>
+              </w:rPr>
+              <w:t>&lt;th&gt;</w:t>
+            </w:r>
+            <w:r>
+              <w:rPr>
+                <w:rFonts w:ascii="Consolas" w:eastAsia="Times New Roman" w:hAnsi="Consolas" w:cs="Times New Roman"/>
+                <w:color w:val="000000"/>
+                <w:sz w:val="21"/>
+                <w:szCs w:val="21"/>
+                <w:lang w:eastAsia="en-IN"/>
+              </w:rPr>
+              <w:t>Title</w:t>
+            </w:r>
+            <w:r>
+              <w:rPr>
+                <w:rFonts w:ascii="Consolas" w:eastAsia="Times New Roman" w:hAnsi="Consolas" w:cs="Times New Roman"/>
+                <w:color w:val="800000"/>
+                <w:sz w:val="21"/>
+                <w:szCs w:val="21"/>
+                <w:lang w:eastAsia="en-IN"/>
+              </w:rPr>
+              <w:t>&lt;/th&gt;</w:t>
+            </w:r>
+          </w:p>
+          <w:p>
+            <w:pPr>
+              <w:shd w:val="clear" w:color="auto" w:fill="FFFFFF"/>
+              <w:spacing w:line="285" w:lineRule="atLeast"/>
+              <w:rPr>
+                <w:rFonts w:ascii="Consolas" w:eastAsia="Times New Roman" w:hAnsi="Consolas" w:cs="Times New Roman"/>
+                <w:color w:val="000000"/>
+                <w:sz w:val="21"/>
+                <w:szCs w:val="21"/>
+                <w:lang w:eastAsia="en-IN"/>
+              </w:rPr>
+            </w:pPr>
+            <w:r>
+              <w:rPr>
+                <w:rFonts w:ascii="Consolas" w:eastAsia="Times New Roman" w:hAnsi="Consolas" w:cs="Times New Roman"/>
+                <w:color w:val="000000"/>
+                <w:sz w:val="21"/>
+                <w:szCs w:val="21"/>
+                <w:lang w:eastAsia="en-IN"/>
+              </w:rPr>
+              <w:t xml:space="preserve">                            </w:t>
+            </w:r>
+            <w:r>
+              <w:rPr>
+                <w:rFonts w:ascii="Consolas" w:eastAsia="Times New Roman" w:hAnsi="Consolas" w:cs="Times New Roman"/>
+                <w:color w:val="800000"/>
+                <w:sz w:val="21"/>
+                <w:szCs w:val="21"/>
+                <w:lang w:eastAsia="en-IN"/>
+              </w:rPr>
+              <w:t>&lt;th&gt;</w:t>
+            </w:r>
+            <w:r>
+              <w:rPr>
+                <w:rFonts w:ascii="Consolas" w:eastAsia="Times New Roman" w:hAnsi="Consolas" w:cs="Times New Roman"/>
+                <w:color w:val="000000"/>
+                <w:sz w:val="21"/>
+                <w:szCs w:val="21"/>
+                <w:lang w:eastAsia="en-IN"/>
+              </w:rPr>
+              <w:t>Year</w:t>
+            </w:r>
+            <w:r>
+              <w:rPr>
+                <w:rFonts w:ascii="Consolas" w:eastAsia="Times New Roman" w:hAnsi="Consolas" w:cs="Times New Roman"/>
+                <w:color w:val="800000"/>
+                <w:sz w:val="21"/>
+                <w:szCs w:val="21"/>
+                <w:lang w:eastAsia="en-IN"/>
+              </w:rPr>
+              <w:t>&lt;/th&gt;</w:t>
+            </w:r>
+          </w:p>
+          <w:p>
+            <w:pPr>
+              <w:shd w:val="clear" w:color="auto" w:fill="FFFFFF"/>
+              <w:spacing w:line="285" w:lineRule="atLeast"/>
+              <w:rPr>
+                <w:rFonts w:ascii="Consolas" w:eastAsia="Times New Roman" w:hAnsi="Consolas" w:cs="Times New Roman"/>
+                <w:color w:val="000000"/>
+                <w:sz w:val="21"/>
+                <w:szCs w:val="21"/>
+                <w:lang w:eastAsia="en-IN"/>
+              </w:rPr>
+            </w:pPr>
+            <w:r>
+              <w:rPr>
+                <w:rFonts w:ascii="Consolas" w:eastAsia="Times New Roman" w:hAnsi="Consolas" w:cs="Times New Roman"/>
+                <w:color w:val="000000"/>
+                <w:sz w:val="21"/>
+                <w:szCs w:val="21"/>
+                <w:lang w:eastAsia="en-IN"/>
+              </w:rPr>
+              <w:t xml:space="preserve">                            </w:t>
+            </w:r>
+            <w:r>
+              <w:rPr>
+                <w:rFonts w:ascii="Consolas" w:eastAsia="Times New Roman" w:hAnsi="Consolas" w:cs="Times New Roman"/>
+                <w:color w:val="800000"/>
+                <w:sz w:val="21"/>
+                <w:szCs w:val="21"/>
+                <w:lang w:eastAsia="en-IN"/>
+              </w:rPr>
+              <w:t>&lt;th&gt;</w:t>
+            </w:r>
+            <w:r>
+              <w:rPr>
+                <w:rFonts w:ascii="Consolas" w:eastAsia="Times New Roman" w:hAnsi="Consolas" w:cs="Times New Roman"/>
+                <w:color w:val="000000"/>
+                <w:sz w:val="21"/>
+                <w:szCs w:val="21"/>
+                <w:lang w:eastAsia="en-IN"/>
+              </w:rPr>
+              <w:t>Director</w:t>
+            </w:r>
+            <w:r>
+              <w:rPr>
+                <w:rFonts w:ascii="Consolas" w:eastAsia="Times New Roman" w:hAnsi="Consolas" w:cs="Times New Roman"/>
+                <w:color w:val="800000"/>
+                <w:sz w:val="21"/>
+                <w:szCs w:val="21"/>
+                <w:lang w:eastAsia="en-IN"/>
+              </w:rPr>
+              <w:t>&lt;/th&gt;</w:t>
+            </w:r>
+          </w:p>
+          <w:p>
+            <w:pPr>
+              <w:shd w:val="clear" w:color="auto" w:fill="FFFFFF"/>
+              <w:spacing w:line="285" w:lineRule="atLeast"/>
+              <w:rPr>
+                <w:rFonts w:ascii="Consolas" w:eastAsia="Times New Roman" w:hAnsi="Consolas" w:cs="Times New Roman"/>
+                <w:color w:val="000000"/>
+                <w:sz w:val="21"/>
+                <w:szCs w:val="21"/>
+                <w:lang w:eastAsia="en-IN"/>
+              </w:rPr>
+            </w:pPr>
+            <w:r>
+              <w:rPr>
+                <w:rFonts w:ascii="Consolas" w:eastAsia="Times New Roman" w:hAnsi="Consolas" w:cs="Times New Roman"/>
+                <w:color w:val="000000"/>
+                <w:sz w:val="21"/>
+                <w:szCs w:val="21"/>
+                <w:lang w:eastAsia="en-IN"/>
+              </w:rPr>
+              <w:t xml:space="preserve">                        </w:t>
+            </w:r>
+            <w:r>
+              <w:rPr>
+                <w:rFonts w:ascii="Consolas" w:eastAsia="Times New Roman" w:hAnsi="Consolas" w:cs="Times New Roman"/>
+                <w:color w:val="800000"/>
+                <w:sz w:val="21"/>
+                <w:szCs w:val="21"/>
+                <w:lang w:eastAsia="en-IN"/>
+              </w:rPr>
+              <w:t>&lt;/tr&gt;</w:t>
+            </w:r>
+            <w:bookmarkStart w:id="0" w:name="_GoBack"/>
+            <w:bookmarkEnd w:id="0"/>
+          </w:p>
+          <w:p>
+            <w:pPr>
+              <w:shd w:val="clear" w:color="auto" w:fill="FFFFFF"/>
+              <w:spacing w:line="285" w:lineRule="atLeast"/>
+              <w:rPr>
+                <w:rFonts w:ascii="Consolas" w:eastAsia="Times New Roman" w:hAnsi="Consolas" w:cs="Times New Roman"/>
+                <w:color w:val="000000"/>
+                <w:sz w:val="21"/>
+                <w:szCs w:val="21"/>
+                <w:lang w:eastAsia="en-IN"/>
+              </w:rPr>
+            </w:pPr>
+            <w:r>
+              <w:rPr>
+                <w:rFonts w:ascii="Consolas" w:eastAsia="Times New Roman" w:hAnsi="Consolas" w:cs="Times New Roman"/>
+                <w:color w:val="000000"/>
+                <w:sz w:val="21"/>
+                <w:szCs w:val="21"/>
+                <w:lang w:eastAsia="en-IN"/>
+              </w:rPr>
+              <w:t xml:space="preserve">                    </w:t>
+            </w:r>
+            <w:r>
+              <w:rPr>
+                <w:rFonts w:ascii="Consolas" w:eastAsia="Times New Roman" w:hAnsi="Consolas" w:cs="Times New Roman"/>
+                <w:color w:val="800000"/>
+                <w:sz w:val="21"/>
+                <w:szCs w:val="21"/>
+                <w:lang w:eastAsia="en-IN"/>
+              </w:rPr>
+              <w:t>&lt;/thead&gt;</w:t>
+            </w:r>
+          </w:p>
+          <w:p>
+            <w:pPr>
+              <w:shd w:val="clear" w:color="auto" w:fill="FFFFFF"/>
+              <w:spacing w:line="285" w:lineRule="atLeast"/>
+              <w:rPr>
+                <w:rFonts w:ascii="Consolas" w:eastAsia="Times New Roman" w:hAnsi="Consolas" w:cs="Times New Roman"/>
+                <w:color w:val="000000"/>
+                <w:sz w:val="21"/>
+                <w:szCs w:val="21"/>
+                <w:lang w:eastAsia="en-IN"/>
+              </w:rPr>
+            </w:pPr>
+            <w:r>
+              <w:rPr>
+                <w:rFonts w:ascii="Consolas" w:eastAsia="Times New Roman" w:hAnsi="Consolas" w:cs="Times New Roman"/>
+                <w:color w:val="000000"/>
+                <w:sz w:val="21"/>
+                <w:szCs w:val="21"/>
+                <w:lang w:eastAsia="en-IN"/>
+              </w:rPr>
+              <w:t xml:space="preserve">                    </w:t>
+            </w:r>
+            <w:r>
+              <w:rPr>
+                <w:rFonts w:ascii="Consolas" w:eastAsia="Times New Roman" w:hAnsi="Consolas" w:cs="Times New Roman"/>
+                <w:color w:val="800000"/>
+                <w:sz w:val="21"/>
+                <w:szCs w:val="21"/>
+                <w:lang w:eastAsia="en-IN"/>
+              </w:rPr>
+              <w:t>&lt;tbody&gt;</w:t>
+            </w:r>
+          </w:p>
+          <w:p>
+            <w:pPr>
+              <w:shd w:val="clear" w:color="auto" w:fill="FFFFFF"/>
+              <w:spacing w:line="285" w:lineRule="atLeast"/>
+              <w:rPr>
+                <w:rFonts w:ascii="Consolas" w:eastAsia="Times New Roman" w:hAnsi="Consolas" w:cs="Times New Roman"/>
+                <w:color w:val="000000"/>
+                <w:sz w:val="21"/>
+                <w:szCs w:val="21"/>
+                <w:lang w:eastAsia="en-IN"/>
+              </w:rPr>
+            </w:pPr>
+            <w:r>
+              <w:rPr>
+                <w:rFonts w:ascii="Consolas" w:eastAsia="Times New Roman" w:hAnsi="Consolas" w:cs="Times New Roman"/>
+                <w:color w:val="000000"/>
+                <w:sz w:val="21"/>
+                <w:szCs w:val="21"/>
+                <w:lang w:eastAsia="en-IN"/>
+              </w:rPr>
+              <w:t xml:space="preserve">                        </w:t>
+            </w:r>
+            <w:r>
+              <w:rPr>
+                <w:rFonts w:ascii="Consolas" w:eastAsia="Times New Roman" w:hAnsi="Consolas" w:cs="Times New Roman"/>
+                <w:color w:val="0000FF"/>
+                <w:sz w:val="21"/>
+                <w:szCs w:val="21"/>
+                <w:lang w:eastAsia="en-IN"/>
+              </w:rPr>
+              <w:t>{</w:t>
+            </w:r>
+          </w:p>
+          <w:p>
+            <w:pPr>
+              <w:shd w:val="clear" w:color="auto" w:fill="FFFFFF"/>
+              <w:spacing w:line="285" w:lineRule="atLeast"/>
+              <w:rPr>
+                <w:rFonts w:ascii="Consolas" w:eastAsia="Times New Roman" w:hAnsi="Consolas" w:cs="Times New Roman"/>
+                <w:color w:val="000000"/>
+                <w:sz w:val="21"/>
+                <w:szCs w:val="21"/>
+                <w:lang w:eastAsia="en-IN"/>
+              </w:rPr>
+            </w:pPr>
+            <w:r>
+              <w:rPr>
+                <w:rFonts w:ascii="Consolas" w:eastAsia="Times New Roman" w:hAnsi="Consolas" w:cs="Times New Roman"/>
+                <w:color w:val="000000"/>
+                <w:sz w:val="21"/>
+                <w:szCs w:val="21"/>
+                <w:lang w:eastAsia="en-IN"/>
+              </w:rPr>
+              <w:t xml:space="preserve">                            movies.map((e) </w:t>
+            </w:r>
+            <w:r>
+              <w:rPr>
+                <w:rFonts w:ascii="Consolas" w:eastAsia="Times New Roman" w:hAnsi="Consolas" w:cs="Times New Roman"/>
+                <w:color w:val="0000FF"/>
+                <w:sz w:val="21"/>
+                <w:szCs w:val="21"/>
+                <w:lang w:eastAsia="en-IN"/>
+              </w:rPr>
+              <w:t>=&gt;</w:t>
+            </w:r>
+            <w:r>
+              <w:rPr>
+                <w:rFonts w:ascii="Consolas" w:eastAsia="Times New Roman" w:hAnsi="Consolas" w:cs="Times New Roman"/>
+                <w:color w:val="000000"/>
+                <w:sz w:val="21"/>
+                <w:szCs w:val="21"/>
+                <w:lang w:eastAsia="en-IN"/>
+              </w:rPr>
+              <w:t xml:space="preserve"> {</w:t>
+            </w:r>
+          </w:p>
+          <w:p>
+            <w:pPr>
+              <w:shd w:val="clear" w:color="auto" w:fill="FFFFFF"/>
+              <w:spacing w:line="285" w:lineRule="atLeast"/>
+              <w:rPr>
+                <w:rFonts w:ascii="Consolas" w:eastAsia="Times New Roman" w:hAnsi="Consolas" w:cs="Times New Roman"/>
+                <w:color w:val="000000"/>
+                <w:sz w:val="21"/>
+                <w:szCs w:val="21"/>
+                <w:lang w:eastAsia="en-IN"/>
+              </w:rPr>
+            </w:pPr>
+            <w:r>
+              <w:rPr>
+                <w:rFonts w:ascii="Consolas" w:eastAsia="Times New Roman" w:hAnsi="Consolas" w:cs="Times New Roman"/>
+                <w:color w:val="000000"/>
+                <w:sz w:val="21"/>
+                <w:szCs w:val="21"/>
+                <w:lang w:eastAsia="en-IN"/>
+              </w:rPr>
+              <w:t xml:space="preserve">                                </w:t>
+            </w:r>
+            <w:r>
+              <w:rPr>
+                <w:rFonts w:ascii="Consolas" w:eastAsia="Times New Roman" w:hAnsi="Consolas" w:cs="Times New Roman"/>
+                <w:color w:val="0000FF"/>
+                <w:sz w:val="21"/>
+                <w:szCs w:val="21"/>
+                <w:lang w:eastAsia="en-IN"/>
+              </w:rPr>
+              <w:t>return</w:t>
+            </w:r>
+            <w:r>
+              <w:rPr>
+                <w:rFonts w:ascii="Consolas" w:eastAsia="Times New Roman" w:hAnsi="Consolas" w:cs="Times New Roman"/>
+                <w:color w:val="000000"/>
+                <w:sz w:val="21"/>
+                <w:szCs w:val="21"/>
+                <w:lang w:eastAsia="en-IN"/>
+              </w:rPr>
+              <w:t xml:space="preserve"> </w:t>
+            </w:r>
+            <w:r>
+              <w:rPr>
+                <w:rFonts w:ascii="Consolas" w:eastAsia="Times New Roman" w:hAnsi="Consolas" w:cs="Times New Roman"/>
+                <w:color w:val="800000"/>
+                <w:sz w:val="21"/>
+                <w:szCs w:val="21"/>
+                <w:lang w:eastAsia="en-IN"/>
+              </w:rPr>
+              <w:t>&lt;tr&gt;</w:t>
+            </w:r>
+          </w:p>
+          <w:p>
+            <w:pPr>
+              <w:shd w:val="clear" w:color="auto" w:fill="FFFFFF"/>
+              <w:spacing w:line="285" w:lineRule="atLeast"/>
+              <w:rPr>
+                <w:rFonts w:ascii="Consolas" w:eastAsia="Times New Roman" w:hAnsi="Consolas" w:cs="Times New Roman"/>
+                <w:color w:val="000000"/>
+                <w:sz w:val="21"/>
+                <w:szCs w:val="21"/>
+                <w:lang w:eastAsia="en-IN"/>
+              </w:rPr>
+            </w:pPr>
+            <w:r>
+              <w:rPr>
+                <w:rFonts w:ascii="Consolas" w:eastAsia="Times New Roman" w:hAnsi="Consolas" w:cs="Times New Roman"/>
+                <w:color w:val="000000"/>
+                <w:sz w:val="21"/>
+                <w:szCs w:val="21"/>
+                <w:lang w:eastAsia="en-IN"/>
+              </w:rPr>
+              <w:t xml:space="preserve">                                    </w:t>
+            </w:r>
+            <w:r>
+              <w:rPr>
+                <w:rFonts w:ascii="Consolas" w:eastAsia="Times New Roman" w:hAnsi="Consolas" w:cs="Times New Roman"/>
+                <w:color w:val="800000"/>
+                <w:sz w:val="21"/>
+                <w:szCs w:val="21"/>
+                <w:lang w:eastAsia="en-IN"/>
+              </w:rPr>
+              <w:t>&lt;td&gt;</w:t>
+            </w:r>
+            <w:r>
+              <w:rPr>
+                <w:rFonts w:ascii="Consolas" w:eastAsia="Times New Roman" w:hAnsi="Consolas" w:cs="Times New Roman"/>
+                <w:color w:val="0000FF"/>
+                <w:sz w:val="21"/>
+                <w:szCs w:val="21"/>
+                <w:lang w:eastAsia="en-IN"/>
+              </w:rPr>
+              <w:t>{</w:t>
+            </w:r>
+            <w:r>
+              <w:rPr>
+                <w:rFonts w:ascii="Consolas" w:eastAsia="Times New Roman" w:hAnsi="Consolas" w:cs="Times New Roman"/>
+                <w:color w:val="000000"/>
+                <w:sz w:val="21"/>
+                <w:szCs w:val="21"/>
+                <w:lang w:eastAsia="en-IN"/>
+              </w:rPr>
+              <w:t>e.id</w:t>
+            </w:r>
+            <w:r>
+              <w:rPr>
+                <w:rFonts w:ascii="Consolas" w:eastAsia="Times New Roman" w:hAnsi="Consolas" w:cs="Times New Roman"/>
+                <w:color w:val="0000FF"/>
+                <w:sz w:val="21"/>
+                <w:szCs w:val="21"/>
+                <w:lang w:eastAsia="en-IN"/>
+              </w:rPr>
+              <w:t>}</w:t>
+            </w:r>
+            <w:r>
+              <w:rPr>
+                <w:rFonts w:ascii="Consolas" w:eastAsia="Times New Roman" w:hAnsi="Consolas" w:cs="Times New Roman"/>
+                <w:color w:val="800000"/>
+                <w:sz w:val="21"/>
+                <w:szCs w:val="21"/>
+                <w:lang w:eastAsia="en-IN"/>
+              </w:rPr>
+              <w:t>&lt;/td&gt;</w:t>
+            </w:r>
+          </w:p>
+          <w:p>
+            <w:pPr>
+              <w:shd w:val="clear" w:color="auto" w:fill="FFFFFF"/>
+              <w:spacing w:line="285" w:lineRule="atLeast"/>
+              <w:rPr>
+                <w:rFonts w:ascii="Consolas" w:eastAsia="Times New Roman" w:hAnsi="Consolas" w:cs="Times New Roman"/>
+                <w:color w:val="000000"/>
+                <w:sz w:val="21"/>
+                <w:szCs w:val="21"/>
+                <w:lang w:eastAsia="en-IN"/>
+              </w:rPr>
+            </w:pPr>
+            <w:r>
+              <w:rPr>
+                <w:rFonts w:ascii="Consolas" w:eastAsia="Times New Roman" w:hAnsi="Consolas" w:cs="Times New Roman"/>
+                <w:color w:val="000000"/>
+                <w:sz w:val="21"/>
+                <w:szCs w:val="21"/>
+                <w:lang w:eastAsia="en-IN"/>
+              </w:rPr>
+              <w:lastRenderedPageBreak/>
+              <w:t xml:space="preserve">                                    </w:t>
+            </w:r>
+            <w:r>
+              <w:rPr>
+                <w:rFonts w:ascii="Consolas" w:eastAsia="Times New Roman" w:hAnsi="Consolas" w:cs="Times New Roman"/>
+                <w:color w:val="800000"/>
+                <w:sz w:val="21"/>
+                <w:szCs w:val="21"/>
+                <w:lang w:eastAsia="en-IN"/>
+              </w:rPr>
+              <w:t>&lt;td&gt;</w:t>
+            </w:r>
+            <w:r>
+              <w:rPr>
+                <w:rFonts w:ascii="Consolas" w:eastAsia="Times New Roman" w:hAnsi="Consolas" w:cs="Times New Roman"/>
+                <w:color w:val="0000FF"/>
+                <w:sz w:val="21"/>
+                <w:szCs w:val="21"/>
+                <w:lang w:eastAsia="en-IN"/>
+              </w:rPr>
+              <w:t>{</w:t>
+            </w:r>
+            <w:r>
+              <w:rPr>
+                <w:rFonts w:ascii="Consolas" w:eastAsia="Times New Roman" w:hAnsi="Consolas" w:cs="Times New Roman"/>
+                <w:color w:val="000000"/>
+                <w:sz w:val="21"/>
+                <w:szCs w:val="21"/>
+                <w:lang w:eastAsia="en-IN"/>
+              </w:rPr>
+              <w:t>e.title</w:t>
+            </w:r>
+            <w:r>
+              <w:rPr>
+                <w:rFonts w:ascii="Consolas" w:eastAsia="Times New Roman" w:hAnsi="Consolas" w:cs="Times New Roman"/>
+                <w:color w:val="0000FF"/>
+                <w:sz w:val="21"/>
+                <w:szCs w:val="21"/>
+                <w:lang w:eastAsia="en-IN"/>
+              </w:rPr>
+              <w:t>}</w:t>
+            </w:r>
+            <w:r>
+              <w:rPr>
+                <w:rFonts w:ascii="Consolas" w:eastAsia="Times New Roman" w:hAnsi="Consolas" w:cs="Times New Roman"/>
+                <w:color w:val="800000"/>
+                <w:sz w:val="21"/>
+                <w:szCs w:val="21"/>
+                <w:lang w:eastAsia="en-IN"/>
+              </w:rPr>
+              <w:t>&lt;/td&gt;</w:t>
+            </w:r>
+          </w:p>
+          <w:p>
+            <w:pPr>
+              <w:shd w:val="clear" w:color="auto" w:fill="FFFFFF"/>
+              <w:spacing w:line="285" w:lineRule="atLeast"/>
+              <w:rPr>
+                <w:rFonts w:ascii="Consolas" w:eastAsia="Times New Roman" w:hAnsi="Consolas" w:cs="Times New Roman"/>
+                <w:color w:val="000000"/>
+                <w:sz w:val="21"/>
+                <w:szCs w:val="21"/>
+                <w:lang w:eastAsia="en-IN"/>
+              </w:rPr>
+            </w:pPr>
+            <w:r>
+              <w:rPr>
+                <w:rFonts w:ascii="Consolas" w:eastAsia="Times New Roman" w:hAnsi="Consolas" w:cs="Times New Roman"/>
+                <w:color w:val="000000"/>
+                <w:sz w:val="21"/>
+                <w:szCs w:val="21"/>
+                <w:lang w:eastAsia="en-IN"/>
+              </w:rPr>
+              <w:t xml:space="preserve">                                    </w:t>
+            </w:r>
+            <w:r>
+              <w:rPr>
+                <w:rFonts w:ascii="Consolas" w:eastAsia="Times New Roman" w:hAnsi="Consolas" w:cs="Times New Roman"/>
+                <w:color w:val="800000"/>
+                <w:sz w:val="21"/>
+                <w:szCs w:val="21"/>
+                <w:lang w:eastAsia="en-IN"/>
+              </w:rPr>
+              <w:t>&lt;td&gt;</w:t>
+            </w:r>
+            <w:r>
+              <w:rPr>
+                <w:rFonts w:ascii="Consolas" w:eastAsia="Times New Roman" w:hAnsi="Consolas" w:cs="Times New Roman"/>
+                <w:color w:val="0000FF"/>
+                <w:sz w:val="21"/>
+                <w:szCs w:val="21"/>
+                <w:lang w:eastAsia="en-IN"/>
+              </w:rPr>
+              <w:t>{</w:t>
+            </w:r>
+            <w:r>
+              <w:rPr>
+                <w:rFonts w:ascii="Consolas" w:eastAsia="Times New Roman" w:hAnsi="Consolas" w:cs="Times New Roman"/>
+                <w:color w:val="000000"/>
+                <w:sz w:val="21"/>
+                <w:szCs w:val="21"/>
+                <w:lang w:eastAsia="en-IN"/>
+              </w:rPr>
+              <w:t>e.year</w:t>
+            </w:r>
+            <w:r>
+              <w:rPr>
+                <w:rFonts w:ascii="Consolas" w:eastAsia="Times New Roman" w:hAnsi="Consolas" w:cs="Times New Roman"/>
+                <w:color w:val="0000FF"/>
+                <w:sz w:val="21"/>
+                <w:szCs w:val="21"/>
+                <w:lang w:eastAsia="en-IN"/>
+              </w:rPr>
+              <w:t>}</w:t>
+            </w:r>
+            <w:r>
+              <w:rPr>
+                <w:rFonts w:ascii="Consolas" w:eastAsia="Times New Roman" w:hAnsi="Consolas" w:cs="Times New Roman"/>
+                <w:color w:val="800000"/>
+                <w:sz w:val="21"/>
+                <w:szCs w:val="21"/>
+                <w:lang w:eastAsia="en-IN"/>
+              </w:rPr>
+              <w:t>&lt;/td&gt;</w:t>
+            </w:r>
+          </w:p>
+          <w:p>
+            <w:pPr>
+              <w:shd w:val="clear" w:color="auto" w:fill="FFFFFF"/>
+              <w:spacing w:line="285" w:lineRule="atLeast"/>
+              <w:rPr>
+                <w:rFonts w:ascii="Consolas" w:eastAsia="Times New Roman" w:hAnsi="Consolas" w:cs="Times New Roman"/>
+                <w:color w:val="000000"/>
+                <w:sz w:val="21"/>
+                <w:szCs w:val="21"/>
+                <w:lang w:eastAsia="en-IN"/>
+              </w:rPr>
+            </w:pPr>
+            <w:r>
+              <w:rPr>
+                <w:rFonts w:ascii="Consolas" w:eastAsia="Times New Roman" w:hAnsi="Consolas" w:cs="Times New Roman"/>
+                <w:color w:val="000000"/>
+                <w:sz w:val="21"/>
+                <w:szCs w:val="21"/>
+                <w:lang w:eastAsia="en-IN"/>
+              </w:rPr>
+              <w:t xml:space="preserve">                                    </w:t>
+            </w:r>
+            <w:r>
+              <w:rPr>
+                <w:rFonts w:ascii="Consolas" w:eastAsia="Times New Roman" w:hAnsi="Consolas" w:cs="Times New Roman"/>
+                <w:color w:val="800000"/>
+                <w:sz w:val="21"/>
+                <w:szCs w:val="21"/>
+                <w:lang w:eastAsia="en-IN"/>
+              </w:rPr>
+              <w:t>&lt;td&gt;</w:t>
+            </w:r>
+            <w:r>
+              <w:rPr>
+                <w:rFonts w:ascii="Consolas" w:eastAsia="Times New Roman" w:hAnsi="Consolas" w:cs="Times New Roman"/>
+                <w:color w:val="0000FF"/>
+                <w:sz w:val="21"/>
+                <w:szCs w:val="21"/>
+                <w:lang w:eastAsia="en-IN"/>
+              </w:rPr>
+              <w:t>{</w:t>
+            </w:r>
+            <w:r>
+              <w:rPr>
+                <w:rFonts w:ascii="Consolas" w:eastAsia="Times New Roman" w:hAnsi="Consolas" w:cs="Times New Roman"/>
+                <w:color w:val="000000"/>
+                <w:sz w:val="21"/>
+                <w:szCs w:val="21"/>
+                <w:lang w:eastAsia="en-IN"/>
+              </w:rPr>
+              <w:t>e.director</w:t>
+            </w:r>
+            <w:r>
+              <w:rPr>
+                <w:rFonts w:ascii="Consolas" w:eastAsia="Times New Roman" w:hAnsi="Consolas" w:cs="Times New Roman"/>
+                <w:color w:val="0000FF"/>
+                <w:sz w:val="21"/>
+                <w:szCs w:val="21"/>
+                <w:lang w:eastAsia="en-IN"/>
+              </w:rPr>
+              <w:t>}</w:t>
+            </w:r>
+            <w:r>
+              <w:rPr>
+                <w:rFonts w:ascii="Consolas" w:eastAsia="Times New Roman" w:hAnsi="Consolas" w:cs="Times New Roman"/>
+                <w:color w:val="800000"/>
+                <w:sz w:val="21"/>
+                <w:szCs w:val="21"/>
+                <w:lang w:eastAsia="en-IN"/>
+              </w:rPr>
+              <w:t>&lt;/td&gt;</w:t>
+            </w:r>
+          </w:p>
+          <w:p>
+            <w:pPr>
+              <w:shd w:val="clear" w:color="auto" w:fill="FFFFFF"/>
+              <w:spacing w:line="285" w:lineRule="atLeast"/>
+              <w:rPr>
+                <w:rFonts w:ascii="Consolas" w:eastAsia="Times New Roman" w:hAnsi="Consolas" w:cs="Times New Roman"/>
+                <w:color w:val="000000"/>
+                <w:sz w:val="21"/>
+                <w:szCs w:val="21"/>
+                <w:lang w:eastAsia="en-IN"/>
+              </w:rPr>
+            </w:pPr>
+          </w:p>
+          <w:p>
+            <w:pPr>
+              <w:shd w:val="clear" w:color="auto" w:fill="FFFFFF"/>
+              <w:spacing w:line="285" w:lineRule="atLeast"/>
+              <w:rPr>
+                <w:rFonts w:ascii="Consolas" w:eastAsia="Times New Roman" w:hAnsi="Consolas" w:cs="Times New Roman"/>
+                <w:color w:val="000000"/>
+                <w:sz w:val="21"/>
+                <w:szCs w:val="21"/>
+                <w:lang w:eastAsia="en-IN"/>
+              </w:rPr>
+            </w:pPr>
+            <w:r>
+              <w:rPr>
+                <w:rFonts w:ascii="Consolas" w:eastAsia="Times New Roman" w:hAnsi="Consolas" w:cs="Times New Roman"/>
+                <w:color w:val="000000"/>
+                <w:sz w:val="21"/>
+                <w:szCs w:val="21"/>
+                <w:lang w:eastAsia="en-IN"/>
+              </w:rPr>
+              <w:t xml:space="preserve">                                </w:t>
+            </w:r>
+            <w:r>
+              <w:rPr>
+                <w:rFonts w:ascii="Consolas" w:eastAsia="Times New Roman" w:hAnsi="Consolas" w:cs="Times New Roman"/>
+                <w:color w:val="800000"/>
+                <w:sz w:val="21"/>
+                <w:szCs w:val="21"/>
+                <w:lang w:eastAsia="en-IN"/>
+              </w:rPr>
+              <w:t>&lt;/tr&gt;</w:t>
+            </w:r>
+          </w:p>
+          <w:p>
+            <w:pPr>
+              <w:shd w:val="clear" w:color="auto" w:fill="FFFFFF"/>
+              <w:spacing w:line="285" w:lineRule="atLeast"/>
+              <w:rPr>
+                <w:rFonts w:ascii="Consolas" w:eastAsia="Times New Roman" w:hAnsi="Consolas" w:cs="Times New Roman"/>
+                <w:color w:val="000000"/>
+                <w:sz w:val="21"/>
+                <w:szCs w:val="21"/>
+                <w:lang w:eastAsia="en-IN"/>
+              </w:rPr>
+            </w:pPr>
+            <w:r>
+              <w:rPr>
+                <w:rFonts w:ascii="Consolas" w:eastAsia="Times New Roman" w:hAnsi="Consolas" w:cs="Times New Roman"/>
+                <w:color w:val="000000"/>
+                <w:sz w:val="21"/>
+                <w:szCs w:val="21"/>
+                <w:lang w:eastAsia="en-IN"/>
+              </w:rPr>
+              <w:t>                            })</w:t>
+            </w:r>
+          </w:p>
+          <w:p>
+            <w:pPr>
+              <w:shd w:val="clear" w:color="auto" w:fill="FFFFFF"/>
+              <w:spacing w:line="285" w:lineRule="atLeast"/>
+              <w:rPr>
+                <w:rFonts w:ascii="Consolas" w:eastAsia="Times New Roman" w:hAnsi="Consolas" w:cs="Times New Roman"/>
+                <w:color w:val="000000"/>
+                <w:sz w:val="21"/>
+                <w:szCs w:val="21"/>
+                <w:lang w:eastAsia="en-IN"/>
+              </w:rPr>
+            </w:pPr>
+            <w:r>
+              <w:rPr>
+                <w:rFonts w:ascii="Consolas" w:eastAsia="Times New Roman" w:hAnsi="Consolas" w:cs="Times New Roman"/>
+                <w:color w:val="000000"/>
+                <w:sz w:val="21"/>
+                <w:szCs w:val="21"/>
+                <w:lang w:eastAsia="en-IN"/>
+              </w:rPr>
+              <w:t xml:space="preserve">                        </w:t>
+            </w:r>
+            <w:r>
+              <w:rPr>
+                <w:rFonts w:ascii="Consolas" w:eastAsia="Times New Roman" w:hAnsi="Consolas" w:cs="Times New Roman"/>
+                <w:color w:val="0000FF"/>
+                <w:sz w:val="21"/>
+                <w:szCs w:val="21"/>
+                <w:lang w:eastAsia="en-IN"/>
+              </w:rPr>
+              <w:t>}</w:t>
+            </w:r>
+          </w:p>
+          <w:p>
+            <w:pPr>
+              <w:shd w:val="clear" w:color="auto" w:fill="FFFFFF"/>
+              <w:spacing w:line="285" w:lineRule="atLeast"/>
+              <w:rPr>
+                <w:rFonts w:ascii="Consolas" w:eastAsia="Times New Roman" w:hAnsi="Consolas" w:cs="Times New Roman"/>
+                <w:color w:val="000000"/>
+                <w:sz w:val="21"/>
+                <w:szCs w:val="21"/>
+                <w:lang w:eastAsia="en-IN"/>
+              </w:rPr>
+            </w:pPr>
+            <w:r>
+              <w:rPr>
+                <w:rFonts w:ascii="Consolas" w:eastAsia="Times New Roman" w:hAnsi="Consolas" w:cs="Times New Roman"/>
+                <w:color w:val="000000"/>
+                <w:sz w:val="21"/>
+                <w:szCs w:val="21"/>
+                <w:lang w:eastAsia="en-IN"/>
+              </w:rPr>
+              <w:t xml:space="preserve">                    </w:t>
+            </w:r>
+            <w:r>
+              <w:rPr>
+                <w:rFonts w:ascii="Consolas" w:eastAsia="Times New Roman" w:hAnsi="Consolas" w:cs="Times New Roman"/>
+                <w:color w:val="800000"/>
+                <w:sz w:val="21"/>
+                <w:szCs w:val="21"/>
+                <w:lang w:eastAsia="en-IN"/>
+              </w:rPr>
+              <w:t>&lt;/tbody&gt;</w:t>
+            </w:r>
+          </w:p>
+          <w:p>
+            <w:pPr>
+              <w:shd w:val="clear" w:color="auto" w:fill="FFFFFF"/>
+              <w:spacing w:line="285" w:lineRule="atLeast"/>
+              <w:rPr>
+                <w:rFonts w:ascii="Consolas" w:eastAsia="Times New Roman" w:hAnsi="Consolas" w:cs="Times New Roman"/>
+                <w:color w:val="000000"/>
+                <w:sz w:val="21"/>
+                <w:szCs w:val="21"/>
+                <w:lang w:eastAsia="en-IN"/>
+              </w:rPr>
+            </w:pPr>
+            <w:r>
+              <w:rPr>
+                <w:rFonts w:ascii="Consolas" w:eastAsia="Times New Roman" w:hAnsi="Consolas" w:cs="Times New Roman"/>
+                <w:color w:val="000000"/>
+                <w:sz w:val="21"/>
+                <w:szCs w:val="21"/>
+                <w:lang w:eastAsia="en-IN"/>
+              </w:rPr>
+              <w:t xml:space="preserve">                </w:t>
+            </w:r>
+            <w:r>
+              <w:rPr>
+                <w:rFonts w:ascii="Consolas" w:eastAsia="Times New Roman" w:hAnsi="Consolas" w:cs="Times New Roman"/>
+                <w:color w:val="800000"/>
+                <w:sz w:val="21"/>
+                <w:szCs w:val="21"/>
+                <w:lang w:eastAsia="en-IN"/>
+              </w:rPr>
+              <w:t>&lt;/table&gt;</w:t>
+            </w:r>
+          </w:p>
+          <w:p>
+            <w:pPr>
+              <w:pStyle w:val="blue"/>
+            </w:pPr>
+          </w:p>
+        </w:tc>
+        <w:tc>
+          <w:tcPr>
+            <w:tcW w:w="11515" w:type="dxa"/>
+          </w:tcPr>
+          <w:p>
+            <w:pPr>
+              <w:pStyle w:val="blue"/>
+            </w:pPr>
+            <w:r>
+              <w:rPr>
+                <w:noProof/>
+                <w:lang w:eastAsia="en-IN"/>
+              </w:rPr>
+              <w:lastRenderedPageBreak/>
+              <w:drawing>
+                <wp:inline distT="0" distB="0" distL="0" distR="0" wp14:anchorId="6D968E4F" wp14:editId="7DDF5194">
+                  <wp:extent cx="5124450" cy="1838325"/>
+                  <wp:effectExtent l="0" t="0" r="0" b="9525"/>
+                  <wp:docPr id="2" name="Picture 2"/>
+                  <wp:cNvGraphicFramePr>
+                    <a:graphicFrameLocks xmlns:a="http://schemas.openxmlformats.org/drawingml/2006/main" noChangeAspect="1"/>
+                  </wp:cNvGraphicFramePr>
+                  <a:graphic xmlns:a="http://schemas.openxmlformats.org/drawingml/2006/main">
+                    <a:graphicData uri="http://schemas.openxmlformats.org/drawingml/2006/picture">
+                      <pic:pic xmlns:pic="http://schemas.openxmlformats.org/drawingml/2006/picture">
+                        <pic:nvPicPr>
+                          <pic:cNvPr id="1" name=""/>
+                          <pic:cNvPicPr/>
+                        </pic:nvPicPr>
+                        <pic:blipFill>
+                          <a:blip r:embed="rId10"/>
+                          <a:stretch>
+                            <a:fillRect/>
+                          </a:stretch>
+                        </pic:blipFill>
+                        <pic:spPr>
+                          <a:xfrm>
+                            <a:off x="0" y="0"/>
+                            <a:ext cx="5124450" cy="1838325"/>
+                          </a:xfrm>
+                          <a:prstGeom prst="rect">
+                            <a:avLst/>
+                          </a:prstGeom>
+                        </pic:spPr>
+                      </pic:pic>
+                    </a:graphicData>
+                  </a:graphic>
+                </wp:inline>
+              </w:drawing>
+            </w:r>
+          </w:p>
+          <w:p>
+            <w:pPr>
+              <w:pStyle w:val="blue"/>
+            </w:pPr>
+          </w:p>
+        </w:tc>
+      </w:tr>
+    </w:tbl>
+    <w:p>
+      <w:pPr>
+        <w:pStyle w:val="blue"/>
+      </w:pPr>
+    </w:p>
+    <w:p>
+      <w:pPr>
         <w:pStyle w:val="h2-yel"/>
       </w:pPr>
       <w:r>
@@ -2523,7 +3789,7 @@
                           <pic:cNvPicPr/>
                         </pic:nvPicPr>
                         <pic:blipFill>
-                          <a:blip r:embed="rId10"/>
+                          <a:blip r:embed="rId11"/>
                           <a:stretch>
                             <a:fillRect/>
                           </a:stretch>
@@ -12368,6 +13634,7 @@
   <w:style w:type="character" w:default="1" w:styleId="DefaultParagraphFont">
     <w:name w:val="Default Paragraph Font"/>
     <w:uiPriority w:val="1"/>
+    <w:semiHidden/>
     <w:unhideWhenUsed/>
   </w:style>
   <w:style w:type="table" w:default="1" w:styleId="TableNormal">
@@ -14566,7 +15833,7 @@
 </file>
 
 <file path=customXml/itemProps1.xml><?xml version="1.0" encoding="utf-8"?>
-<ds:datastoreItem xmlns:ds="http://schemas.openxmlformats.org/officeDocument/2006/customXml" ds:itemID="{09EDCCC3-5461-4EAD-BD65-5E374F2F805A}">
+<ds:datastoreItem xmlns:ds="http://schemas.openxmlformats.org/officeDocument/2006/customXml" ds:itemID="{B9E0938F-D9FC-4FAC-9927-F4982C54703F}">
   <ds:schemaRefs>
     <ds:schemaRef ds:uri="http://schemas.openxmlformats.org/officeDocument/2006/bibliography"/>
   </ds:schemaRefs>

--- a/2.Bootstrap/1.bootstrap.docx
+++ b/2.Bootstrap/1.bootstrap.docx
@@ -16,6 +16,25 @@
           <w:lang w:val="en-US"/>
         </w:rPr>
       </w:pPr>
+      <w:r>
+        <w:rPr>
+          <w:lang w:val="en-US"/>
+        </w:rPr>
+        <w:t>&lt;Head&gt;</w:t>
+      </w:r>
+    </w:p>
+    <w:p>
+      <w:pPr>
+        <w:rPr>
+          <w:lang w:val="en-US"/>
+        </w:rPr>
+      </w:pPr>
+      <w:r>
+        <w:rPr>
+          <w:lang w:val="en-US"/>
+        </w:rPr>
+        <w:t xml:space="preserve">           </w:t>
+      </w:r>
       <w:r>
         <w:rPr>
           <w:lang w:val="en-US"/>
@@ -33,39 +52,141 @@
         <w:rPr>
           <w:lang w:val="en-US"/>
         </w:rPr>
-        <w:t>integrity="sha384-sRIl4kxILFvY47J16cr9ZwB07vP4J8+LH7qKQnuqkuIAvNWLzeN8tE5YBujZqJLB" crossorigin="anonymous"&gt;</w:t>
-      </w:r>
-    </w:p>
-    <w:p>
-      <w:pPr>
-        <w:rPr>
-          <w:lang w:val="en-US"/>
-        </w:rPr>
-      </w:pPr>
-      <w:r>
-        <w:rPr>
-          <w:lang w:val="en-US"/>
-        </w:rPr>
-        <w:t xml:space="preserve">Famous classes </w:t>
+        <w:t xml:space="preserve">                   </w:t>
       </w:r>
       <w:r>
         <w:rPr>
           <w:lang w:val="en-US"/>
         </w:rPr>
-        <w:sym w:font="Wingdings" w:char="F0E0"/>
+        <w:t>integrity="sha384-sRIl4kxILFvY47J16cr9ZwB07vP4J8+LH7qKQnuqkuIAvNWLzeN8tE5YBujZqJLB" crossorigin="anonymous"&gt;</w:t>
       </w:r>
-      <w:r>
+    </w:p>
+    <w:p>
+      <w:pPr>
         <w:rPr>
           <w:lang w:val="en-US"/>
         </w:rPr>
-        <w:t xml:space="preserve"> container</w:t>
-      </w:r>
-      <w:r>
+      </w:pPr>
+    </w:p>
+    <w:tbl>
+      <w:tblPr>
+        <w:tblStyle w:val="TableGrid"/>
+        <w:tblW w:w="0" w:type="auto"/>
+        <w:tblLook w:val="04A0" w:firstRow="1" w:lastRow="0" w:firstColumn="1" w:lastColumn="0" w:noHBand="0" w:noVBand="1"/>
+      </w:tblPr>
+      <w:tblGrid>
+        <w:gridCol w:w="11515"/>
+        <w:gridCol w:w="11515"/>
+      </w:tblGrid>
+      <w:tr>
+        <w:tc>
+          <w:tcPr>
+            <w:tcW w:w="11515" w:type="dxa"/>
+          </w:tcPr>
+          <w:p>
+            <w:pPr>
+              <w:rPr>
+                <w:lang w:val="en-US"/>
+              </w:rPr>
+            </w:pPr>
+            <w:r>
+              <w:rPr>
+                <w:lang w:val="en-US"/>
+              </w:rPr>
+              <w:t xml:space="preserve">how to include a css file from html </w:t>
+            </w:r>
+          </w:p>
+          <w:p>
+            <w:pPr>
+              <w:rPr>
+                <w:lang w:val="en-US"/>
+              </w:rPr>
+            </w:pPr>
+            <w:r>
+              <w:rPr>
+                <w:rStyle w:val="o"/>
+              </w:rPr>
+              <w:t>&lt;head&gt;</w:t>
+            </w:r>
+            <w:r>
+              <w:t xml:space="preserve"> </w:t>
+            </w:r>
+            <w:r>
+              <w:rPr>
+                <w:rStyle w:val="o"/>
+              </w:rPr>
+              <w:t>&lt;link</w:t>
+            </w:r>
+            <w:r>
+              <w:t xml:space="preserve"> </w:t>
+            </w:r>
+            <w:r>
+              <w:rPr>
+                <w:rStyle w:val="n"/>
+              </w:rPr>
+              <w:t>rel</w:t>
+            </w:r>
+            <w:r>
+              <w:rPr>
+                <w:rStyle w:val="g"/>
+              </w:rPr>
+              <w:t>=</w:t>
+            </w:r>
+            <w:r>
+              <w:rPr>
+                <w:rStyle w:val="k"/>
+              </w:rPr>
+              <w:t>"stylesheet"</w:t>
+            </w:r>
+            <w:r>
+              <w:t xml:space="preserve"> </w:t>
+            </w:r>
+            <w:r>
+              <w:rPr>
+                <w:rStyle w:val="n"/>
+              </w:rPr>
+              <w:t>href</w:t>
+            </w:r>
+            <w:r>
+              <w:rPr>
+                <w:rStyle w:val="g"/>
+              </w:rPr>
+              <w:t>=</w:t>
+            </w:r>
+            <w:r>
+              <w:rPr>
+                <w:rStyle w:val="k"/>
+              </w:rPr>
+              <w:t>"style.css"</w:t>
+            </w:r>
+            <w:r>
+              <w:rPr>
+                <w:rStyle w:val="o"/>
+              </w:rPr>
+              <w:t>&gt;</w:t>
+            </w:r>
+          </w:p>
+        </w:tc>
+        <w:tc>
+          <w:tcPr>
+            <w:tcW w:w="11515" w:type="dxa"/>
+          </w:tcPr>
+          <w:p>
+            <w:pPr>
+              <w:rPr>
+                <w:lang w:val="en-US"/>
+              </w:rPr>
+            </w:pPr>
+          </w:p>
+        </w:tc>
+      </w:tr>
+    </w:tbl>
+    <w:p>
+      <w:pPr>
         <w:rPr>
           <w:lang w:val="en-US"/>
         </w:rPr>
-        <w:t xml:space="preserve">, </w:t>
-      </w:r>
+      </w:pPr>
     </w:p>
     <w:p>
       <w:pPr>
@@ -98,6 +219,20 @@
             </w:pPr>
             <w:r>
               <w:t>3. Form Control</w:t>
+            </w:r>
+          </w:p>
+          <w:p>
+            <w:pPr>
+              <w:pStyle w:val="grey-gra"/>
+              <w:rPr>
+                <w:lang w:val="en-US"/>
+              </w:rPr>
+            </w:pPr>
+            <w:r>
+              <w:rPr>
+                <w:lang w:val="en-US"/>
+              </w:rPr>
+              <w:t xml:space="preserve">with this form-control, text box will be highlighed </w:t>
             </w:r>
           </w:p>
           <w:p>
@@ -383,19 +518,6 @@
                 <w:lang w:val="en-US"/>
               </w:rPr>
             </w:pPr>
-            <w:r>
-              <w:rPr>
-                <w:lang w:val="en-US"/>
-              </w:rPr>
-              <w:t xml:space="preserve">with this form-control, text box will be highlighed </w:t>
-            </w:r>
-          </w:p>
-          <w:p>
-            <w:pPr>
-              <w:rPr>
-                <w:lang w:val="en-US"/>
-              </w:rPr>
-            </w:pPr>
           </w:p>
         </w:tc>
         <w:tc>
@@ -407,6 +529,7 @@
               <w:pStyle w:val="grey-gra"/>
             </w:pPr>
             <w:r>
+              <w:lastRenderedPageBreak/>
               <w:t>4. Input Group</w:t>
             </w:r>
           </w:p>
@@ -863,6 +986,7 @@
                 <w:noProof/>
                 <w:lang w:eastAsia="en-IN"/>
               </w:rPr>
+              <w:lastRenderedPageBreak/>
               <w:drawing>
                 <wp:inline distT="0" distB="0" distL="0" distR="0" wp14:anchorId="41D93962" wp14:editId="6D138FBC">
                   <wp:extent cx="1247775" cy="1076325"/>
@@ -977,6 +1101,7 @@
               <w:pStyle w:val="grey-gra"/>
             </w:pPr>
             <w:r>
+              <w:lastRenderedPageBreak/>
               <w:t>5. Buttons</w:t>
             </w:r>
           </w:p>
@@ -1153,6 +1278,7 @@
                 <w:szCs w:val="21"/>
                 <w:lang w:eastAsia="en-IN"/>
               </w:rPr>
+              <w:lastRenderedPageBreak/>
               <w:t>&lt;button</w:t>
             </w:r>
             <w:r>
@@ -1311,7 +1437,6 @@
         <w:pStyle w:val="h3-blue1"/>
       </w:pPr>
       <w:r>
-        <w:lastRenderedPageBreak/>
         <w:t>Margin, width</w:t>
       </w:r>
     </w:p>
@@ -1516,6 +1641,12 @@
             </w:r>
           </w:p>
           <w:p>
+            <w:r>
+              <w:lastRenderedPageBreak/>
+              <w:t>m-auto for center</w:t>
+            </w:r>
+          </w:p>
+          <w:p>
             <w:pPr>
               <w:rPr>
                 <w:lang w:val="en-US"/>
@@ -1538,6 +1669,7 @@
               <w:rPr>
                 <w:lang w:val="en-US"/>
               </w:rPr>
+              <w:lastRenderedPageBreak/>
               <w:t xml:space="preserve"> </w:t>
             </w:r>
             <w:r>
@@ -1722,6 +1854,26 @@
                 <w:lang w:val="en-US"/>
               </w:rPr>
               <w:t>see for this I applied width=25%</w:t>
+            </w:r>
+          </w:p>
+          <w:p>
+            <w:pPr>
+              <w:rPr>
+                <w:lang w:val="en-US"/>
+              </w:rPr>
+            </w:pPr>
+          </w:p>
+          <w:p>
+            <w:pPr>
+              <w:rPr>
+                <w:lang w:val="en-US"/>
+              </w:rPr>
+            </w:pPr>
+            <w:r>
+              <w:rPr>
+                <w:lang w:val="en-US"/>
+              </w:rPr>
+              <w:t>w-100 means it will occupy full width</w:t>
             </w:r>
           </w:p>
         </w:tc>
@@ -2306,6 +2458,7 @@
         <w:pStyle w:val="h2-yello"/>
       </w:pPr>
       <w:r>
+        <w:lastRenderedPageBreak/>
         <w:t>Tables</w:t>
       </w:r>
     </w:p>
@@ -2840,8 +2993,6 @@
               </w:rPr>
               <w:t>&lt;/tr&gt;</w:t>
             </w:r>
-            <w:bookmarkStart w:id="0" w:name="_GoBack"/>
-            <w:bookmarkEnd w:id="0"/>
           </w:p>
           <w:p>
             <w:pPr>
@@ -3131,7 +3282,6 @@
                 <w:szCs w:val="21"/>
                 <w:lang w:eastAsia="en-IN"/>
               </w:rPr>
-              <w:lastRenderedPageBreak/>
               <w:t xml:space="preserve">                                    </w:t>
             </w:r>
             <w:r>
@@ -3516,9 +3666,8 @@
             <w:r>
               <w:rPr>
                 <w:noProof/>
-                <w:lang w:eastAsia="en-IN"/>
-              </w:rPr>
-              <w:lastRenderedPageBreak/>
+                <w:lang w:val="en-IN" w:eastAsia="en-IN"/>
+              </w:rPr>
               <w:drawing>
                 <wp:inline distT="0" distB="0" distL="0" distR="0" wp14:anchorId="6D968E4F" wp14:editId="7DDF5194">
                   <wp:extent cx="5124450" cy="1838325"/>
@@ -3574,6 +3723,7 @@
         <w:pStyle w:val="h2-yel"/>
       </w:pPr>
       <w:r>
+        <w:lastRenderedPageBreak/>
         <w:t>Misc classes</w:t>
       </w:r>
     </w:p>
@@ -3584,14 +3734,1259 @@
         <w:tblLook w:val="04A0" w:firstRow="1" w:lastRow="0" w:firstColumn="1" w:lastColumn="0" w:noHBand="0" w:noVBand="1"/>
       </w:tblPr>
       <w:tblGrid>
-        <w:gridCol w:w="11515"/>
-        <w:gridCol w:w="11515"/>
+        <w:gridCol w:w="7676"/>
+        <w:gridCol w:w="7677"/>
+        <w:gridCol w:w="7677"/>
       </w:tblGrid>
       <w:tr>
         <w:tc>
           <w:tcPr>
-            <w:tcW w:w="11515" w:type="dxa"/>
+            <w:tcW w:w="7676" w:type="dxa"/>
           </w:tcPr>
+          <w:p>
+            <w:pPr>
+              <w:pStyle w:val="Heading1"/>
+              <w:outlineLvl w:val="0"/>
+            </w:pPr>
+            <w:r>
+              <w:rPr>
+                <w:lang w:val="en-US"/>
+              </w:rPr>
+              <w:t xml:space="preserve">Famous classes </w:t>
+            </w:r>
+            <w:r>
+              <w:rPr>
+                <w:lang w:val="en-US"/>
+              </w:rPr>
+              <w:sym w:font="Wingdings" w:char="F0E0"/>
+            </w:r>
+            <w:r>
+              <w:rPr>
+                <w:lang w:val="en-US"/>
+              </w:rPr>
+              <w:t xml:space="preserve"> container,</w:t>
+            </w:r>
+          </w:p>
+          <w:p>
+            <w:pPr>
+              <w:pStyle w:val="Heading1"/>
+              <w:rPr>
+                <w:color w:val="auto"/>
+                <w:sz w:val="48"/>
+              </w:rPr>
+            </w:pPr>
+            <w:r>
+              <w:t>1. Heading Classes</w:t>
+            </w:r>
+          </w:p>
+          <w:p>
+            <w:pPr>
+              <w:pStyle w:val="NormalWeb"/>
+            </w:pPr>
+            <w:r>
+              <w:t xml:space="preserve">Even if you use a </w:t>
+            </w:r>
+            <w:r>
+              <w:rPr>
+                <w:rStyle w:val="HTMLCode"/>
+                <w:rFonts w:eastAsiaTheme="majorEastAsia"/>
+              </w:rPr>
+              <w:t>&lt;div&gt;</w:t>
+            </w:r>
+            <w:r>
+              <w:t>, you can make it look like a heading.</w:t>
+            </w:r>
+          </w:p>
+          <w:p>
+            <w:pPr>
+              <w:pStyle w:val="HTMLPreformatted"/>
+              <w:rPr>
+                <w:rStyle w:val="HTMLCode"/>
+                <w:rFonts w:eastAsiaTheme="majorEastAsia"/>
+              </w:rPr>
+            </w:pPr>
+            <w:r>
+              <w:rPr>
+                <w:rStyle w:val="o"/>
+                <w:rFonts w:eastAsiaTheme="majorEastAsia"/>
+              </w:rPr>
+              <w:t>&lt;div</w:t>
+            </w:r>
+            <w:r>
+              <w:rPr>
+                <w:rStyle w:val="HTMLCode"/>
+                <w:rFonts w:eastAsiaTheme="majorEastAsia"/>
+              </w:rPr>
+              <w:t xml:space="preserve"> </w:t>
+            </w:r>
+            <w:r>
+              <w:rPr>
+                <w:rStyle w:val="n"/>
+              </w:rPr>
+              <w:t>class</w:t>
+            </w:r>
+            <w:r>
+              <w:rPr>
+                <w:rStyle w:val="g"/>
+                <w:rFonts w:eastAsiaTheme="majorEastAsia"/>
+              </w:rPr>
+              <w:t>=</w:t>
+            </w:r>
+            <w:r>
+              <w:rPr>
+                <w:rStyle w:val="k"/>
+              </w:rPr>
+              <w:t>"h1"</w:t>
+            </w:r>
+            <w:r>
+              <w:rPr>
+                <w:rStyle w:val="o"/>
+                <w:rFonts w:eastAsiaTheme="majorEastAsia"/>
+              </w:rPr>
+              <w:t>&gt;</w:t>
+            </w:r>
+            <w:r>
+              <w:rPr>
+                <w:rStyle w:val="HTMLCode"/>
+                <w:rFonts w:eastAsiaTheme="majorEastAsia"/>
+              </w:rPr>
+              <w:t>Heading 1</w:t>
+            </w:r>
+            <w:r>
+              <w:rPr>
+                <w:rStyle w:val="o"/>
+                <w:rFonts w:eastAsiaTheme="majorEastAsia"/>
+              </w:rPr>
+              <w:t>&lt;/div&gt;</w:t>
+            </w:r>
+          </w:p>
+          <w:p>
+            <w:pPr>
+              <w:pStyle w:val="HTMLPreformatted"/>
+              <w:rPr>
+                <w:rStyle w:val="HTMLCode"/>
+                <w:rFonts w:eastAsiaTheme="majorEastAsia"/>
+              </w:rPr>
+            </w:pPr>
+            <w:r>
+              <w:rPr>
+                <w:rStyle w:val="o"/>
+                <w:rFonts w:eastAsiaTheme="majorEastAsia"/>
+              </w:rPr>
+              <w:t>&lt;div</w:t>
+            </w:r>
+            <w:r>
+              <w:rPr>
+                <w:rStyle w:val="HTMLCode"/>
+                <w:rFonts w:eastAsiaTheme="majorEastAsia"/>
+              </w:rPr>
+              <w:t xml:space="preserve"> </w:t>
+            </w:r>
+            <w:r>
+              <w:rPr>
+                <w:rStyle w:val="n"/>
+              </w:rPr>
+              <w:t>class</w:t>
+            </w:r>
+            <w:r>
+              <w:rPr>
+                <w:rStyle w:val="g"/>
+                <w:rFonts w:eastAsiaTheme="majorEastAsia"/>
+              </w:rPr>
+              <w:t>=</w:t>
+            </w:r>
+            <w:r>
+              <w:rPr>
+                <w:rStyle w:val="k"/>
+              </w:rPr>
+              <w:t>"h2"</w:t>
+            </w:r>
+            <w:r>
+              <w:rPr>
+                <w:rStyle w:val="o"/>
+                <w:rFonts w:eastAsiaTheme="majorEastAsia"/>
+              </w:rPr>
+              <w:t>&gt;</w:t>
+            </w:r>
+            <w:r>
+              <w:rPr>
+                <w:rStyle w:val="HTMLCode"/>
+                <w:rFonts w:eastAsiaTheme="majorEastAsia"/>
+              </w:rPr>
+              <w:t>Heading 2</w:t>
+            </w:r>
+            <w:r>
+              <w:rPr>
+                <w:rStyle w:val="o"/>
+                <w:rFonts w:eastAsiaTheme="majorEastAsia"/>
+              </w:rPr>
+              <w:t>&lt;/div&gt;</w:t>
+            </w:r>
+          </w:p>
+          <w:p>
+            <w:pPr>
+              <w:pStyle w:val="HTMLPreformatted"/>
+            </w:pPr>
+            <w:r>
+              <w:rPr>
+                <w:rStyle w:val="o"/>
+                <w:rFonts w:eastAsiaTheme="majorEastAsia"/>
+              </w:rPr>
+              <w:t>&lt;div</w:t>
+            </w:r>
+            <w:r>
+              <w:rPr>
+                <w:rStyle w:val="HTMLCode"/>
+                <w:rFonts w:eastAsiaTheme="majorEastAsia"/>
+              </w:rPr>
+              <w:t xml:space="preserve"> </w:t>
+            </w:r>
+            <w:r>
+              <w:rPr>
+                <w:rStyle w:val="n"/>
+              </w:rPr>
+              <w:t>class</w:t>
+            </w:r>
+            <w:r>
+              <w:rPr>
+                <w:rStyle w:val="g"/>
+                <w:rFonts w:eastAsiaTheme="majorEastAsia"/>
+              </w:rPr>
+              <w:t>=</w:t>
+            </w:r>
+            <w:r>
+              <w:rPr>
+                <w:rStyle w:val="k"/>
+              </w:rPr>
+              <w:t>"h3"</w:t>
+            </w:r>
+            <w:r>
+              <w:rPr>
+                <w:rStyle w:val="o"/>
+                <w:rFonts w:eastAsiaTheme="majorEastAsia"/>
+              </w:rPr>
+              <w:t>&gt;</w:t>
+            </w:r>
+            <w:r>
+              <w:rPr>
+                <w:rStyle w:val="HTMLCode"/>
+                <w:rFonts w:eastAsiaTheme="majorEastAsia"/>
+              </w:rPr>
+              <w:t>Heading 3</w:t>
+            </w:r>
+            <w:r>
+              <w:rPr>
+                <w:rStyle w:val="o"/>
+                <w:rFonts w:eastAsiaTheme="majorEastAsia"/>
+              </w:rPr>
+              <w:t>&lt;/div&gt;</w:t>
+            </w:r>
+          </w:p>
+          <w:p>
+            <w:pPr>
+              <w:pStyle w:val="NormalWeb"/>
+            </w:pPr>
+            <w:r>
+              <w:t>Output:</w:t>
+            </w:r>
+          </w:p>
+          <w:p>
+            <w:pPr>
+              <w:pStyle w:val="HTMLPreformatted"/>
+              <w:rPr>
+                <w:rStyle w:val="HTMLCode"/>
+                <w:rFonts w:eastAsiaTheme="majorEastAsia"/>
+              </w:rPr>
+            </w:pPr>
+            <w:r>
+              <w:rPr>
+                <w:rStyle w:val="HTMLCode"/>
+                <w:rFonts w:eastAsiaTheme="majorEastAsia"/>
+              </w:rPr>
+              <w:t>Large Heading</w:t>
+            </w:r>
+          </w:p>
+          <w:p>
+            <w:pPr>
+              <w:pStyle w:val="HTMLPreformatted"/>
+              <w:rPr>
+                <w:rStyle w:val="HTMLCode"/>
+                <w:rFonts w:eastAsiaTheme="majorEastAsia"/>
+              </w:rPr>
+            </w:pPr>
+            <w:r>
+              <w:rPr>
+                <w:rStyle w:val="HTMLCode"/>
+                <w:rFonts w:eastAsiaTheme="majorEastAsia"/>
+              </w:rPr>
+              <w:t>Medium Heading</w:t>
+            </w:r>
+          </w:p>
+          <w:p>
+            <w:pPr>
+              <w:pStyle w:val="HTMLPreformatted"/>
+            </w:pPr>
+            <w:r>
+              <w:rPr>
+                <w:rStyle w:val="HTMLCode"/>
+                <w:rFonts w:eastAsiaTheme="majorEastAsia"/>
+              </w:rPr>
+              <w:t>Smaller Heading</w:t>
+            </w:r>
+          </w:p>
+          <w:p>
+            <w:pPr>
+              <w:pStyle w:val="blue"/>
+            </w:pPr>
+          </w:p>
+        </w:tc>
+        <w:tc>
+          <w:tcPr>
+            <w:tcW w:w="7677" w:type="dxa"/>
+          </w:tcPr>
+          <w:p>
+            <w:pPr>
+              <w:pStyle w:val="Heading1"/>
+              <w:rPr>
+                <w:color w:val="auto"/>
+                <w:sz w:val="48"/>
+              </w:rPr>
+            </w:pPr>
+            <w:r>
+              <w:t>2. Display Headings (Very Large)</w:t>
+            </w:r>
+          </w:p>
+          <w:p>
+            <w:pPr>
+              <w:pStyle w:val="HTMLPreformatted"/>
+              <w:rPr>
+                <w:rStyle w:val="HTMLCode"/>
+                <w:rFonts w:eastAsiaTheme="majorEastAsia"/>
+              </w:rPr>
+            </w:pPr>
+            <w:r>
+              <w:rPr>
+                <w:rStyle w:val="o"/>
+              </w:rPr>
+              <w:t>&lt;h1</w:t>
+            </w:r>
+            <w:r>
+              <w:rPr>
+                <w:rStyle w:val="HTMLCode"/>
+                <w:rFonts w:eastAsiaTheme="majorEastAsia"/>
+              </w:rPr>
+              <w:t xml:space="preserve"> </w:t>
+            </w:r>
+            <w:r>
+              <w:rPr>
+                <w:rStyle w:val="n"/>
+                <w:rFonts w:eastAsiaTheme="majorEastAsia"/>
+              </w:rPr>
+              <w:t>class</w:t>
+            </w:r>
+            <w:r>
+              <w:rPr>
+                <w:rStyle w:val="g"/>
+              </w:rPr>
+              <w:t>=</w:t>
+            </w:r>
+            <w:r>
+              <w:rPr>
+                <w:rStyle w:val="k"/>
+                <w:rFonts w:eastAsiaTheme="majorEastAsia"/>
+              </w:rPr>
+              <w:t>"display-1"</w:t>
+            </w:r>
+            <w:r>
+              <w:rPr>
+                <w:rStyle w:val="o"/>
+              </w:rPr>
+              <w:t>&gt;</w:t>
+            </w:r>
+            <w:r>
+              <w:rPr>
+                <w:rStyle w:val="HTMLCode"/>
+                <w:rFonts w:eastAsiaTheme="majorEastAsia"/>
+              </w:rPr>
+              <w:t>Display 1</w:t>
+            </w:r>
+            <w:r>
+              <w:rPr>
+                <w:rStyle w:val="o"/>
+              </w:rPr>
+              <w:t>&lt;/h1&gt;</w:t>
+            </w:r>
+          </w:p>
+          <w:p>
+            <w:pPr>
+              <w:pStyle w:val="HTMLPreformatted"/>
+              <w:rPr>
+                <w:rStyle w:val="HTMLCode"/>
+                <w:rFonts w:eastAsiaTheme="majorEastAsia"/>
+              </w:rPr>
+            </w:pPr>
+            <w:r>
+              <w:rPr>
+                <w:rStyle w:val="o"/>
+              </w:rPr>
+              <w:t>&lt;h1</w:t>
+            </w:r>
+            <w:r>
+              <w:rPr>
+                <w:rStyle w:val="HTMLCode"/>
+                <w:rFonts w:eastAsiaTheme="majorEastAsia"/>
+              </w:rPr>
+              <w:t xml:space="preserve"> </w:t>
+            </w:r>
+            <w:r>
+              <w:rPr>
+                <w:rStyle w:val="n"/>
+                <w:rFonts w:eastAsiaTheme="majorEastAsia"/>
+              </w:rPr>
+              <w:t>class</w:t>
+            </w:r>
+            <w:r>
+              <w:rPr>
+                <w:rStyle w:val="g"/>
+              </w:rPr>
+              <w:t>=</w:t>
+            </w:r>
+            <w:r>
+              <w:rPr>
+                <w:rStyle w:val="k"/>
+                <w:rFonts w:eastAsiaTheme="majorEastAsia"/>
+              </w:rPr>
+              <w:t>"display-2"</w:t>
+            </w:r>
+            <w:r>
+              <w:rPr>
+                <w:rStyle w:val="o"/>
+              </w:rPr>
+              <w:t>&gt;</w:t>
+            </w:r>
+            <w:r>
+              <w:rPr>
+                <w:rStyle w:val="HTMLCode"/>
+                <w:rFonts w:eastAsiaTheme="majorEastAsia"/>
+              </w:rPr>
+              <w:t>Display 2</w:t>
+            </w:r>
+            <w:r>
+              <w:rPr>
+                <w:rStyle w:val="o"/>
+              </w:rPr>
+              <w:t>&lt;/h1&gt;</w:t>
+            </w:r>
+          </w:p>
+          <w:p>
+            <w:pPr>
+              <w:pStyle w:val="HTMLPreformatted"/>
+              <w:rPr>
+                <w:rStyle w:val="HTMLCode"/>
+                <w:rFonts w:eastAsiaTheme="majorEastAsia"/>
+              </w:rPr>
+            </w:pPr>
+            <w:r>
+              <w:rPr>
+                <w:rStyle w:val="o"/>
+              </w:rPr>
+              <w:t>&lt;h1</w:t>
+            </w:r>
+            <w:r>
+              <w:rPr>
+                <w:rStyle w:val="HTMLCode"/>
+                <w:rFonts w:eastAsiaTheme="majorEastAsia"/>
+              </w:rPr>
+              <w:t xml:space="preserve"> </w:t>
+            </w:r>
+            <w:r>
+              <w:rPr>
+                <w:rStyle w:val="n"/>
+                <w:rFonts w:eastAsiaTheme="majorEastAsia"/>
+              </w:rPr>
+              <w:t>class</w:t>
+            </w:r>
+            <w:r>
+              <w:rPr>
+                <w:rStyle w:val="g"/>
+              </w:rPr>
+              <w:t>=</w:t>
+            </w:r>
+            <w:r>
+              <w:rPr>
+                <w:rStyle w:val="k"/>
+                <w:rFonts w:eastAsiaTheme="majorEastAsia"/>
+              </w:rPr>
+              <w:t>"display-3"</w:t>
+            </w:r>
+            <w:r>
+              <w:rPr>
+                <w:rStyle w:val="o"/>
+              </w:rPr>
+              <w:t>&gt;</w:t>
+            </w:r>
+            <w:r>
+              <w:rPr>
+                <w:rStyle w:val="HTMLCode"/>
+                <w:rFonts w:eastAsiaTheme="majorEastAsia"/>
+              </w:rPr>
+              <w:t>Display 3</w:t>
+            </w:r>
+            <w:r>
+              <w:rPr>
+                <w:rStyle w:val="o"/>
+              </w:rPr>
+              <w:t>&lt;/h1&gt;</w:t>
+            </w:r>
+          </w:p>
+          <w:p>
+            <w:pPr>
+              <w:pStyle w:val="HTMLPreformatted"/>
+              <w:rPr>
+                <w:rStyle w:val="HTMLCode"/>
+                <w:rFonts w:eastAsiaTheme="majorEastAsia"/>
+              </w:rPr>
+            </w:pPr>
+            <w:r>
+              <w:rPr>
+                <w:rStyle w:val="o"/>
+              </w:rPr>
+              <w:t>&lt;h1</w:t>
+            </w:r>
+            <w:r>
+              <w:rPr>
+                <w:rStyle w:val="HTMLCode"/>
+                <w:rFonts w:eastAsiaTheme="majorEastAsia"/>
+              </w:rPr>
+              <w:t xml:space="preserve"> </w:t>
+            </w:r>
+            <w:r>
+              <w:rPr>
+                <w:rStyle w:val="n"/>
+                <w:rFonts w:eastAsiaTheme="majorEastAsia"/>
+              </w:rPr>
+              <w:t>class</w:t>
+            </w:r>
+            <w:r>
+              <w:rPr>
+                <w:rStyle w:val="g"/>
+              </w:rPr>
+              <w:t>=</w:t>
+            </w:r>
+            <w:r>
+              <w:rPr>
+                <w:rStyle w:val="k"/>
+                <w:rFonts w:eastAsiaTheme="majorEastAsia"/>
+              </w:rPr>
+              <w:t>"display-4"</w:t>
+            </w:r>
+            <w:r>
+              <w:rPr>
+                <w:rStyle w:val="o"/>
+              </w:rPr>
+              <w:t>&gt;</w:t>
+            </w:r>
+            <w:r>
+              <w:rPr>
+                <w:rStyle w:val="HTMLCode"/>
+                <w:rFonts w:eastAsiaTheme="majorEastAsia"/>
+              </w:rPr>
+              <w:t>Display 4</w:t>
+            </w:r>
+            <w:r>
+              <w:rPr>
+                <w:rStyle w:val="o"/>
+              </w:rPr>
+              <w:t>&lt;/h1&gt;</w:t>
+            </w:r>
+          </w:p>
+          <w:p>
+            <w:pPr>
+              <w:pStyle w:val="HTMLPreformatted"/>
+              <w:rPr>
+                <w:rStyle w:val="HTMLCode"/>
+                <w:rFonts w:eastAsiaTheme="majorEastAsia"/>
+              </w:rPr>
+            </w:pPr>
+            <w:r>
+              <w:rPr>
+                <w:rStyle w:val="o"/>
+              </w:rPr>
+              <w:t>&lt;h1</w:t>
+            </w:r>
+            <w:r>
+              <w:rPr>
+                <w:rStyle w:val="HTMLCode"/>
+                <w:rFonts w:eastAsiaTheme="majorEastAsia"/>
+              </w:rPr>
+              <w:t xml:space="preserve"> </w:t>
+            </w:r>
+            <w:r>
+              <w:rPr>
+                <w:rStyle w:val="n"/>
+                <w:rFonts w:eastAsiaTheme="majorEastAsia"/>
+              </w:rPr>
+              <w:t>class</w:t>
+            </w:r>
+            <w:r>
+              <w:rPr>
+                <w:rStyle w:val="g"/>
+              </w:rPr>
+              <w:t>=</w:t>
+            </w:r>
+            <w:r>
+              <w:rPr>
+                <w:rStyle w:val="k"/>
+                <w:rFonts w:eastAsiaTheme="majorEastAsia"/>
+              </w:rPr>
+              <w:t>"display-5"</w:t>
+            </w:r>
+            <w:r>
+              <w:rPr>
+                <w:rStyle w:val="o"/>
+              </w:rPr>
+              <w:t>&gt;</w:t>
+            </w:r>
+            <w:r>
+              <w:rPr>
+                <w:rStyle w:val="HTMLCode"/>
+                <w:rFonts w:eastAsiaTheme="majorEastAsia"/>
+              </w:rPr>
+              <w:t>Display 5</w:t>
+            </w:r>
+            <w:r>
+              <w:rPr>
+                <w:rStyle w:val="o"/>
+              </w:rPr>
+              <w:t>&lt;/h1&gt;</w:t>
+            </w:r>
+          </w:p>
+          <w:p>
+            <w:pPr>
+              <w:pStyle w:val="HTMLPreformatted"/>
+            </w:pPr>
+            <w:r>
+              <w:rPr>
+                <w:rStyle w:val="o"/>
+              </w:rPr>
+              <w:t>&lt;h1</w:t>
+            </w:r>
+            <w:r>
+              <w:rPr>
+                <w:rStyle w:val="HTMLCode"/>
+                <w:rFonts w:eastAsiaTheme="majorEastAsia"/>
+              </w:rPr>
+              <w:t xml:space="preserve"> </w:t>
+            </w:r>
+            <w:r>
+              <w:rPr>
+                <w:rStyle w:val="n"/>
+                <w:rFonts w:eastAsiaTheme="majorEastAsia"/>
+              </w:rPr>
+              <w:t>class</w:t>
+            </w:r>
+            <w:r>
+              <w:rPr>
+                <w:rStyle w:val="g"/>
+              </w:rPr>
+              <w:t>=</w:t>
+            </w:r>
+            <w:r>
+              <w:rPr>
+                <w:rStyle w:val="k"/>
+                <w:rFonts w:eastAsiaTheme="majorEastAsia"/>
+              </w:rPr>
+              <w:t>"display-6"</w:t>
+            </w:r>
+            <w:r>
+              <w:rPr>
+                <w:rStyle w:val="o"/>
+              </w:rPr>
+              <w:t>&gt;</w:t>
+            </w:r>
+            <w:r>
+              <w:rPr>
+                <w:rStyle w:val="HTMLCode"/>
+                <w:rFonts w:eastAsiaTheme="majorEastAsia"/>
+              </w:rPr>
+              <w:t>Display 6</w:t>
+            </w:r>
+            <w:r>
+              <w:rPr>
+                <w:rStyle w:val="o"/>
+              </w:rPr>
+              <w:t>&lt;/h1&gt;</w:t>
+            </w:r>
+          </w:p>
+          <w:p>
+            <w:pPr>
+              <w:pStyle w:val="NormalWeb"/>
+            </w:pPr>
+            <w:r>
+              <w:rPr>
+                <w:rStyle w:val="HTMLCode"/>
+                <w:rFonts w:eastAsiaTheme="majorEastAsia"/>
+              </w:rPr>
+              <w:t>display-1</w:t>
+            </w:r>
+            <w:r>
+              <w:t xml:space="preserve"> is the largest.</w:t>
+            </w:r>
+          </w:p>
+          <w:p>
+            <w:pPr>
+              <w:pStyle w:val="blue"/>
+            </w:pPr>
+          </w:p>
+        </w:tc>
+        <w:tc>
+          <w:tcPr>
+            <w:tcW w:w="7677" w:type="dxa"/>
+          </w:tcPr>
+          <w:p>
+            <w:pPr>
+              <w:pStyle w:val="Heading1"/>
+              <w:rPr>
+                <w:color w:val="auto"/>
+                <w:sz w:val="48"/>
+              </w:rPr>
+            </w:pPr>
+            <w:r>
+              <w:t>3. Font Weight</w:t>
+            </w:r>
+          </w:p>
+          <w:p>
+            <w:pPr>
+              <w:pStyle w:val="HTMLPreformatted"/>
+              <w:rPr>
+                <w:rStyle w:val="HTMLCode"/>
+                <w:rFonts w:eastAsiaTheme="majorEastAsia"/>
+              </w:rPr>
+            </w:pPr>
+            <w:r>
+              <w:rPr>
+                <w:rStyle w:val="o"/>
+              </w:rPr>
+              <w:t>&lt;p</w:t>
+            </w:r>
+            <w:r>
+              <w:rPr>
+                <w:rStyle w:val="HTMLCode"/>
+                <w:rFonts w:eastAsiaTheme="majorEastAsia"/>
+              </w:rPr>
+              <w:t xml:space="preserve"> </w:t>
+            </w:r>
+            <w:r>
+              <w:rPr>
+                <w:rStyle w:val="n"/>
+                <w:rFonts w:eastAsiaTheme="majorEastAsia"/>
+              </w:rPr>
+              <w:t>class</w:t>
+            </w:r>
+            <w:r>
+              <w:rPr>
+                <w:rStyle w:val="g"/>
+              </w:rPr>
+              <w:t>=</w:t>
+            </w:r>
+            <w:r>
+              <w:rPr>
+                <w:rStyle w:val="k"/>
+                <w:rFonts w:eastAsiaTheme="majorEastAsia"/>
+              </w:rPr>
+              <w:t>"fw-bold"</w:t>
+            </w:r>
+            <w:r>
+              <w:rPr>
+                <w:rStyle w:val="o"/>
+              </w:rPr>
+              <w:t>&gt;</w:t>
+            </w:r>
+            <w:r>
+              <w:rPr>
+                <w:rStyle w:val="HTMLCode"/>
+                <w:rFonts w:eastAsiaTheme="majorEastAsia"/>
+              </w:rPr>
+              <w:t>Bold</w:t>
+            </w:r>
+            <w:r>
+              <w:rPr>
+                <w:rStyle w:val="o"/>
+              </w:rPr>
+              <w:t>&lt;/p&gt;</w:t>
+            </w:r>
+          </w:p>
+          <w:p>
+            <w:pPr>
+              <w:pStyle w:val="HTMLPreformatted"/>
+              <w:rPr>
+                <w:rStyle w:val="HTMLCode"/>
+                <w:rFonts w:eastAsiaTheme="majorEastAsia"/>
+              </w:rPr>
+            </w:pPr>
+          </w:p>
+          <w:p>
+            <w:pPr>
+              <w:pStyle w:val="HTMLPreformatted"/>
+              <w:rPr>
+                <w:rStyle w:val="HTMLCode"/>
+                <w:rFonts w:eastAsiaTheme="majorEastAsia"/>
+              </w:rPr>
+            </w:pPr>
+            <w:r>
+              <w:rPr>
+                <w:rStyle w:val="o"/>
+              </w:rPr>
+              <w:t>&lt;p</w:t>
+            </w:r>
+            <w:r>
+              <w:rPr>
+                <w:rStyle w:val="HTMLCode"/>
+                <w:rFonts w:eastAsiaTheme="majorEastAsia"/>
+              </w:rPr>
+              <w:t xml:space="preserve"> </w:t>
+            </w:r>
+            <w:r>
+              <w:rPr>
+                <w:rStyle w:val="n"/>
+                <w:rFonts w:eastAsiaTheme="majorEastAsia"/>
+              </w:rPr>
+              <w:t>class</w:t>
+            </w:r>
+            <w:r>
+              <w:rPr>
+                <w:rStyle w:val="g"/>
+              </w:rPr>
+              <w:t>=</w:t>
+            </w:r>
+            <w:r>
+              <w:rPr>
+                <w:rStyle w:val="k"/>
+                <w:rFonts w:eastAsiaTheme="majorEastAsia"/>
+              </w:rPr>
+              <w:t>"fw-semibold"</w:t>
+            </w:r>
+            <w:r>
+              <w:rPr>
+                <w:rStyle w:val="o"/>
+              </w:rPr>
+              <w:t>&gt;</w:t>
+            </w:r>
+            <w:r>
+              <w:rPr>
+                <w:rStyle w:val="HTMLCode"/>
+                <w:rFonts w:eastAsiaTheme="majorEastAsia"/>
+              </w:rPr>
+              <w:t>Semi Bold</w:t>
+            </w:r>
+            <w:r>
+              <w:rPr>
+                <w:rStyle w:val="o"/>
+              </w:rPr>
+              <w:t>&lt;/p&gt;</w:t>
+            </w:r>
+          </w:p>
+          <w:p>
+            <w:pPr>
+              <w:pStyle w:val="HTMLPreformatted"/>
+              <w:rPr>
+                <w:rStyle w:val="HTMLCode"/>
+                <w:rFonts w:eastAsiaTheme="majorEastAsia"/>
+              </w:rPr>
+            </w:pPr>
+          </w:p>
+          <w:p>
+            <w:pPr>
+              <w:pStyle w:val="HTMLPreformatted"/>
+              <w:rPr>
+                <w:rStyle w:val="HTMLCode"/>
+                <w:rFonts w:eastAsiaTheme="majorEastAsia"/>
+              </w:rPr>
+            </w:pPr>
+            <w:r>
+              <w:rPr>
+                <w:rStyle w:val="o"/>
+              </w:rPr>
+              <w:t>&lt;p</w:t>
+            </w:r>
+            <w:r>
+              <w:rPr>
+                <w:rStyle w:val="HTMLCode"/>
+                <w:rFonts w:eastAsiaTheme="majorEastAsia"/>
+              </w:rPr>
+              <w:t xml:space="preserve"> </w:t>
+            </w:r>
+            <w:r>
+              <w:rPr>
+                <w:rStyle w:val="n"/>
+                <w:rFonts w:eastAsiaTheme="majorEastAsia"/>
+              </w:rPr>
+              <w:t>class</w:t>
+            </w:r>
+            <w:r>
+              <w:rPr>
+                <w:rStyle w:val="g"/>
+              </w:rPr>
+              <w:t>=</w:t>
+            </w:r>
+            <w:r>
+              <w:rPr>
+                <w:rStyle w:val="k"/>
+                <w:rFonts w:eastAsiaTheme="majorEastAsia"/>
+              </w:rPr>
+              <w:t>"fw-normal"</w:t>
+            </w:r>
+            <w:r>
+              <w:rPr>
+                <w:rStyle w:val="o"/>
+              </w:rPr>
+              <w:t>&gt;</w:t>
+            </w:r>
+            <w:r>
+              <w:rPr>
+                <w:rStyle w:val="HTMLCode"/>
+                <w:rFonts w:eastAsiaTheme="majorEastAsia"/>
+              </w:rPr>
+              <w:t>Normal</w:t>
+            </w:r>
+            <w:r>
+              <w:rPr>
+                <w:rStyle w:val="o"/>
+              </w:rPr>
+              <w:t>&lt;/p&gt;</w:t>
+            </w:r>
+          </w:p>
+          <w:p>
+            <w:pPr>
+              <w:pStyle w:val="HTMLPreformatted"/>
+              <w:rPr>
+                <w:rStyle w:val="HTMLCode"/>
+                <w:rFonts w:eastAsiaTheme="majorEastAsia"/>
+              </w:rPr>
+            </w:pPr>
+          </w:p>
+          <w:p>
+            <w:pPr>
+              <w:pStyle w:val="HTMLPreformatted"/>
+              <w:rPr>
+                <w:rStyle w:val="HTMLCode"/>
+                <w:rFonts w:eastAsiaTheme="majorEastAsia"/>
+              </w:rPr>
+            </w:pPr>
+            <w:r>
+              <w:rPr>
+                <w:rStyle w:val="o"/>
+              </w:rPr>
+              <w:t>&lt;p</w:t>
+            </w:r>
+            <w:r>
+              <w:rPr>
+                <w:rStyle w:val="HTMLCode"/>
+                <w:rFonts w:eastAsiaTheme="majorEastAsia"/>
+              </w:rPr>
+              <w:t xml:space="preserve"> </w:t>
+            </w:r>
+            <w:r>
+              <w:rPr>
+                <w:rStyle w:val="n"/>
+                <w:rFonts w:eastAsiaTheme="majorEastAsia"/>
+              </w:rPr>
+              <w:t>class</w:t>
+            </w:r>
+            <w:r>
+              <w:rPr>
+                <w:rStyle w:val="g"/>
+              </w:rPr>
+              <w:t>=</w:t>
+            </w:r>
+            <w:r>
+              <w:rPr>
+                <w:rStyle w:val="k"/>
+                <w:rFonts w:eastAsiaTheme="majorEastAsia"/>
+              </w:rPr>
+              <w:t>"fw-light"</w:t>
+            </w:r>
+            <w:r>
+              <w:rPr>
+                <w:rStyle w:val="o"/>
+              </w:rPr>
+              <w:t>&gt;</w:t>
+            </w:r>
+            <w:r>
+              <w:rPr>
+                <w:rStyle w:val="HTMLCode"/>
+                <w:rFonts w:eastAsiaTheme="majorEastAsia"/>
+              </w:rPr>
+              <w:t>Light</w:t>
+            </w:r>
+            <w:r>
+              <w:rPr>
+                <w:rStyle w:val="o"/>
+              </w:rPr>
+              <w:t>&lt;/p&gt;</w:t>
+            </w:r>
+          </w:p>
+          <w:p>
+            <w:pPr>
+              <w:pStyle w:val="HTMLPreformatted"/>
+              <w:rPr>
+                <w:rStyle w:val="HTMLCode"/>
+                <w:rFonts w:eastAsiaTheme="majorEastAsia"/>
+              </w:rPr>
+            </w:pPr>
+          </w:p>
+          <w:p>
+            <w:pPr>
+              <w:pStyle w:val="HTMLPreformatted"/>
+            </w:pPr>
+            <w:r>
+              <w:rPr>
+                <w:rStyle w:val="o"/>
+              </w:rPr>
+              <w:t>&lt;p</w:t>
+            </w:r>
+            <w:r>
+              <w:rPr>
+                <w:rStyle w:val="HTMLCode"/>
+                <w:rFonts w:eastAsiaTheme="majorEastAsia"/>
+              </w:rPr>
+              <w:t xml:space="preserve"> </w:t>
+            </w:r>
+            <w:r>
+              <w:rPr>
+                <w:rStyle w:val="n"/>
+                <w:rFonts w:eastAsiaTheme="majorEastAsia"/>
+              </w:rPr>
+              <w:t>class</w:t>
+            </w:r>
+            <w:r>
+              <w:rPr>
+                <w:rStyle w:val="g"/>
+              </w:rPr>
+              <w:t>=</w:t>
+            </w:r>
+            <w:r>
+              <w:rPr>
+                <w:rStyle w:val="k"/>
+                <w:rFonts w:eastAsiaTheme="majorEastAsia"/>
+              </w:rPr>
+              <w:t>"fw-lighter"</w:t>
+            </w:r>
+            <w:r>
+              <w:rPr>
+                <w:rStyle w:val="o"/>
+              </w:rPr>
+              <w:t>&gt;</w:t>
+            </w:r>
+            <w:r>
+              <w:rPr>
+                <w:rStyle w:val="HTMLCode"/>
+                <w:rFonts w:eastAsiaTheme="majorEastAsia"/>
+              </w:rPr>
+              <w:t>Lighter</w:t>
+            </w:r>
+            <w:r>
+              <w:rPr>
+                <w:rStyle w:val="o"/>
+              </w:rPr>
+              <w:t>&lt;/p&gt;</w:t>
+            </w:r>
+          </w:p>
+          <w:p>
+            <w:pPr>
+              <w:pStyle w:val="blue"/>
+            </w:pPr>
+          </w:p>
+          <w:p>
+            <w:pPr>
+              <w:pStyle w:val="Heading1"/>
+              <w:rPr>
+                <w:color w:val="auto"/>
+                <w:sz w:val="48"/>
+              </w:rPr>
+            </w:pPr>
+            <w:r>
+              <w:t>4. Font Style</w:t>
+            </w:r>
+          </w:p>
+          <w:p>
+            <w:pPr>
+              <w:pStyle w:val="HTMLPreformatted"/>
+              <w:rPr>
+                <w:rStyle w:val="HTMLCode"/>
+                <w:rFonts w:eastAsiaTheme="majorEastAsia"/>
+              </w:rPr>
+            </w:pPr>
+            <w:r>
+              <w:rPr>
+                <w:rStyle w:val="o"/>
+              </w:rPr>
+              <w:t>&lt;p</w:t>
+            </w:r>
+            <w:r>
+              <w:rPr>
+                <w:rStyle w:val="HTMLCode"/>
+                <w:rFonts w:eastAsiaTheme="majorEastAsia"/>
+              </w:rPr>
+              <w:t xml:space="preserve"> </w:t>
+            </w:r>
+            <w:r>
+              <w:rPr>
+                <w:rStyle w:val="n"/>
+                <w:rFonts w:eastAsiaTheme="majorEastAsia"/>
+              </w:rPr>
+              <w:t>class</w:t>
+            </w:r>
+            <w:r>
+              <w:rPr>
+                <w:rStyle w:val="g"/>
+              </w:rPr>
+              <w:t>=</w:t>
+            </w:r>
+            <w:r>
+              <w:rPr>
+                <w:rStyle w:val="k"/>
+                <w:rFonts w:eastAsiaTheme="majorEastAsia"/>
+              </w:rPr>
+              <w:t>"fst-italic"</w:t>
+            </w:r>
+            <w:r>
+              <w:rPr>
+                <w:rStyle w:val="o"/>
+              </w:rPr>
+              <w:t>&gt;</w:t>
+            </w:r>
+            <w:r>
+              <w:rPr>
+                <w:rStyle w:val="HTMLCode"/>
+                <w:rFonts w:eastAsiaTheme="majorEastAsia"/>
+              </w:rPr>
+              <w:t>Italic</w:t>
+            </w:r>
+            <w:r>
+              <w:rPr>
+                <w:rStyle w:val="o"/>
+              </w:rPr>
+              <w:t>&lt;/p&gt;</w:t>
+            </w:r>
+          </w:p>
+          <w:p>
+            <w:pPr>
+              <w:pStyle w:val="HTMLPreformatted"/>
+              <w:rPr>
+                <w:rStyle w:val="HTMLCode"/>
+                <w:rFonts w:eastAsiaTheme="majorEastAsia"/>
+              </w:rPr>
+            </w:pPr>
+          </w:p>
+          <w:p>
+            <w:pPr>
+              <w:pStyle w:val="HTMLPreformatted"/>
+            </w:pPr>
+            <w:r>
+              <w:rPr>
+                <w:rStyle w:val="o"/>
+              </w:rPr>
+              <w:t>&lt;p</w:t>
+            </w:r>
+            <w:r>
+              <w:rPr>
+                <w:rStyle w:val="HTMLCode"/>
+                <w:rFonts w:eastAsiaTheme="majorEastAsia"/>
+              </w:rPr>
+              <w:t xml:space="preserve"> </w:t>
+            </w:r>
+            <w:r>
+              <w:rPr>
+                <w:rStyle w:val="n"/>
+                <w:rFonts w:eastAsiaTheme="majorEastAsia"/>
+              </w:rPr>
+              <w:t>class</w:t>
+            </w:r>
+            <w:r>
+              <w:rPr>
+                <w:rStyle w:val="g"/>
+              </w:rPr>
+              <w:t>=</w:t>
+            </w:r>
+            <w:r>
+              <w:rPr>
+                <w:rStyle w:val="k"/>
+                <w:rFonts w:eastAsiaTheme="majorEastAsia"/>
+              </w:rPr>
+              <w:t>"fst-normal"</w:t>
+            </w:r>
+            <w:r>
+              <w:rPr>
+                <w:rStyle w:val="o"/>
+              </w:rPr>
+              <w:t>&gt;</w:t>
+            </w:r>
+            <w:r>
+              <w:rPr>
+                <w:rStyle w:val="HTMLCode"/>
+                <w:rFonts w:eastAsiaTheme="majorEastAsia"/>
+              </w:rPr>
+              <w:t>Normal</w:t>
+            </w:r>
+            <w:r>
+              <w:rPr>
+                <w:rStyle w:val="o"/>
+              </w:rPr>
+              <w:t>&lt;/p&gt;</w:t>
+            </w:r>
+          </w:p>
+          <w:p>
+            <w:pPr>
+              <w:pStyle w:val="blue"/>
+            </w:pPr>
+          </w:p>
+        </w:tc>
+      </w:tr>
+    </w:tbl>
+    <w:p>
+      <w:pPr>
+        <w:pStyle w:val="blue"/>
+      </w:pPr>
+    </w:p>
+    <w:tbl>
+      <w:tblPr>
+        <w:tblStyle w:val="TableGrid"/>
+        <w:tblW w:w="0" w:type="auto"/>
+        <w:tblLook w:val="04A0" w:firstRow="1" w:lastRow="0" w:firstColumn="1" w:lastColumn="0" w:noHBand="0" w:noVBand="1"/>
+      </w:tblPr>
+      <w:tblGrid>
+        <w:gridCol w:w="9273"/>
+        <w:gridCol w:w="5746"/>
+        <w:gridCol w:w="8011"/>
+      </w:tblGrid>
+      <w:tr>
+        <w:tc>
+          <w:tcPr>
+            <w:tcW w:w="9273" w:type="dxa"/>
+          </w:tcPr>
+          <w:p>
+            <w:r>
+              <w:t>5. Text Alignment</w:t>
+            </w:r>
+          </w:p>
+          <w:p>
+            <w:r>
+              <w:t>&lt;p class="text-start"&gt;Left&lt;/p&gt;</w:t>
+            </w:r>
+          </w:p>
+          <w:p/>
+          <w:p>
+            <w:r>
+              <w:t>&lt;p class="text-center"&gt;Center&lt;/p&gt;</w:t>
+            </w:r>
+          </w:p>
+          <w:p/>
+          <w:p>
+            <w:r>
+              <w:t>&lt;p class="text-end"&gt;Right&lt;/p&gt;</w:t>
+            </w:r>
+          </w:p>
           <w:p>
             <w:r>
               <w:t>class= text-center // to move the text to center</w:t>
@@ -3774,7 +5169,7 @@
                 <w:lang w:eastAsia="en-IN"/>
               </w:rPr>
               <w:drawing>
-                <wp:inline distT="0" distB="0" distL="0" distR="0" wp14:anchorId="4FD1AB54" wp14:editId="39A6A097">
+                <wp:inline distT="0" distB="0" distL="0" distR="0" wp14:anchorId="5A2B7EC1" wp14:editId="51AA8C2D">
                   <wp:extent cx="2924175" cy="809625"/>
                   <wp:effectExtent l="0" t="0" r="9525" b="9525"/>
                   <wp:docPr id="1" name="Picture 1"/>
@@ -3814,6 +5209,3252 @@
             <w:r>
               <w:t>here in a div if , generally text starts from left ,  If u want to move that text to center then apply this class</w:t>
             </w:r>
+          </w:p>
+        </w:tc>
+        <w:tc>
+          <w:tcPr>
+            <w:tcW w:w="5746" w:type="dxa"/>
+          </w:tcPr>
+          <w:p>
+            <w:pPr>
+              <w:pStyle w:val="Heading1"/>
+              <w:rPr>
+                <w:color w:val="auto"/>
+                <w:sz w:val="48"/>
+              </w:rPr>
+            </w:pPr>
+            <w:r>
+              <w:t>6. Text Colors</w:t>
+            </w:r>
+          </w:p>
+          <w:p>
+            <w:pPr>
+              <w:pStyle w:val="HTMLPreformatted"/>
+              <w:rPr>
+                <w:rStyle w:val="HTMLCode"/>
+                <w:rFonts w:eastAsiaTheme="majorEastAsia"/>
+              </w:rPr>
+            </w:pPr>
+            <w:r>
+              <w:rPr>
+                <w:rStyle w:val="o"/>
+              </w:rPr>
+              <w:t>&lt;p</w:t>
+            </w:r>
+            <w:r>
+              <w:rPr>
+                <w:rStyle w:val="HTMLCode"/>
+                <w:rFonts w:eastAsiaTheme="majorEastAsia"/>
+              </w:rPr>
+              <w:t xml:space="preserve"> </w:t>
+            </w:r>
+            <w:r>
+              <w:rPr>
+                <w:rStyle w:val="n"/>
+                <w:rFonts w:eastAsiaTheme="majorEastAsia"/>
+              </w:rPr>
+              <w:t>class</w:t>
+            </w:r>
+            <w:r>
+              <w:rPr>
+                <w:rStyle w:val="g"/>
+              </w:rPr>
+              <w:t>=</w:t>
+            </w:r>
+            <w:r>
+              <w:rPr>
+                <w:rStyle w:val="k"/>
+                <w:rFonts w:eastAsiaTheme="majorEastAsia"/>
+              </w:rPr>
+              <w:t>"text-primary"</w:t>
+            </w:r>
+            <w:r>
+              <w:rPr>
+                <w:rStyle w:val="o"/>
+              </w:rPr>
+              <w:t>&gt;</w:t>
+            </w:r>
+            <w:r>
+              <w:rPr>
+                <w:rStyle w:val="HTMLCode"/>
+                <w:rFonts w:eastAsiaTheme="majorEastAsia"/>
+              </w:rPr>
+              <w:t>Primary</w:t>
+            </w:r>
+            <w:r>
+              <w:rPr>
+                <w:rStyle w:val="o"/>
+              </w:rPr>
+              <w:t>&lt;/p&gt;</w:t>
+            </w:r>
+          </w:p>
+          <w:p>
+            <w:pPr>
+              <w:pStyle w:val="HTMLPreformatted"/>
+              <w:rPr>
+                <w:rStyle w:val="HTMLCode"/>
+                <w:rFonts w:eastAsiaTheme="majorEastAsia"/>
+              </w:rPr>
+            </w:pPr>
+          </w:p>
+          <w:p>
+            <w:pPr>
+              <w:pStyle w:val="HTMLPreformatted"/>
+              <w:rPr>
+                <w:rStyle w:val="HTMLCode"/>
+                <w:rFonts w:eastAsiaTheme="majorEastAsia"/>
+              </w:rPr>
+            </w:pPr>
+            <w:r>
+              <w:rPr>
+                <w:rStyle w:val="o"/>
+              </w:rPr>
+              <w:t>&lt;p</w:t>
+            </w:r>
+            <w:r>
+              <w:rPr>
+                <w:rStyle w:val="HTMLCode"/>
+                <w:rFonts w:eastAsiaTheme="majorEastAsia"/>
+              </w:rPr>
+              <w:t xml:space="preserve"> </w:t>
+            </w:r>
+            <w:r>
+              <w:rPr>
+                <w:rStyle w:val="n"/>
+                <w:rFonts w:eastAsiaTheme="majorEastAsia"/>
+              </w:rPr>
+              <w:t>class</w:t>
+            </w:r>
+            <w:r>
+              <w:rPr>
+                <w:rStyle w:val="g"/>
+              </w:rPr>
+              <w:t>=</w:t>
+            </w:r>
+            <w:r>
+              <w:rPr>
+                <w:rStyle w:val="k"/>
+                <w:rFonts w:eastAsiaTheme="majorEastAsia"/>
+              </w:rPr>
+              <w:t>"text-success"</w:t>
+            </w:r>
+            <w:r>
+              <w:rPr>
+                <w:rStyle w:val="o"/>
+              </w:rPr>
+              <w:t>&gt;</w:t>
+            </w:r>
+            <w:r>
+              <w:rPr>
+                <w:rStyle w:val="HTMLCode"/>
+                <w:rFonts w:eastAsiaTheme="majorEastAsia"/>
+              </w:rPr>
+              <w:t>Success</w:t>
+            </w:r>
+            <w:r>
+              <w:rPr>
+                <w:rStyle w:val="o"/>
+              </w:rPr>
+              <w:t>&lt;/p&gt;</w:t>
+            </w:r>
+          </w:p>
+          <w:p>
+            <w:pPr>
+              <w:pStyle w:val="HTMLPreformatted"/>
+              <w:rPr>
+                <w:rStyle w:val="HTMLCode"/>
+                <w:rFonts w:eastAsiaTheme="majorEastAsia"/>
+              </w:rPr>
+            </w:pPr>
+          </w:p>
+          <w:p>
+            <w:pPr>
+              <w:pStyle w:val="HTMLPreformatted"/>
+              <w:rPr>
+                <w:rStyle w:val="HTMLCode"/>
+                <w:rFonts w:eastAsiaTheme="majorEastAsia"/>
+              </w:rPr>
+            </w:pPr>
+            <w:r>
+              <w:rPr>
+                <w:rStyle w:val="o"/>
+              </w:rPr>
+              <w:t>&lt;p</w:t>
+            </w:r>
+            <w:r>
+              <w:rPr>
+                <w:rStyle w:val="HTMLCode"/>
+                <w:rFonts w:eastAsiaTheme="majorEastAsia"/>
+              </w:rPr>
+              <w:t xml:space="preserve"> </w:t>
+            </w:r>
+            <w:r>
+              <w:rPr>
+                <w:rStyle w:val="n"/>
+                <w:rFonts w:eastAsiaTheme="majorEastAsia"/>
+              </w:rPr>
+              <w:t>class</w:t>
+            </w:r>
+            <w:r>
+              <w:rPr>
+                <w:rStyle w:val="g"/>
+              </w:rPr>
+              <w:t>=</w:t>
+            </w:r>
+            <w:r>
+              <w:rPr>
+                <w:rStyle w:val="k"/>
+                <w:rFonts w:eastAsiaTheme="majorEastAsia"/>
+              </w:rPr>
+              <w:t>"text-danger"</w:t>
+            </w:r>
+            <w:r>
+              <w:rPr>
+                <w:rStyle w:val="o"/>
+              </w:rPr>
+              <w:t>&gt;</w:t>
+            </w:r>
+            <w:r>
+              <w:rPr>
+                <w:rStyle w:val="HTMLCode"/>
+                <w:rFonts w:eastAsiaTheme="majorEastAsia"/>
+              </w:rPr>
+              <w:t>Danger</w:t>
+            </w:r>
+            <w:r>
+              <w:rPr>
+                <w:rStyle w:val="o"/>
+              </w:rPr>
+              <w:t>&lt;/p&gt;</w:t>
+            </w:r>
+          </w:p>
+          <w:p>
+            <w:pPr>
+              <w:pStyle w:val="HTMLPreformatted"/>
+              <w:rPr>
+                <w:rStyle w:val="HTMLCode"/>
+                <w:rFonts w:eastAsiaTheme="majorEastAsia"/>
+              </w:rPr>
+            </w:pPr>
+          </w:p>
+          <w:p>
+            <w:pPr>
+              <w:pStyle w:val="HTMLPreformatted"/>
+              <w:rPr>
+                <w:rStyle w:val="HTMLCode"/>
+                <w:rFonts w:eastAsiaTheme="majorEastAsia"/>
+              </w:rPr>
+            </w:pPr>
+            <w:r>
+              <w:rPr>
+                <w:rStyle w:val="o"/>
+              </w:rPr>
+              <w:t>&lt;p</w:t>
+            </w:r>
+            <w:r>
+              <w:rPr>
+                <w:rStyle w:val="HTMLCode"/>
+                <w:rFonts w:eastAsiaTheme="majorEastAsia"/>
+              </w:rPr>
+              <w:t xml:space="preserve"> </w:t>
+            </w:r>
+            <w:r>
+              <w:rPr>
+                <w:rStyle w:val="n"/>
+                <w:rFonts w:eastAsiaTheme="majorEastAsia"/>
+              </w:rPr>
+              <w:t>class</w:t>
+            </w:r>
+            <w:r>
+              <w:rPr>
+                <w:rStyle w:val="g"/>
+              </w:rPr>
+              <w:t>=</w:t>
+            </w:r>
+            <w:r>
+              <w:rPr>
+                <w:rStyle w:val="k"/>
+                <w:rFonts w:eastAsiaTheme="majorEastAsia"/>
+              </w:rPr>
+              <w:t>"text-warning"</w:t>
+            </w:r>
+            <w:r>
+              <w:rPr>
+                <w:rStyle w:val="o"/>
+              </w:rPr>
+              <w:t>&gt;</w:t>
+            </w:r>
+            <w:r>
+              <w:rPr>
+                <w:rStyle w:val="HTMLCode"/>
+                <w:rFonts w:eastAsiaTheme="majorEastAsia"/>
+              </w:rPr>
+              <w:t>Warning</w:t>
+            </w:r>
+            <w:r>
+              <w:rPr>
+                <w:rStyle w:val="o"/>
+              </w:rPr>
+              <w:t>&lt;/p&gt;</w:t>
+            </w:r>
+          </w:p>
+          <w:p>
+            <w:pPr>
+              <w:pStyle w:val="HTMLPreformatted"/>
+              <w:rPr>
+                <w:rStyle w:val="HTMLCode"/>
+                <w:rFonts w:eastAsiaTheme="majorEastAsia"/>
+              </w:rPr>
+            </w:pPr>
+          </w:p>
+          <w:p>
+            <w:pPr>
+              <w:pStyle w:val="HTMLPreformatted"/>
+              <w:rPr>
+                <w:rStyle w:val="HTMLCode"/>
+                <w:rFonts w:eastAsiaTheme="majorEastAsia"/>
+              </w:rPr>
+            </w:pPr>
+            <w:r>
+              <w:rPr>
+                <w:rStyle w:val="o"/>
+              </w:rPr>
+              <w:t>&lt;p</w:t>
+            </w:r>
+            <w:r>
+              <w:rPr>
+                <w:rStyle w:val="HTMLCode"/>
+                <w:rFonts w:eastAsiaTheme="majorEastAsia"/>
+              </w:rPr>
+              <w:t xml:space="preserve"> </w:t>
+            </w:r>
+            <w:r>
+              <w:rPr>
+                <w:rStyle w:val="n"/>
+                <w:rFonts w:eastAsiaTheme="majorEastAsia"/>
+              </w:rPr>
+              <w:t>class</w:t>
+            </w:r>
+            <w:r>
+              <w:rPr>
+                <w:rStyle w:val="g"/>
+              </w:rPr>
+              <w:t>=</w:t>
+            </w:r>
+            <w:r>
+              <w:rPr>
+                <w:rStyle w:val="k"/>
+                <w:rFonts w:eastAsiaTheme="majorEastAsia"/>
+              </w:rPr>
+              <w:t>"text-info"</w:t>
+            </w:r>
+            <w:r>
+              <w:rPr>
+                <w:rStyle w:val="o"/>
+              </w:rPr>
+              <w:t>&gt;</w:t>
+            </w:r>
+            <w:r>
+              <w:rPr>
+                <w:rStyle w:val="HTMLCode"/>
+                <w:rFonts w:eastAsiaTheme="majorEastAsia"/>
+              </w:rPr>
+              <w:t>Info</w:t>
+            </w:r>
+            <w:r>
+              <w:rPr>
+                <w:rStyle w:val="o"/>
+              </w:rPr>
+              <w:t>&lt;/p&gt;</w:t>
+            </w:r>
+          </w:p>
+          <w:p>
+            <w:pPr>
+              <w:pStyle w:val="HTMLPreformatted"/>
+              <w:rPr>
+                <w:rStyle w:val="HTMLCode"/>
+                <w:rFonts w:eastAsiaTheme="majorEastAsia"/>
+              </w:rPr>
+            </w:pPr>
+          </w:p>
+          <w:p>
+            <w:pPr>
+              <w:pStyle w:val="HTMLPreformatted"/>
+              <w:rPr>
+                <w:rStyle w:val="HTMLCode"/>
+                <w:rFonts w:eastAsiaTheme="majorEastAsia"/>
+              </w:rPr>
+            </w:pPr>
+            <w:r>
+              <w:rPr>
+                <w:rStyle w:val="o"/>
+              </w:rPr>
+              <w:t>&lt;p</w:t>
+            </w:r>
+            <w:r>
+              <w:rPr>
+                <w:rStyle w:val="HTMLCode"/>
+                <w:rFonts w:eastAsiaTheme="majorEastAsia"/>
+              </w:rPr>
+              <w:t xml:space="preserve"> </w:t>
+            </w:r>
+            <w:r>
+              <w:rPr>
+                <w:rStyle w:val="n"/>
+                <w:rFonts w:eastAsiaTheme="majorEastAsia"/>
+              </w:rPr>
+              <w:t>class</w:t>
+            </w:r>
+            <w:r>
+              <w:rPr>
+                <w:rStyle w:val="g"/>
+              </w:rPr>
+              <w:t>=</w:t>
+            </w:r>
+            <w:r>
+              <w:rPr>
+                <w:rStyle w:val="k"/>
+                <w:rFonts w:eastAsiaTheme="majorEastAsia"/>
+              </w:rPr>
+              <w:t>"text-secondary"</w:t>
+            </w:r>
+            <w:r>
+              <w:rPr>
+                <w:rStyle w:val="o"/>
+              </w:rPr>
+              <w:t>&gt;</w:t>
+            </w:r>
+            <w:r>
+              <w:rPr>
+                <w:rStyle w:val="HTMLCode"/>
+                <w:rFonts w:eastAsiaTheme="majorEastAsia"/>
+              </w:rPr>
+              <w:t>Secondary</w:t>
+            </w:r>
+            <w:r>
+              <w:rPr>
+                <w:rStyle w:val="o"/>
+              </w:rPr>
+              <w:t>&lt;/p&gt;</w:t>
+            </w:r>
+          </w:p>
+          <w:p>
+            <w:pPr>
+              <w:pStyle w:val="HTMLPreformatted"/>
+              <w:rPr>
+                <w:rStyle w:val="HTMLCode"/>
+                <w:rFonts w:eastAsiaTheme="majorEastAsia"/>
+              </w:rPr>
+            </w:pPr>
+          </w:p>
+          <w:p>
+            <w:pPr>
+              <w:pStyle w:val="HTMLPreformatted"/>
+              <w:rPr>
+                <w:rStyle w:val="HTMLCode"/>
+                <w:rFonts w:eastAsiaTheme="majorEastAsia"/>
+              </w:rPr>
+            </w:pPr>
+            <w:r>
+              <w:rPr>
+                <w:rStyle w:val="o"/>
+              </w:rPr>
+              <w:t>&lt;p</w:t>
+            </w:r>
+            <w:r>
+              <w:rPr>
+                <w:rStyle w:val="HTMLCode"/>
+                <w:rFonts w:eastAsiaTheme="majorEastAsia"/>
+              </w:rPr>
+              <w:t xml:space="preserve"> </w:t>
+            </w:r>
+            <w:r>
+              <w:rPr>
+                <w:rStyle w:val="n"/>
+                <w:rFonts w:eastAsiaTheme="majorEastAsia"/>
+              </w:rPr>
+              <w:t>class</w:t>
+            </w:r>
+            <w:r>
+              <w:rPr>
+                <w:rStyle w:val="g"/>
+              </w:rPr>
+              <w:t>=</w:t>
+            </w:r>
+            <w:r>
+              <w:rPr>
+                <w:rStyle w:val="k"/>
+                <w:rFonts w:eastAsiaTheme="majorEastAsia"/>
+              </w:rPr>
+              <w:t>"text-dark"</w:t>
+            </w:r>
+            <w:r>
+              <w:rPr>
+                <w:rStyle w:val="o"/>
+              </w:rPr>
+              <w:t>&gt;</w:t>
+            </w:r>
+            <w:r>
+              <w:rPr>
+                <w:rStyle w:val="HTMLCode"/>
+                <w:rFonts w:eastAsiaTheme="majorEastAsia"/>
+              </w:rPr>
+              <w:t>Dark</w:t>
+            </w:r>
+            <w:r>
+              <w:rPr>
+                <w:rStyle w:val="o"/>
+              </w:rPr>
+              <w:t>&lt;/p&gt;</w:t>
+            </w:r>
+          </w:p>
+          <w:p>
+            <w:pPr>
+              <w:pStyle w:val="HTMLPreformatted"/>
+              <w:rPr>
+                <w:rStyle w:val="HTMLCode"/>
+                <w:rFonts w:eastAsiaTheme="majorEastAsia"/>
+              </w:rPr>
+            </w:pPr>
+          </w:p>
+          <w:p>
+            <w:pPr>
+              <w:pStyle w:val="HTMLPreformatted"/>
+            </w:pPr>
+            <w:r>
+              <w:rPr>
+                <w:rStyle w:val="o"/>
+              </w:rPr>
+              <w:t>&lt;p</w:t>
+            </w:r>
+            <w:r>
+              <w:rPr>
+                <w:rStyle w:val="HTMLCode"/>
+                <w:rFonts w:eastAsiaTheme="majorEastAsia"/>
+              </w:rPr>
+              <w:t xml:space="preserve"> </w:t>
+            </w:r>
+            <w:r>
+              <w:rPr>
+                <w:rStyle w:val="n"/>
+                <w:rFonts w:eastAsiaTheme="majorEastAsia"/>
+              </w:rPr>
+              <w:t>class</w:t>
+            </w:r>
+            <w:r>
+              <w:rPr>
+                <w:rStyle w:val="g"/>
+              </w:rPr>
+              <w:t>=</w:t>
+            </w:r>
+            <w:r>
+              <w:rPr>
+                <w:rStyle w:val="k"/>
+                <w:rFonts w:eastAsiaTheme="majorEastAsia"/>
+              </w:rPr>
+              <w:t>"text-light bg-dark"</w:t>
+            </w:r>
+            <w:r>
+              <w:rPr>
+                <w:rStyle w:val="o"/>
+              </w:rPr>
+              <w:t>&gt;</w:t>
+            </w:r>
+            <w:r>
+              <w:rPr>
+                <w:rStyle w:val="HTMLCode"/>
+                <w:rFonts w:eastAsiaTheme="majorEastAsia"/>
+              </w:rPr>
+              <w:t>Light</w:t>
+            </w:r>
+            <w:r>
+              <w:rPr>
+                <w:rStyle w:val="o"/>
+              </w:rPr>
+              <w:t>&lt;/p&gt;</w:t>
+            </w:r>
+          </w:p>
+          <w:p/>
+        </w:tc>
+        <w:tc>
+          <w:tcPr>
+            <w:tcW w:w="8011" w:type="dxa"/>
+          </w:tcPr>
+          <w:p>
+            <w:pPr>
+              <w:pStyle w:val="Heading1"/>
+              <w:rPr>
+                <w:color w:val="auto"/>
+                <w:sz w:val="48"/>
+              </w:rPr>
+            </w:pPr>
+            <w:r>
+              <w:t xml:space="preserve"> </w:t>
+            </w:r>
+            <w:r>
+              <w:t>7. Background Colors</w:t>
+            </w:r>
+          </w:p>
+          <w:p>
+            <w:pPr>
+              <w:pStyle w:val="HTMLPreformatted"/>
+              <w:rPr>
+                <w:rStyle w:val="HTMLCode"/>
+                <w:rFonts w:eastAsiaTheme="majorEastAsia"/>
+              </w:rPr>
+            </w:pPr>
+            <w:r>
+              <w:rPr>
+                <w:rStyle w:val="o"/>
+              </w:rPr>
+              <w:t>&lt;p</w:t>
+            </w:r>
+            <w:r>
+              <w:rPr>
+                <w:rStyle w:val="HTMLCode"/>
+                <w:rFonts w:eastAsiaTheme="majorEastAsia"/>
+              </w:rPr>
+              <w:t xml:space="preserve"> </w:t>
+            </w:r>
+            <w:r>
+              <w:rPr>
+                <w:rStyle w:val="n"/>
+                <w:rFonts w:eastAsiaTheme="majorEastAsia"/>
+              </w:rPr>
+              <w:t>class</w:t>
+            </w:r>
+            <w:r>
+              <w:rPr>
+                <w:rStyle w:val="g"/>
+              </w:rPr>
+              <w:t>=</w:t>
+            </w:r>
+            <w:r>
+              <w:rPr>
+                <w:rStyle w:val="k"/>
+                <w:rFonts w:eastAsiaTheme="majorEastAsia"/>
+              </w:rPr>
+              <w:t>"bg-primary text-white"</w:t>
+            </w:r>
+            <w:r>
+              <w:rPr>
+                <w:rStyle w:val="o"/>
+              </w:rPr>
+              <w:t>&gt;</w:t>
+            </w:r>
+          </w:p>
+          <w:p>
+            <w:pPr>
+              <w:pStyle w:val="HTMLPreformatted"/>
+              <w:rPr>
+                <w:rStyle w:val="HTMLCode"/>
+                <w:rFonts w:eastAsiaTheme="majorEastAsia"/>
+              </w:rPr>
+            </w:pPr>
+            <w:r>
+              <w:rPr>
+                <w:rStyle w:val="HTMLCode"/>
+                <w:rFonts w:eastAsiaTheme="majorEastAsia"/>
+              </w:rPr>
+              <w:t xml:space="preserve">    Hello</w:t>
+            </w:r>
+          </w:p>
+          <w:p>
+            <w:pPr>
+              <w:pStyle w:val="HTMLPreformatted"/>
+              <w:rPr>
+                <w:rStyle w:val="HTMLCode"/>
+                <w:rFonts w:eastAsiaTheme="majorEastAsia"/>
+              </w:rPr>
+            </w:pPr>
+            <w:r>
+              <w:rPr>
+                <w:rStyle w:val="o"/>
+              </w:rPr>
+              <w:t>&lt;/p&gt;</w:t>
+            </w:r>
+          </w:p>
+          <w:p>
+            <w:pPr>
+              <w:pStyle w:val="HTMLPreformatted"/>
+              <w:rPr>
+                <w:rStyle w:val="HTMLCode"/>
+                <w:rFonts w:eastAsiaTheme="majorEastAsia"/>
+              </w:rPr>
+            </w:pPr>
+          </w:p>
+          <w:p>
+            <w:pPr>
+              <w:pStyle w:val="HTMLPreformatted"/>
+              <w:rPr>
+                <w:rStyle w:val="HTMLCode"/>
+                <w:rFonts w:eastAsiaTheme="majorEastAsia"/>
+              </w:rPr>
+            </w:pPr>
+            <w:r>
+              <w:rPr>
+                <w:rStyle w:val="o"/>
+              </w:rPr>
+              <w:t>&lt;p</w:t>
+            </w:r>
+            <w:r>
+              <w:rPr>
+                <w:rStyle w:val="HTMLCode"/>
+                <w:rFonts w:eastAsiaTheme="majorEastAsia"/>
+              </w:rPr>
+              <w:t xml:space="preserve"> </w:t>
+            </w:r>
+            <w:r>
+              <w:rPr>
+                <w:rStyle w:val="n"/>
+                <w:rFonts w:eastAsiaTheme="majorEastAsia"/>
+              </w:rPr>
+              <w:t>class</w:t>
+            </w:r>
+            <w:r>
+              <w:rPr>
+                <w:rStyle w:val="g"/>
+              </w:rPr>
+              <w:t>=</w:t>
+            </w:r>
+            <w:r>
+              <w:rPr>
+                <w:rStyle w:val="k"/>
+                <w:rFonts w:eastAsiaTheme="majorEastAsia"/>
+              </w:rPr>
+              <w:t>"bg-success text-white"</w:t>
+            </w:r>
+            <w:r>
+              <w:rPr>
+                <w:rStyle w:val="o"/>
+              </w:rPr>
+              <w:t>&gt;</w:t>
+            </w:r>
+          </w:p>
+          <w:p>
+            <w:pPr>
+              <w:pStyle w:val="HTMLPreformatted"/>
+              <w:rPr>
+                <w:rStyle w:val="HTMLCode"/>
+                <w:rFonts w:eastAsiaTheme="majorEastAsia"/>
+              </w:rPr>
+            </w:pPr>
+            <w:r>
+              <w:rPr>
+                <w:rStyle w:val="HTMLCode"/>
+                <w:rFonts w:eastAsiaTheme="majorEastAsia"/>
+              </w:rPr>
+              <w:t xml:space="preserve">    Success</w:t>
+            </w:r>
+          </w:p>
+          <w:p>
+            <w:pPr>
+              <w:pStyle w:val="HTMLPreformatted"/>
+            </w:pPr>
+            <w:r>
+              <w:rPr>
+                <w:rStyle w:val="o"/>
+              </w:rPr>
+              <w:t>&lt;/p&gt;</w:t>
+            </w:r>
+          </w:p>
+          <w:p>
+            <w:pPr>
+              <w:pStyle w:val="Heading1"/>
+              <w:rPr>
+                <w:color w:val="auto"/>
+                <w:sz w:val="48"/>
+              </w:rPr>
+            </w:pPr>
+            <w:r>
+              <w:t>8. Text Transform</w:t>
+            </w:r>
+          </w:p>
+          <w:p>
+            <w:pPr>
+              <w:pStyle w:val="HTMLPreformatted"/>
+              <w:rPr>
+                <w:rStyle w:val="HTMLCode"/>
+                <w:rFonts w:eastAsiaTheme="majorEastAsia"/>
+              </w:rPr>
+            </w:pPr>
+            <w:r>
+              <w:rPr>
+                <w:rStyle w:val="o"/>
+              </w:rPr>
+              <w:t>&lt;p</w:t>
+            </w:r>
+            <w:r>
+              <w:rPr>
+                <w:rStyle w:val="HTMLCode"/>
+                <w:rFonts w:eastAsiaTheme="majorEastAsia"/>
+              </w:rPr>
+              <w:t xml:space="preserve"> </w:t>
+            </w:r>
+            <w:r>
+              <w:rPr>
+                <w:rStyle w:val="n"/>
+                <w:rFonts w:eastAsiaTheme="majorEastAsia"/>
+              </w:rPr>
+              <w:t>class</w:t>
+            </w:r>
+            <w:r>
+              <w:rPr>
+                <w:rStyle w:val="g"/>
+              </w:rPr>
+              <w:t>=</w:t>
+            </w:r>
+            <w:r>
+              <w:rPr>
+                <w:rStyle w:val="k"/>
+                <w:rFonts w:eastAsiaTheme="majorEastAsia"/>
+              </w:rPr>
+              <w:t>"text-uppercase"</w:t>
+            </w:r>
+            <w:r>
+              <w:rPr>
+                <w:rStyle w:val="o"/>
+              </w:rPr>
+              <w:t>&gt;</w:t>
+            </w:r>
+          </w:p>
+          <w:p>
+            <w:pPr>
+              <w:pStyle w:val="HTMLPreformatted"/>
+              <w:rPr>
+                <w:rStyle w:val="HTMLCode"/>
+                <w:rFonts w:eastAsiaTheme="majorEastAsia"/>
+              </w:rPr>
+            </w:pPr>
+            <w:r>
+              <w:rPr>
+                <w:rStyle w:val="HTMLCode"/>
+                <w:rFonts w:eastAsiaTheme="majorEastAsia"/>
+              </w:rPr>
+              <w:t xml:space="preserve">    hello</w:t>
+            </w:r>
+          </w:p>
+          <w:p>
+            <w:pPr>
+              <w:pStyle w:val="HTMLPreformatted"/>
+              <w:rPr>
+                <w:rStyle w:val="HTMLCode"/>
+                <w:rFonts w:eastAsiaTheme="majorEastAsia"/>
+              </w:rPr>
+            </w:pPr>
+            <w:r>
+              <w:rPr>
+                <w:rStyle w:val="o"/>
+              </w:rPr>
+              <w:t>&lt;/p&gt;</w:t>
+            </w:r>
+          </w:p>
+          <w:p>
+            <w:pPr>
+              <w:pStyle w:val="HTMLPreformatted"/>
+              <w:rPr>
+                <w:rStyle w:val="HTMLCode"/>
+                <w:rFonts w:eastAsiaTheme="majorEastAsia"/>
+              </w:rPr>
+            </w:pPr>
+          </w:p>
+          <w:p>
+            <w:pPr>
+              <w:pStyle w:val="HTMLPreformatted"/>
+              <w:rPr>
+                <w:rStyle w:val="HTMLCode"/>
+                <w:rFonts w:eastAsiaTheme="majorEastAsia"/>
+              </w:rPr>
+            </w:pPr>
+            <w:r>
+              <w:rPr>
+                <w:rStyle w:val="o"/>
+              </w:rPr>
+              <w:t>&lt;p</w:t>
+            </w:r>
+            <w:r>
+              <w:rPr>
+                <w:rStyle w:val="HTMLCode"/>
+                <w:rFonts w:eastAsiaTheme="majorEastAsia"/>
+              </w:rPr>
+              <w:t xml:space="preserve"> </w:t>
+            </w:r>
+            <w:r>
+              <w:rPr>
+                <w:rStyle w:val="n"/>
+                <w:rFonts w:eastAsiaTheme="majorEastAsia"/>
+              </w:rPr>
+              <w:t>class</w:t>
+            </w:r>
+            <w:r>
+              <w:rPr>
+                <w:rStyle w:val="g"/>
+              </w:rPr>
+              <w:t>=</w:t>
+            </w:r>
+            <w:r>
+              <w:rPr>
+                <w:rStyle w:val="k"/>
+                <w:rFonts w:eastAsiaTheme="majorEastAsia"/>
+              </w:rPr>
+              <w:t>"text-lowercase"</w:t>
+            </w:r>
+            <w:r>
+              <w:rPr>
+                <w:rStyle w:val="o"/>
+              </w:rPr>
+              <w:t>&gt;</w:t>
+            </w:r>
+          </w:p>
+          <w:p>
+            <w:pPr>
+              <w:pStyle w:val="HTMLPreformatted"/>
+              <w:rPr>
+                <w:rStyle w:val="HTMLCode"/>
+                <w:rFonts w:eastAsiaTheme="majorEastAsia"/>
+              </w:rPr>
+            </w:pPr>
+            <w:r>
+              <w:rPr>
+                <w:rStyle w:val="HTMLCode"/>
+                <w:rFonts w:eastAsiaTheme="majorEastAsia"/>
+              </w:rPr>
+              <w:t xml:space="preserve">    HELLO</w:t>
+            </w:r>
+          </w:p>
+          <w:p>
+            <w:pPr>
+              <w:pStyle w:val="HTMLPreformatted"/>
+              <w:rPr>
+                <w:rStyle w:val="HTMLCode"/>
+                <w:rFonts w:eastAsiaTheme="majorEastAsia"/>
+              </w:rPr>
+            </w:pPr>
+            <w:r>
+              <w:rPr>
+                <w:rStyle w:val="o"/>
+              </w:rPr>
+              <w:t>&lt;/p&gt;</w:t>
+            </w:r>
+          </w:p>
+          <w:p>
+            <w:pPr>
+              <w:pStyle w:val="HTMLPreformatted"/>
+              <w:rPr>
+                <w:rStyle w:val="HTMLCode"/>
+                <w:rFonts w:eastAsiaTheme="majorEastAsia"/>
+              </w:rPr>
+            </w:pPr>
+          </w:p>
+          <w:p>
+            <w:pPr>
+              <w:pStyle w:val="HTMLPreformatted"/>
+              <w:rPr>
+                <w:rStyle w:val="HTMLCode"/>
+                <w:rFonts w:eastAsiaTheme="majorEastAsia"/>
+              </w:rPr>
+            </w:pPr>
+            <w:r>
+              <w:rPr>
+                <w:rStyle w:val="o"/>
+              </w:rPr>
+              <w:t>&lt;p</w:t>
+            </w:r>
+            <w:r>
+              <w:rPr>
+                <w:rStyle w:val="HTMLCode"/>
+                <w:rFonts w:eastAsiaTheme="majorEastAsia"/>
+              </w:rPr>
+              <w:t xml:space="preserve"> </w:t>
+            </w:r>
+            <w:r>
+              <w:rPr>
+                <w:rStyle w:val="n"/>
+                <w:rFonts w:eastAsiaTheme="majorEastAsia"/>
+              </w:rPr>
+              <w:t>class</w:t>
+            </w:r>
+            <w:r>
+              <w:rPr>
+                <w:rStyle w:val="g"/>
+              </w:rPr>
+              <w:t>=</w:t>
+            </w:r>
+            <w:r>
+              <w:rPr>
+                <w:rStyle w:val="k"/>
+                <w:rFonts w:eastAsiaTheme="majorEastAsia"/>
+              </w:rPr>
+              <w:t>"text-capitalize"</w:t>
+            </w:r>
+            <w:r>
+              <w:rPr>
+                <w:rStyle w:val="o"/>
+              </w:rPr>
+              <w:t>&gt;</w:t>
+            </w:r>
+          </w:p>
+          <w:p>
+            <w:pPr>
+              <w:pStyle w:val="HTMLPreformatted"/>
+              <w:rPr>
+                <w:rStyle w:val="HTMLCode"/>
+                <w:rFonts w:eastAsiaTheme="majorEastAsia"/>
+              </w:rPr>
+            </w:pPr>
+            <w:r>
+              <w:rPr>
+                <w:rStyle w:val="HTMLCode"/>
+                <w:rFonts w:eastAsiaTheme="majorEastAsia"/>
+              </w:rPr>
+              <w:t xml:space="preserve">    hello world</w:t>
+            </w:r>
+          </w:p>
+          <w:p>
+            <w:pPr>
+              <w:pStyle w:val="HTMLPreformatted"/>
+            </w:pPr>
+            <w:r>
+              <w:rPr>
+                <w:rStyle w:val="o"/>
+              </w:rPr>
+              <w:t>&lt;/p&gt;</w:t>
+            </w:r>
+          </w:p>
+          <w:p/>
+        </w:tc>
+      </w:tr>
+    </w:tbl>
+    <w:p/>
+    <w:tbl>
+      <w:tblPr>
+        <w:tblStyle w:val="TableGrid"/>
+        <w:tblW w:w="0" w:type="auto"/>
+        <w:tblLook w:val="04A0" w:firstRow="1" w:lastRow="0" w:firstColumn="1" w:lastColumn="0" w:noHBand="0" w:noVBand="1"/>
+      </w:tblPr>
+      <w:tblGrid>
+        <w:gridCol w:w="4045"/>
+        <w:gridCol w:w="5269"/>
+        <w:gridCol w:w="7691"/>
+        <w:gridCol w:w="6025"/>
+      </w:tblGrid>
+      <w:tr>
+        <w:tc>
+          <w:tcPr>
+            <w:tcW w:w="4045" w:type="dxa"/>
+          </w:tcPr>
+          <w:p>
+            <w:pPr>
+              <w:pStyle w:val="Heading1"/>
+              <w:rPr>
+                <w:color w:val="auto"/>
+                <w:sz w:val="48"/>
+              </w:rPr>
+            </w:pPr>
+            <w:r>
+              <w:lastRenderedPageBreak/>
+              <w:t>9. Font Size</w:t>
+            </w:r>
+          </w:p>
+          <w:p>
+            <w:pPr>
+              <w:pStyle w:val="NormalWeb"/>
+            </w:pPr>
+            <w:r>
+              <w:t>Bootstrap 5 provides font-size utility classes.</w:t>
+            </w:r>
+          </w:p>
+          <w:p>
+            <w:pPr>
+              <w:pStyle w:val="HTMLPreformatted"/>
+              <w:rPr>
+                <w:rStyle w:val="HTMLCode"/>
+              </w:rPr>
+            </w:pPr>
+            <w:r>
+              <w:rPr>
+                <w:rStyle w:val="o"/>
+                <w:rFonts w:eastAsiaTheme="majorEastAsia"/>
+              </w:rPr>
+              <w:t>&lt;p</w:t>
+            </w:r>
+            <w:r>
+              <w:rPr>
+                <w:rStyle w:val="HTMLCode"/>
+              </w:rPr>
+              <w:t xml:space="preserve"> </w:t>
+            </w:r>
+            <w:r>
+              <w:rPr>
+                <w:rStyle w:val="n"/>
+              </w:rPr>
+              <w:t>class</w:t>
+            </w:r>
+            <w:r>
+              <w:rPr>
+                <w:rStyle w:val="g"/>
+                <w:rFonts w:eastAsiaTheme="majorEastAsia"/>
+              </w:rPr>
+              <w:t>=</w:t>
+            </w:r>
+            <w:r>
+              <w:rPr>
+                <w:rStyle w:val="k"/>
+              </w:rPr>
+              <w:t>"fs-1"</w:t>
+            </w:r>
+            <w:r>
+              <w:rPr>
+                <w:rStyle w:val="o"/>
+                <w:rFonts w:eastAsiaTheme="majorEastAsia"/>
+              </w:rPr>
+              <w:t>&gt;</w:t>
+            </w:r>
+            <w:r>
+              <w:rPr>
+                <w:rStyle w:val="HTMLCode"/>
+              </w:rPr>
+              <w:t>Font Size 1</w:t>
+            </w:r>
+            <w:r>
+              <w:rPr>
+                <w:rStyle w:val="o"/>
+                <w:rFonts w:eastAsiaTheme="majorEastAsia"/>
+              </w:rPr>
+              <w:t>&lt;/p&gt;</w:t>
+            </w:r>
+          </w:p>
+          <w:p>
+            <w:pPr>
+              <w:pStyle w:val="HTMLPreformatted"/>
+              <w:rPr>
+                <w:rStyle w:val="HTMLCode"/>
+              </w:rPr>
+            </w:pPr>
+          </w:p>
+          <w:p>
+            <w:pPr>
+              <w:pStyle w:val="HTMLPreformatted"/>
+              <w:rPr>
+                <w:rStyle w:val="HTMLCode"/>
+              </w:rPr>
+            </w:pPr>
+            <w:r>
+              <w:rPr>
+                <w:rStyle w:val="o"/>
+                <w:rFonts w:eastAsiaTheme="majorEastAsia"/>
+              </w:rPr>
+              <w:t>&lt;p</w:t>
+            </w:r>
+            <w:r>
+              <w:rPr>
+                <w:rStyle w:val="HTMLCode"/>
+              </w:rPr>
+              <w:t xml:space="preserve"> </w:t>
+            </w:r>
+            <w:r>
+              <w:rPr>
+                <w:rStyle w:val="n"/>
+              </w:rPr>
+              <w:t>class</w:t>
+            </w:r>
+            <w:r>
+              <w:rPr>
+                <w:rStyle w:val="g"/>
+                <w:rFonts w:eastAsiaTheme="majorEastAsia"/>
+              </w:rPr>
+              <w:t>=</w:t>
+            </w:r>
+            <w:r>
+              <w:rPr>
+                <w:rStyle w:val="k"/>
+              </w:rPr>
+              <w:t>"fs-2"</w:t>
+            </w:r>
+            <w:r>
+              <w:rPr>
+                <w:rStyle w:val="o"/>
+                <w:rFonts w:eastAsiaTheme="majorEastAsia"/>
+              </w:rPr>
+              <w:t>&gt;</w:t>
+            </w:r>
+            <w:r>
+              <w:rPr>
+                <w:rStyle w:val="HTMLCode"/>
+              </w:rPr>
+              <w:t>Font Size 2</w:t>
+            </w:r>
+            <w:r>
+              <w:rPr>
+                <w:rStyle w:val="o"/>
+                <w:rFonts w:eastAsiaTheme="majorEastAsia"/>
+              </w:rPr>
+              <w:t>&lt;/p&gt;</w:t>
+            </w:r>
+          </w:p>
+          <w:p>
+            <w:pPr>
+              <w:pStyle w:val="HTMLPreformatted"/>
+              <w:rPr>
+                <w:rStyle w:val="HTMLCode"/>
+              </w:rPr>
+            </w:pPr>
+          </w:p>
+          <w:p>
+            <w:pPr>
+              <w:pStyle w:val="HTMLPreformatted"/>
+              <w:rPr>
+                <w:rStyle w:val="HTMLCode"/>
+              </w:rPr>
+            </w:pPr>
+            <w:r>
+              <w:rPr>
+                <w:rStyle w:val="o"/>
+                <w:rFonts w:eastAsiaTheme="majorEastAsia"/>
+              </w:rPr>
+              <w:t>&lt;p</w:t>
+            </w:r>
+            <w:r>
+              <w:rPr>
+                <w:rStyle w:val="HTMLCode"/>
+              </w:rPr>
+              <w:t xml:space="preserve"> </w:t>
+            </w:r>
+            <w:r>
+              <w:rPr>
+                <w:rStyle w:val="n"/>
+              </w:rPr>
+              <w:t>class</w:t>
+            </w:r>
+            <w:r>
+              <w:rPr>
+                <w:rStyle w:val="g"/>
+                <w:rFonts w:eastAsiaTheme="majorEastAsia"/>
+              </w:rPr>
+              <w:t>=</w:t>
+            </w:r>
+            <w:r>
+              <w:rPr>
+                <w:rStyle w:val="k"/>
+              </w:rPr>
+              <w:t>"fs-3"</w:t>
+            </w:r>
+            <w:r>
+              <w:rPr>
+                <w:rStyle w:val="o"/>
+                <w:rFonts w:eastAsiaTheme="majorEastAsia"/>
+              </w:rPr>
+              <w:t>&gt;</w:t>
+            </w:r>
+            <w:r>
+              <w:rPr>
+                <w:rStyle w:val="HTMLCode"/>
+              </w:rPr>
+              <w:t>Font Size 3</w:t>
+            </w:r>
+            <w:r>
+              <w:rPr>
+                <w:rStyle w:val="o"/>
+                <w:rFonts w:eastAsiaTheme="majorEastAsia"/>
+              </w:rPr>
+              <w:t>&lt;/p&gt;</w:t>
+            </w:r>
+          </w:p>
+          <w:p>
+            <w:pPr>
+              <w:pStyle w:val="HTMLPreformatted"/>
+              <w:rPr>
+                <w:rStyle w:val="HTMLCode"/>
+              </w:rPr>
+            </w:pPr>
+          </w:p>
+          <w:p>
+            <w:pPr>
+              <w:pStyle w:val="HTMLPreformatted"/>
+              <w:rPr>
+                <w:rStyle w:val="HTMLCode"/>
+              </w:rPr>
+            </w:pPr>
+            <w:r>
+              <w:rPr>
+                <w:rStyle w:val="o"/>
+                <w:rFonts w:eastAsiaTheme="majorEastAsia"/>
+              </w:rPr>
+              <w:t>&lt;p</w:t>
+            </w:r>
+            <w:r>
+              <w:rPr>
+                <w:rStyle w:val="HTMLCode"/>
+              </w:rPr>
+              <w:t xml:space="preserve"> </w:t>
+            </w:r>
+            <w:r>
+              <w:rPr>
+                <w:rStyle w:val="n"/>
+              </w:rPr>
+              <w:t>class</w:t>
+            </w:r>
+            <w:r>
+              <w:rPr>
+                <w:rStyle w:val="g"/>
+                <w:rFonts w:eastAsiaTheme="majorEastAsia"/>
+              </w:rPr>
+              <w:t>=</w:t>
+            </w:r>
+            <w:r>
+              <w:rPr>
+                <w:rStyle w:val="k"/>
+              </w:rPr>
+              <w:t>"fs-4"</w:t>
+            </w:r>
+            <w:r>
+              <w:rPr>
+                <w:rStyle w:val="o"/>
+                <w:rFonts w:eastAsiaTheme="majorEastAsia"/>
+              </w:rPr>
+              <w:t>&gt;</w:t>
+            </w:r>
+            <w:r>
+              <w:rPr>
+                <w:rStyle w:val="HTMLCode"/>
+              </w:rPr>
+              <w:t>Font Size 4</w:t>
+            </w:r>
+            <w:r>
+              <w:rPr>
+                <w:rStyle w:val="o"/>
+                <w:rFonts w:eastAsiaTheme="majorEastAsia"/>
+              </w:rPr>
+              <w:t>&lt;/p&gt;</w:t>
+            </w:r>
+          </w:p>
+          <w:p>
+            <w:pPr>
+              <w:pStyle w:val="HTMLPreformatted"/>
+              <w:rPr>
+                <w:rStyle w:val="HTMLCode"/>
+              </w:rPr>
+            </w:pPr>
+          </w:p>
+          <w:p>
+            <w:pPr>
+              <w:pStyle w:val="HTMLPreformatted"/>
+              <w:rPr>
+                <w:rStyle w:val="HTMLCode"/>
+              </w:rPr>
+            </w:pPr>
+            <w:r>
+              <w:rPr>
+                <w:rStyle w:val="o"/>
+                <w:rFonts w:eastAsiaTheme="majorEastAsia"/>
+              </w:rPr>
+              <w:t>&lt;p</w:t>
+            </w:r>
+            <w:r>
+              <w:rPr>
+                <w:rStyle w:val="HTMLCode"/>
+              </w:rPr>
+              <w:t xml:space="preserve"> </w:t>
+            </w:r>
+            <w:r>
+              <w:rPr>
+                <w:rStyle w:val="n"/>
+              </w:rPr>
+              <w:t>class</w:t>
+            </w:r>
+            <w:r>
+              <w:rPr>
+                <w:rStyle w:val="g"/>
+                <w:rFonts w:eastAsiaTheme="majorEastAsia"/>
+              </w:rPr>
+              <w:t>=</w:t>
+            </w:r>
+            <w:r>
+              <w:rPr>
+                <w:rStyle w:val="k"/>
+              </w:rPr>
+              <w:t>"fs-5"</w:t>
+            </w:r>
+            <w:r>
+              <w:rPr>
+                <w:rStyle w:val="o"/>
+                <w:rFonts w:eastAsiaTheme="majorEastAsia"/>
+              </w:rPr>
+              <w:t>&gt;</w:t>
+            </w:r>
+            <w:r>
+              <w:rPr>
+                <w:rStyle w:val="HTMLCode"/>
+              </w:rPr>
+              <w:t>Font Size 5</w:t>
+            </w:r>
+            <w:r>
+              <w:rPr>
+                <w:rStyle w:val="o"/>
+                <w:rFonts w:eastAsiaTheme="majorEastAsia"/>
+              </w:rPr>
+              <w:t>&lt;/p&gt;</w:t>
+            </w:r>
+          </w:p>
+          <w:p>
+            <w:pPr>
+              <w:pStyle w:val="HTMLPreformatted"/>
+              <w:rPr>
+                <w:rStyle w:val="HTMLCode"/>
+              </w:rPr>
+            </w:pPr>
+          </w:p>
+          <w:p>
+            <w:pPr>
+              <w:pStyle w:val="HTMLPreformatted"/>
+            </w:pPr>
+            <w:r>
+              <w:rPr>
+                <w:rStyle w:val="o"/>
+                <w:rFonts w:eastAsiaTheme="majorEastAsia"/>
+              </w:rPr>
+              <w:t>&lt;p</w:t>
+            </w:r>
+            <w:r>
+              <w:rPr>
+                <w:rStyle w:val="HTMLCode"/>
+              </w:rPr>
+              <w:t xml:space="preserve"> </w:t>
+            </w:r>
+            <w:r>
+              <w:rPr>
+                <w:rStyle w:val="n"/>
+              </w:rPr>
+              <w:t>class</w:t>
+            </w:r>
+            <w:r>
+              <w:rPr>
+                <w:rStyle w:val="g"/>
+                <w:rFonts w:eastAsiaTheme="majorEastAsia"/>
+              </w:rPr>
+              <w:t>=</w:t>
+            </w:r>
+            <w:r>
+              <w:rPr>
+                <w:rStyle w:val="k"/>
+              </w:rPr>
+              <w:t>"fs-6"</w:t>
+            </w:r>
+            <w:r>
+              <w:rPr>
+                <w:rStyle w:val="o"/>
+                <w:rFonts w:eastAsiaTheme="majorEastAsia"/>
+              </w:rPr>
+              <w:t>&gt;</w:t>
+            </w:r>
+            <w:r>
+              <w:rPr>
+                <w:rStyle w:val="HTMLCode"/>
+              </w:rPr>
+              <w:t>Font Size 6</w:t>
+            </w:r>
+            <w:r>
+              <w:rPr>
+                <w:rStyle w:val="o"/>
+                <w:rFonts w:eastAsiaTheme="majorEastAsia"/>
+              </w:rPr>
+              <w:t>&lt;/p&gt;</w:t>
+            </w:r>
+          </w:p>
+          <w:p>
+            <w:pPr>
+              <w:pStyle w:val="NormalWeb"/>
+            </w:pPr>
+            <w:r>
+              <w:rPr>
+                <w:rStyle w:val="HTMLCode"/>
+              </w:rPr>
+              <w:t>fs-1</w:t>
+            </w:r>
+            <w:r>
+              <w:t xml:space="preserve"> is the largest.</w:t>
+            </w:r>
+          </w:p>
+          <w:p>
+            <w:pPr>
+              <w:pStyle w:val="blue"/>
+            </w:pPr>
+          </w:p>
+        </w:tc>
+        <w:tc>
+          <w:tcPr>
+            <w:tcW w:w="5269" w:type="dxa"/>
+          </w:tcPr>
+          <w:p>
+            <w:pPr>
+              <w:pStyle w:val="Heading1"/>
+              <w:rPr>
+                <w:color w:val="auto"/>
+                <w:sz w:val="48"/>
+              </w:rPr>
+            </w:pPr>
+            <w:r>
+              <w:t>10. Text Wrapping</w:t>
+            </w:r>
+          </w:p>
+          <w:p>
+            <w:pPr>
+              <w:pStyle w:val="HTMLPreformatted"/>
+              <w:rPr>
+                <w:rStyle w:val="HTMLCode"/>
+                <w:rFonts w:eastAsiaTheme="majorEastAsia"/>
+              </w:rPr>
+            </w:pPr>
+            <w:r>
+              <w:rPr>
+                <w:rStyle w:val="o"/>
+              </w:rPr>
+              <w:t>&lt;p</w:t>
+            </w:r>
+            <w:r>
+              <w:rPr>
+                <w:rStyle w:val="HTMLCode"/>
+                <w:rFonts w:eastAsiaTheme="majorEastAsia"/>
+              </w:rPr>
+              <w:t xml:space="preserve"> </w:t>
+            </w:r>
+            <w:r>
+              <w:rPr>
+                <w:rStyle w:val="n"/>
+                <w:rFonts w:eastAsiaTheme="majorEastAsia"/>
+              </w:rPr>
+              <w:t>class</w:t>
+            </w:r>
+            <w:r>
+              <w:rPr>
+                <w:rStyle w:val="g"/>
+              </w:rPr>
+              <w:t>=</w:t>
+            </w:r>
+            <w:r>
+              <w:rPr>
+                <w:rStyle w:val="k"/>
+                <w:rFonts w:eastAsiaTheme="majorEastAsia"/>
+              </w:rPr>
+              <w:t>"text-wrap"</w:t>
+            </w:r>
+            <w:r>
+              <w:rPr>
+                <w:rStyle w:val="o"/>
+              </w:rPr>
+              <w:t>&gt;</w:t>
+            </w:r>
+          </w:p>
+          <w:p>
+            <w:pPr>
+              <w:pStyle w:val="HTMLPreformatted"/>
+              <w:rPr>
+                <w:rStyle w:val="HTMLCode"/>
+                <w:rFonts w:eastAsiaTheme="majorEastAsia"/>
+              </w:rPr>
+            </w:pPr>
+            <w:r>
+              <w:rPr>
+                <w:rStyle w:val="HTMLCode"/>
+                <w:rFonts w:eastAsiaTheme="majorEastAsia"/>
+              </w:rPr>
+              <w:t xml:space="preserve">    Very long text...</w:t>
+            </w:r>
+          </w:p>
+          <w:p>
+            <w:pPr>
+              <w:pStyle w:val="HTMLPreformatted"/>
+              <w:rPr>
+                <w:rStyle w:val="HTMLCode"/>
+                <w:rFonts w:eastAsiaTheme="majorEastAsia"/>
+              </w:rPr>
+            </w:pPr>
+            <w:r>
+              <w:rPr>
+                <w:rStyle w:val="o"/>
+              </w:rPr>
+              <w:t>&lt;/p&gt;</w:t>
+            </w:r>
+          </w:p>
+          <w:p>
+            <w:pPr>
+              <w:pStyle w:val="HTMLPreformatted"/>
+              <w:rPr>
+                <w:rStyle w:val="HTMLCode"/>
+                <w:rFonts w:eastAsiaTheme="majorEastAsia"/>
+              </w:rPr>
+            </w:pPr>
+          </w:p>
+          <w:p>
+            <w:pPr>
+              <w:pStyle w:val="HTMLPreformatted"/>
+              <w:rPr>
+                <w:rStyle w:val="HTMLCode"/>
+                <w:rFonts w:eastAsiaTheme="majorEastAsia"/>
+              </w:rPr>
+            </w:pPr>
+            <w:r>
+              <w:rPr>
+                <w:rStyle w:val="o"/>
+              </w:rPr>
+              <w:t>&lt;p</w:t>
+            </w:r>
+            <w:r>
+              <w:rPr>
+                <w:rStyle w:val="HTMLCode"/>
+                <w:rFonts w:eastAsiaTheme="majorEastAsia"/>
+              </w:rPr>
+              <w:t xml:space="preserve"> </w:t>
+            </w:r>
+            <w:r>
+              <w:rPr>
+                <w:rStyle w:val="n"/>
+                <w:rFonts w:eastAsiaTheme="majorEastAsia"/>
+              </w:rPr>
+              <w:t>class</w:t>
+            </w:r>
+            <w:r>
+              <w:rPr>
+                <w:rStyle w:val="g"/>
+              </w:rPr>
+              <w:t>=</w:t>
+            </w:r>
+            <w:r>
+              <w:rPr>
+                <w:rStyle w:val="k"/>
+                <w:rFonts w:eastAsiaTheme="majorEastAsia"/>
+              </w:rPr>
+              <w:t>"text-nowrap"</w:t>
+            </w:r>
+            <w:r>
+              <w:rPr>
+                <w:rStyle w:val="o"/>
+              </w:rPr>
+              <w:t>&gt;</w:t>
+            </w:r>
+          </w:p>
+          <w:p>
+            <w:pPr>
+              <w:pStyle w:val="HTMLPreformatted"/>
+              <w:rPr>
+                <w:rStyle w:val="HTMLCode"/>
+                <w:rFonts w:eastAsiaTheme="majorEastAsia"/>
+              </w:rPr>
+            </w:pPr>
+            <w:r>
+              <w:rPr>
+                <w:rStyle w:val="HTMLCode"/>
+                <w:rFonts w:eastAsiaTheme="majorEastAsia"/>
+              </w:rPr>
+              <w:t xml:space="preserve">    Very long text...</w:t>
+            </w:r>
+          </w:p>
+          <w:p>
+            <w:pPr>
+              <w:pStyle w:val="HTMLPreformatted"/>
+            </w:pPr>
+            <w:r>
+              <w:rPr>
+                <w:rStyle w:val="o"/>
+              </w:rPr>
+              <w:t>&lt;/p&gt;</w:t>
+            </w:r>
+          </w:p>
+          <w:p>
+            <w:r>
+              <w:pict>
+                <v:rect id="_x0000_i1026" style="width:0;height:1.5pt" o:hralign="center" o:hrstd="t" o:hr="t" fillcolor="#a0a0a0" stroked="f"/>
+              </w:pict>
+            </w:r>
+          </w:p>
+          <w:p>
+            <w:pPr>
+              <w:pStyle w:val="Heading1"/>
+            </w:pPr>
+            <w:r>
+              <w:t>11. Truncate Long Text</w:t>
+            </w:r>
+          </w:p>
+          <w:p>
+            <w:pPr>
+              <w:pStyle w:val="HTMLPreformatted"/>
+              <w:rPr>
+                <w:rStyle w:val="HTMLCode"/>
+                <w:rFonts w:eastAsiaTheme="majorEastAsia"/>
+              </w:rPr>
+            </w:pPr>
+            <w:r>
+              <w:rPr>
+                <w:rStyle w:val="o"/>
+              </w:rPr>
+              <w:t>&lt;div</w:t>
+            </w:r>
+            <w:r>
+              <w:rPr>
+                <w:rStyle w:val="HTMLCode"/>
+                <w:rFonts w:eastAsiaTheme="majorEastAsia"/>
+              </w:rPr>
+              <w:t xml:space="preserve"> </w:t>
+            </w:r>
+            <w:r>
+              <w:rPr>
+                <w:rStyle w:val="n"/>
+                <w:rFonts w:eastAsiaTheme="majorEastAsia"/>
+              </w:rPr>
+              <w:t>class</w:t>
+            </w:r>
+            <w:r>
+              <w:rPr>
+                <w:rStyle w:val="g"/>
+              </w:rPr>
+              <w:t>=</w:t>
+            </w:r>
+            <w:r>
+              <w:rPr>
+                <w:rStyle w:val="k"/>
+                <w:rFonts w:eastAsiaTheme="majorEastAsia"/>
+              </w:rPr>
+              <w:t>"text-truncate"</w:t>
+            </w:r>
+            <w:r>
+              <w:rPr>
+                <w:rStyle w:val="HTMLCode"/>
+                <w:rFonts w:eastAsiaTheme="majorEastAsia"/>
+              </w:rPr>
+              <w:t xml:space="preserve"> </w:t>
+            </w:r>
+            <w:r>
+              <w:rPr>
+                <w:rStyle w:val="n"/>
+                <w:rFonts w:eastAsiaTheme="majorEastAsia"/>
+              </w:rPr>
+              <w:t>style</w:t>
+            </w:r>
+            <w:r>
+              <w:rPr>
+                <w:rStyle w:val="g"/>
+              </w:rPr>
+              <w:t>=</w:t>
+            </w:r>
+            <w:r>
+              <w:rPr>
+                <w:rStyle w:val="k"/>
+                <w:rFonts w:eastAsiaTheme="majorEastAsia"/>
+              </w:rPr>
+              <w:t>"</w:t>
+            </w:r>
+            <w:r>
+              <w:rPr>
+                <w:rStyle w:val="HTMLCode"/>
+                <w:rFonts w:eastAsiaTheme="majorEastAsia"/>
+              </w:rPr>
+              <w:t>width:</w:t>
+            </w:r>
+            <w:r>
+              <w:rPr>
+                <w:rStyle w:val="j"/>
+              </w:rPr>
+              <w:t>150</w:t>
+            </w:r>
+            <w:r>
+              <w:rPr>
+                <w:rStyle w:val="g"/>
+              </w:rPr>
+              <w:t>px</w:t>
+            </w:r>
+            <w:r>
+              <w:rPr>
+                <w:rStyle w:val="HTMLCode"/>
+                <w:rFonts w:eastAsiaTheme="majorEastAsia"/>
+              </w:rPr>
+              <w:t>;</w:t>
+            </w:r>
+            <w:r>
+              <w:rPr>
+                <w:rStyle w:val="k"/>
+                <w:rFonts w:eastAsiaTheme="majorEastAsia"/>
+              </w:rPr>
+              <w:t>"</w:t>
+            </w:r>
+            <w:r>
+              <w:rPr>
+                <w:rStyle w:val="o"/>
+              </w:rPr>
+              <w:t>&gt;</w:t>
+            </w:r>
+          </w:p>
+          <w:p>
+            <w:pPr>
+              <w:pStyle w:val="HTMLPreformatted"/>
+              <w:rPr>
+                <w:rStyle w:val="HTMLCode"/>
+                <w:rFonts w:eastAsiaTheme="majorEastAsia"/>
+              </w:rPr>
+            </w:pPr>
+            <w:r>
+              <w:rPr>
+                <w:rStyle w:val="HTMLCode"/>
+                <w:rFonts w:eastAsiaTheme="majorEastAsia"/>
+              </w:rPr>
+              <w:t xml:space="preserve">    This is a very long sentence that will be truncated.</w:t>
+            </w:r>
+          </w:p>
+          <w:p>
+            <w:pPr>
+              <w:pStyle w:val="HTMLPreformatted"/>
+            </w:pPr>
+            <w:r>
+              <w:rPr>
+                <w:rStyle w:val="o"/>
+              </w:rPr>
+              <w:t>&lt;/div&gt;</w:t>
+            </w:r>
+          </w:p>
+          <w:p>
+            <w:pPr>
+              <w:spacing w:before="100" w:beforeAutospacing="1" w:after="100" w:afterAutospacing="1"/>
+              <w:rPr>
+                <w:rFonts w:ascii="Times New Roman" w:eastAsia="Times New Roman" w:hAnsi="Times New Roman" w:cs="Times New Roman"/>
+                <w:color w:val="auto"/>
+                <w:szCs w:val="24"/>
+                <w:lang w:eastAsia="en-IN"/>
+              </w:rPr>
+            </w:pPr>
+            <w:r>
+              <w:rPr>
+                <w:rFonts w:ascii="Times New Roman" w:eastAsia="Times New Roman" w:hAnsi="Times New Roman" w:cs="Times New Roman"/>
+                <w:color w:val="auto"/>
+                <w:szCs w:val="24"/>
+                <w:lang w:eastAsia="en-IN"/>
+              </w:rPr>
+              <w:t>Output:</w:t>
+            </w:r>
+          </w:p>
+          <w:p>
+            <w:pPr>
+              <w:tabs>
+                <w:tab w:val="left" w:pos="916"/>
+                <w:tab w:val="left" w:pos="1832"/>
+                <w:tab w:val="left" w:pos="2748"/>
+                <w:tab w:val="left" w:pos="3664"/>
+                <w:tab w:val="left" w:pos="4580"/>
+                <w:tab w:val="left" w:pos="5496"/>
+                <w:tab w:val="left" w:pos="6412"/>
+                <w:tab w:val="left" w:pos="7328"/>
+                <w:tab w:val="left" w:pos="8244"/>
+                <w:tab w:val="left" w:pos="9160"/>
+                <w:tab w:val="left" w:pos="10076"/>
+                <w:tab w:val="left" w:pos="10992"/>
+                <w:tab w:val="left" w:pos="11908"/>
+                <w:tab w:val="left" w:pos="12824"/>
+                <w:tab w:val="left" w:pos="13740"/>
+                <w:tab w:val="left" w:pos="14656"/>
+              </w:tabs>
+              <w:rPr>
+                <w:rFonts w:ascii="Courier New" w:eastAsia="Times New Roman" w:hAnsi="Courier New"/>
+                <w:color w:val="auto"/>
+                <w:sz w:val="20"/>
+                <w:lang w:eastAsia="en-IN"/>
+              </w:rPr>
+            </w:pPr>
+            <w:r>
+              <w:rPr>
+                <w:rFonts w:ascii="Courier New" w:eastAsia="Times New Roman" w:hAnsi="Courier New"/>
+                <w:color w:val="auto"/>
+                <w:sz w:val="20"/>
+                <w:lang w:eastAsia="en-IN"/>
+              </w:rPr>
+              <w:t>This is a very lo...</w:t>
+            </w:r>
+          </w:p>
+          <w:p>
+            <w:pPr>
+              <w:pStyle w:val="blue"/>
+            </w:pPr>
+          </w:p>
+        </w:tc>
+        <w:tc>
+          <w:tcPr>
+            <w:tcW w:w="7691" w:type="dxa"/>
+          </w:tcPr>
+          <w:p>
+            <w:pPr>
+              <w:pStyle w:val="blue"/>
+            </w:pPr>
+            <w:r>
+              <w:t>&lt;div class="container mt-5"&gt;</w:t>
+            </w:r>
+          </w:p>
+          <w:p>
+            <w:pPr>
+              <w:pStyle w:val="blue"/>
+            </w:pPr>
+          </w:p>
+          <w:p>
+            <w:pPr>
+              <w:pStyle w:val="blue"/>
+            </w:pPr>
+            <w:r>
+              <w:t xml:space="preserve">    &lt;h1 class="display-4 text-primary fw-bold"&gt;</w:t>
+            </w:r>
+          </w:p>
+          <w:p>
+            <w:pPr>
+              <w:pStyle w:val="blue"/>
+            </w:pPr>
+            <w:r>
+              <w:t xml:space="preserve">        React Course</w:t>
+            </w:r>
+          </w:p>
+          <w:p>
+            <w:pPr>
+              <w:pStyle w:val="blue"/>
+            </w:pPr>
+            <w:r>
+              <w:t xml:space="preserve">    &lt;/h1&gt;</w:t>
+            </w:r>
+          </w:p>
+          <w:p>
+            <w:pPr>
+              <w:pStyle w:val="blue"/>
+            </w:pPr>
+          </w:p>
+          <w:p>
+            <w:pPr>
+              <w:pStyle w:val="blue"/>
+            </w:pPr>
+            <w:r>
+              <w:t xml:space="preserve">    &lt;p class="fs-5 text-secondary"&gt;</w:t>
+            </w:r>
+          </w:p>
+          <w:p>
+            <w:pPr>
+              <w:pStyle w:val="blue"/>
+            </w:pPr>
+            <w:r>
+              <w:t xml:space="preserve">        Learn Bootstrap with React</w:t>
+            </w:r>
+          </w:p>
+          <w:p>
+            <w:pPr>
+              <w:pStyle w:val="blue"/>
+            </w:pPr>
+            <w:r>
+              <w:t xml:space="preserve">    &lt;/p&gt;</w:t>
+            </w:r>
+          </w:p>
+          <w:p>
+            <w:pPr>
+              <w:pStyle w:val="blue"/>
+            </w:pPr>
+          </w:p>
+          <w:p>
+            <w:pPr>
+              <w:pStyle w:val="blue"/>
+            </w:pPr>
+            <w:r>
+              <w:t xml:space="preserve">    &lt;p class="text-success fw-semibold"&gt;</w:t>
+            </w:r>
+          </w:p>
+          <w:p>
+            <w:pPr>
+              <w:pStyle w:val="blue"/>
+            </w:pPr>
+            <w:r>
+              <w:t xml:space="preserve">        Course Started</w:t>
+            </w:r>
+          </w:p>
+          <w:p>
+            <w:pPr>
+              <w:pStyle w:val="blue"/>
+            </w:pPr>
+            <w:r>
+              <w:t xml:space="preserve">    &lt;/p&gt;</w:t>
+            </w:r>
+          </w:p>
+          <w:p>
+            <w:pPr>
+              <w:pStyle w:val="blue"/>
+            </w:pPr>
+          </w:p>
+          <w:p>
+            <w:pPr>
+              <w:pStyle w:val="blue"/>
+            </w:pPr>
+            <w:r>
+              <w:t>&lt;/div&gt;</w:t>
+            </w:r>
+          </w:p>
+        </w:tc>
+        <w:tc>
+          <w:tcPr>
+            <w:tcW w:w="6025" w:type="dxa"/>
+          </w:tcPr>
+          <w:p>
+            <w:pPr>
+              <w:pStyle w:val="Heading2"/>
+              <w:rPr>
+                <w:color w:val="auto"/>
+                <w:sz w:val="36"/>
+              </w:rPr>
+            </w:pPr>
+            <w:r>
+              <w:t>Most Common Bootstrap Text Classes (Interview)</w:t>
+            </w:r>
+          </w:p>
+          <w:tbl>
+            <w:tblPr>
+              <w:tblW w:w="0" w:type="auto"/>
+              <w:tblCellSpacing w:w="15" w:type="dxa"/>
+              <w:tblCellMar>
+                <w:top w:w="15" w:type="dxa"/>
+                <w:left w:w="15" w:type="dxa"/>
+                <w:bottom w:w="15" w:type="dxa"/>
+                <w:right w:w="15" w:type="dxa"/>
+              </w:tblCellMar>
+              <w:tblLook w:val="04A0" w:firstRow="1" w:lastRow="0" w:firstColumn="1" w:lastColumn="0" w:noHBand="0" w:noVBand="1"/>
+            </w:tblPr>
+            <w:tblGrid>
+              <w:gridCol w:w="2619"/>
+              <w:gridCol w:w="1747"/>
+            </w:tblGrid>
+            <w:tr>
+              <w:trPr>
+                <w:tblHeader/>
+                <w:tblCellSpacing w:w="15" w:type="dxa"/>
+              </w:trPr>
+              <w:tc>
+                <w:tcPr>
+                  <w:tcW w:w="0" w:type="auto"/>
+                  <w:vAlign w:val="center"/>
+                  <w:hideMark/>
+                </w:tcPr>
+                <w:p>
+                  <w:pPr>
+                    <w:jc w:val="center"/>
+                    <w:rPr>
+                      <w:b/>
+                      <w:bCs/>
+                    </w:rPr>
+                  </w:pPr>
+                  <w:r>
+                    <w:rPr>
+                      <w:b/>
+                      <w:bCs/>
+                    </w:rPr>
+                    <w:t>Class</w:t>
+                  </w:r>
+                </w:p>
+              </w:tc>
+              <w:tc>
+                <w:tcPr>
+                  <w:tcW w:w="0" w:type="auto"/>
+                  <w:vAlign w:val="center"/>
+                  <w:hideMark/>
+                </w:tcPr>
+                <w:p>
+                  <w:pPr>
+                    <w:jc w:val="center"/>
+                    <w:rPr>
+                      <w:b/>
+                      <w:bCs/>
+                    </w:rPr>
+                  </w:pPr>
+                  <w:r>
+                    <w:rPr>
+                      <w:b/>
+                      <w:bCs/>
+                    </w:rPr>
+                    <w:t>Purpose</w:t>
+                  </w:r>
+                </w:p>
+              </w:tc>
+            </w:tr>
+            <w:tr>
+              <w:trPr>
+                <w:tblCellSpacing w:w="15" w:type="dxa"/>
+              </w:trPr>
+              <w:tc>
+                <w:tcPr>
+                  <w:tcW w:w="0" w:type="auto"/>
+                  <w:vAlign w:val="center"/>
+                  <w:hideMark/>
+                </w:tcPr>
+                <w:p>
+                  <w:r>
+                    <w:rPr>
+                      <w:rStyle w:val="HTMLCode"/>
+                      <w:rFonts w:eastAsiaTheme="minorHAnsi"/>
+                    </w:rPr>
+                    <w:t>display-1</w:t>
+                  </w:r>
+                  <w:r>
+                    <w:t xml:space="preserve"> to </w:t>
+                  </w:r>
+                  <w:r>
+                    <w:rPr>
+                      <w:rStyle w:val="HTMLCode"/>
+                      <w:rFonts w:eastAsiaTheme="minorHAnsi"/>
+                    </w:rPr>
+                    <w:t>display-6</w:t>
+                  </w:r>
+                </w:p>
+              </w:tc>
+              <w:tc>
+                <w:tcPr>
+                  <w:tcW w:w="0" w:type="auto"/>
+                  <w:vAlign w:val="center"/>
+                  <w:hideMark/>
+                </w:tcPr>
+                <w:p>
+                  <w:r>
+                    <w:t>Large headings</w:t>
+                  </w:r>
+                </w:p>
+              </w:tc>
+            </w:tr>
+            <w:tr>
+              <w:trPr>
+                <w:tblCellSpacing w:w="15" w:type="dxa"/>
+              </w:trPr>
+              <w:tc>
+                <w:tcPr>
+                  <w:tcW w:w="0" w:type="auto"/>
+                  <w:vAlign w:val="center"/>
+                  <w:hideMark/>
+                </w:tcPr>
+                <w:p>
+                  <w:r>
+                    <w:rPr>
+                      <w:rStyle w:val="HTMLCode"/>
+                      <w:rFonts w:eastAsiaTheme="minorHAnsi"/>
+                    </w:rPr>
+                    <w:t>h1</w:t>
+                  </w:r>
+                  <w:r>
+                    <w:t xml:space="preserve"> to </w:t>
+                  </w:r>
+                  <w:r>
+                    <w:rPr>
+                      <w:rStyle w:val="HTMLCode"/>
+                      <w:rFonts w:eastAsiaTheme="minorHAnsi"/>
+                    </w:rPr>
+                    <w:t>h6</w:t>
+                  </w:r>
+                </w:p>
+              </w:tc>
+              <w:tc>
+                <w:tcPr>
+                  <w:tcW w:w="0" w:type="auto"/>
+                  <w:vAlign w:val="center"/>
+                  <w:hideMark/>
+                </w:tcPr>
+                <w:p>
+                  <w:r>
+                    <w:t>Heading styles</w:t>
+                  </w:r>
+                </w:p>
+              </w:tc>
+            </w:tr>
+            <w:tr>
+              <w:trPr>
+                <w:tblCellSpacing w:w="15" w:type="dxa"/>
+              </w:trPr>
+              <w:tc>
+                <w:tcPr>
+                  <w:tcW w:w="0" w:type="auto"/>
+                  <w:vAlign w:val="center"/>
+                  <w:hideMark/>
+                </w:tcPr>
+                <w:p>
+                  <w:r>
+                    <w:rPr>
+                      <w:rStyle w:val="HTMLCode"/>
+                      <w:rFonts w:eastAsiaTheme="minorHAnsi"/>
+                    </w:rPr>
+                    <w:t>fs-1</w:t>
+                  </w:r>
+                  <w:r>
+                    <w:t xml:space="preserve"> to </w:t>
+                  </w:r>
+                  <w:r>
+                    <w:rPr>
+                      <w:rStyle w:val="HTMLCode"/>
+                      <w:rFonts w:eastAsiaTheme="minorHAnsi"/>
+                    </w:rPr>
+                    <w:t>fs-6</w:t>
+                  </w:r>
+                </w:p>
+              </w:tc>
+              <w:tc>
+                <w:tcPr>
+                  <w:tcW w:w="0" w:type="auto"/>
+                  <w:vAlign w:val="center"/>
+                  <w:hideMark/>
+                </w:tcPr>
+                <w:p>
+                  <w:r>
+                    <w:t>Font size</w:t>
+                  </w:r>
+                </w:p>
+              </w:tc>
+            </w:tr>
+            <w:tr>
+              <w:trPr>
+                <w:tblCellSpacing w:w="15" w:type="dxa"/>
+              </w:trPr>
+              <w:tc>
+                <w:tcPr>
+                  <w:tcW w:w="0" w:type="auto"/>
+                  <w:vAlign w:val="center"/>
+                  <w:hideMark/>
+                </w:tcPr>
+                <w:p>
+                  <w:r>
+                    <w:rPr>
+                      <w:rStyle w:val="HTMLCode"/>
+                      <w:rFonts w:eastAsiaTheme="minorHAnsi"/>
+                    </w:rPr>
+                    <w:t>fw-bold</w:t>
+                  </w:r>
+                </w:p>
+              </w:tc>
+              <w:tc>
+                <w:tcPr>
+                  <w:tcW w:w="0" w:type="auto"/>
+                  <w:vAlign w:val="center"/>
+                  <w:hideMark/>
+                </w:tcPr>
+                <w:p>
+                  <w:r>
+                    <w:t>Bold text</w:t>
+                  </w:r>
+                </w:p>
+              </w:tc>
+            </w:tr>
+            <w:tr>
+              <w:trPr>
+                <w:tblCellSpacing w:w="15" w:type="dxa"/>
+              </w:trPr>
+              <w:tc>
+                <w:tcPr>
+                  <w:tcW w:w="0" w:type="auto"/>
+                  <w:vAlign w:val="center"/>
+                  <w:hideMark/>
+                </w:tcPr>
+                <w:p>
+                  <w:r>
+                    <w:rPr>
+                      <w:rStyle w:val="HTMLCode"/>
+                      <w:rFonts w:eastAsiaTheme="minorHAnsi"/>
+                    </w:rPr>
+                    <w:t>fst-italic</w:t>
+                  </w:r>
+                </w:p>
+              </w:tc>
+              <w:tc>
+                <w:tcPr>
+                  <w:tcW w:w="0" w:type="auto"/>
+                  <w:vAlign w:val="center"/>
+                  <w:hideMark/>
+                </w:tcPr>
+                <w:p>
+                  <w:r>
+                    <w:t>Italic text</w:t>
+                  </w:r>
+                </w:p>
+              </w:tc>
+            </w:tr>
+            <w:tr>
+              <w:trPr>
+                <w:tblCellSpacing w:w="15" w:type="dxa"/>
+              </w:trPr>
+              <w:tc>
+                <w:tcPr>
+                  <w:tcW w:w="0" w:type="auto"/>
+                  <w:vAlign w:val="center"/>
+                  <w:hideMark/>
+                </w:tcPr>
+                <w:p>
+                  <w:r>
+                    <w:rPr>
+                      <w:rStyle w:val="HTMLCode"/>
+                      <w:rFonts w:eastAsiaTheme="minorHAnsi"/>
+                    </w:rPr>
+                    <w:t>text-center</w:t>
+                  </w:r>
+                </w:p>
+              </w:tc>
+              <w:tc>
+                <w:tcPr>
+                  <w:tcW w:w="0" w:type="auto"/>
+                  <w:vAlign w:val="center"/>
+                  <w:hideMark/>
+                </w:tcPr>
+                <w:p>
+                  <w:r>
+                    <w:t>Center align</w:t>
+                  </w:r>
+                </w:p>
+              </w:tc>
+            </w:tr>
+            <w:tr>
+              <w:trPr>
+                <w:tblCellSpacing w:w="15" w:type="dxa"/>
+              </w:trPr>
+              <w:tc>
+                <w:tcPr>
+                  <w:tcW w:w="0" w:type="auto"/>
+                  <w:vAlign w:val="center"/>
+                  <w:hideMark/>
+                </w:tcPr>
+                <w:p>
+                  <w:r>
+                    <w:rPr>
+                      <w:rStyle w:val="HTMLCode"/>
+                      <w:rFonts w:eastAsiaTheme="minorHAnsi"/>
+                    </w:rPr>
+                    <w:t>text-primary</w:t>
+                  </w:r>
+                </w:p>
+              </w:tc>
+              <w:tc>
+                <w:tcPr>
+                  <w:tcW w:w="0" w:type="auto"/>
+                  <w:vAlign w:val="center"/>
+                  <w:hideMark/>
+                </w:tcPr>
+                <w:p>
+                  <w:r>
+                    <w:t>Blue text</w:t>
+                  </w:r>
+                </w:p>
+              </w:tc>
+            </w:tr>
+            <w:tr>
+              <w:trPr>
+                <w:tblCellSpacing w:w="15" w:type="dxa"/>
+              </w:trPr>
+              <w:tc>
+                <w:tcPr>
+                  <w:tcW w:w="0" w:type="auto"/>
+                  <w:vAlign w:val="center"/>
+                  <w:hideMark/>
+                </w:tcPr>
+                <w:p>
+                  <w:r>
+                    <w:rPr>
+                      <w:rStyle w:val="HTMLCode"/>
+                      <w:rFonts w:eastAsiaTheme="minorHAnsi"/>
+                    </w:rPr>
+                    <w:t>text-danger</w:t>
+                  </w:r>
+                </w:p>
+              </w:tc>
+              <w:tc>
+                <w:tcPr>
+                  <w:tcW w:w="0" w:type="auto"/>
+                  <w:vAlign w:val="center"/>
+                  <w:hideMark/>
+                </w:tcPr>
+                <w:p>
+                  <w:r>
+                    <w:t>Red text</w:t>
+                  </w:r>
+                </w:p>
+              </w:tc>
+            </w:tr>
+            <w:tr>
+              <w:trPr>
+                <w:tblCellSpacing w:w="15" w:type="dxa"/>
+              </w:trPr>
+              <w:tc>
+                <w:tcPr>
+                  <w:tcW w:w="0" w:type="auto"/>
+                  <w:vAlign w:val="center"/>
+                  <w:hideMark/>
+                </w:tcPr>
+                <w:p>
+                  <w:r>
+                    <w:rPr>
+                      <w:rStyle w:val="HTMLCode"/>
+                      <w:rFonts w:eastAsiaTheme="minorHAnsi"/>
+                    </w:rPr>
+                    <w:t>text-success</w:t>
+                  </w:r>
+                </w:p>
+              </w:tc>
+              <w:tc>
+                <w:tcPr>
+                  <w:tcW w:w="0" w:type="auto"/>
+                  <w:vAlign w:val="center"/>
+                  <w:hideMark/>
+                </w:tcPr>
+                <w:p>
+                  <w:r>
+                    <w:t>Green text</w:t>
+                  </w:r>
+                </w:p>
+              </w:tc>
+            </w:tr>
+            <w:tr>
+              <w:trPr>
+                <w:tblCellSpacing w:w="15" w:type="dxa"/>
+              </w:trPr>
+              <w:tc>
+                <w:tcPr>
+                  <w:tcW w:w="0" w:type="auto"/>
+                  <w:vAlign w:val="center"/>
+                  <w:hideMark/>
+                </w:tcPr>
+                <w:p>
+                  <w:r>
+                    <w:rPr>
+                      <w:rStyle w:val="HTMLCode"/>
+                      <w:rFonts w:eastAsiaTheme="minorHAnsi"/>
+                    </w:rPr>
+                    <w:t>text-uppercase</w:t>
+                  </w:r>
+                </w:p>
+              </w:tc>
+              <w:tc>
+                <w:tcPr>
+                  <w:tcW w:w="0" w:type="auto"/>
+                  <w:vAlign w:val="center"/>
+                  <w:hideMark/>
+                </w:tcPr>
+                <w:p>
+                  <w:r>
+                    <w:t>UPPERCASE</w:t>
+                  </w:r>
+                </w:p>
+              </w:tc>
+            </w:tr>
+          </w:tbl>
+          <w:p>
+            <w:pPr>
+              <w:pStyle w:val="blue"/>
+            </w:pPr>
+          </w:p>
+        </w:tc>
+      </w:tr>
+    </w:tbl>
+    <w:p/>
+    <w:tbl>
+      <w:tblPr>
+        <w:tblStyle w:val="TableGrid"/>
+        <w:tblW w:w="0" w:type="auto"/>
+        <w:tblLook w:val="04A0" w:firstRow="1" w:lastRow="0" w:firstColumn="1" w:lastColumn="0" w:noHBand="0" w:noVBand="1"/>
+      </w:tblPr>
+      <w:tblGrid>
+        <w:gridCol w:w="11515"/>
+        <w:gridCol w:w="11515"/>
+      </w:tblGrid>
+      <w:tr>
+        <w:tc>
+          <w:tcPr>
+            <w:tcW w:w="11515" w:type="dxa"/>
+          </w:tcPr>
+          <w:tbl>
+            <w:tblPr>
+              <w:tblW w:w="0" w:type="auto"/>
+              <w:tblCellSpacing w:w="15" w:type="dxa"/>
+              <w:tblCellMar>
+                <w:top w:w="15" w:type="dxa"/>
+                <w:left w:w="15" w:type="dxa"/>
+                <w:bottom w:w="15" w:type="dxa"/>
+                <w:right w:w="15" w:type="dxa"/>
+              </w:tblCellMar>
+              <w:tblLook w:val="04A0" w:firstRow="1" w:lastRow="0" w:firstColumn="1" w:lastColumn="0" w:noHBand="0" w:noVBand="1"/>
+            </w:tblPr>
+            <w:tblGrid>
+              <w:gridCol w:w="1516"/>
+              <w:gridCol w:w="2929"/>
+            </w:tblGrid>
+            <w:tr>
+              <w:trPr>
+                <w:tblHeader/>
+                <w:tblCellSpacing w:w="15" w:type="dxa"/>
+              </w:trPr>
+              <w:tc>
+                <w:tcPr>
+                  <w:tcW w:w="0" w:type="auto"/>
+                  <w:vAlign w:val="center"/>
+                  <w:hideMark/>
+                </w:tcPr>
+                <w:p>
+                  <w:pPr>
+                    <w:spacing w:after="0" w:line="240" w:lineRule="auto"/>
+                    <w:jc w:val="center"/>
+                    <w:rPr>
+                      <w:rFonts w:ascii="Times New Roman" w:eastAsia="Times New Roman" w:hAnsi="Times New Roman" w:cs="Times New Roman"/>
+                      <w:b/>
+                      <w:bCs/>
+                      <w:color w:val="auto"/>
+                      <w:szCs w:val="24"/>
+                      <w:lang w:eastAsia="en-IN"/>
+                    </w:rPr>
+                  </w:pPr>
+                  <w:r>
+                    <w:rPr>
+                      <w:rFonts w:ascii="Times New Roman" w:eastAsia="Times New Roman" w:hAnsi="Times New Roman" w:cs="Times New Roman"/>
+                      <w:b/>
+                      <w:bCs/>
+                      <w:color w:val="auto"/>
+                      <w:szCs w:val="24"/>
+                      <w:lang w:eastAsia="en-IN"/>
+                    </w:rPr>
+                    <w:t>Class</w:t>
+                  </w:r>
+                </w:p>
+              </w:tc>
+              <w:tc>
+                <w:tcPr>
+                  <w:tcW w:w="0" w:type="auto"/>
+                  <w:vAlign w:val="center"/>
+                  <w:hideMark/>
+                </w:tcPr>
+                <w:p>
+                  <w:pPr>
+                    <w:spacing w:after="0" w:line="240" w:lineRule="auto"/>
+                    <w:jc w:val="center"/>
+                    <w:rPr>
+                      <w:rFonts w:ascii="Times New Roman" w:eastAsia="Times New Roman" w:hAnsi="Times New Roman" w:cs="Times New Roman"/>
+                      <w:b/>
+                      <w:bCs/>
+                      <w:color w:val="auto"/>
+                      <w:szCs w:val="24"/>
+                      <w:lang w:eastAsia="en-IN"/>
+                    </w:rPr>
+                  </w:pPr>
+                  <w:r>
+                    <w:rPr>
+                      <w:rFonts w:ascii="Times New Roman" w:eastAsia="Times New Roman" w:hAnsi="Times New Roman" w:cs="Times New Roman"/>
+                      <w:b/>
+                      <w:bCs/>
+                      <w:color w:val="auto"/>
+                      <w:szCs w:val="24"/>
+                      <w:lang w:eastAsia="en-IN"/>
+                    </w:rPr>
+                    <w:t>Purpose</w:t>
+                  </w:r>
+                </w:p>
+              </w:tc>
+            </w:tr>
+            <w:tr>
+              <w:trPr>
+                <w:tblCellSpacing w:w="15" w:type="dxa"/>
+              </w:trPr>
+              <w:tc>
+                <w:tcPr>
+                  <w:tcW w:w="0" w:type="auto"/>
+                  <w:vAlign w:val="center"/>
+                  <w:hideMark/>
+                </w:tcPr>
+                <w:p>
+                  <w:pPr>
+                    <w:spacing w:after="0" w:line="240" w:lineRule="auto"/>
+                    <w:rPr>
+                      <w:rFonts w:ascii="Times New Roman" w:eastAsia="Times New Roman" w:hAnsi="Times New Roman" w:cs="Times New Roman"/>
+                      <w:color w:val="auto"/>
+                      <w:szCs w:val="24"/>
+                      <w:lang w:eastAsia="en-IN"/>
+                    </w:rPr>
+                  </w:pPr>
+                  <w:r>
+                    <w:rPr>
+                      <w:rFonts w:ascii="Courier New" w:eastAsia="Times New Roman" w:hAnsi="Courier New"/>
+                      <w:color w:val="auto"/>
+                      <w:sz w:val="20"/>
+                      <w:lang w:eastAsia="en-IN"/>
+                    </w:rPr>
+                    <w:t>container</w:t>
+                  </w:r>
+                </w:p>
+              </w:tc>
+              <w:tc>
+                <w:tcPr>
+                  <w:tcW w:w="0" w:type="auto"/>
+                  <w:vAlign w:val="center"/>
+                  <w:hideMark/>
+                </w:tcPr>
+                <w:p>
+                  <w:pPr>
+                    <w:spacing w:after="0" w:line="240" w:lineRule="auto"/>
+                    <w:rPr>
+                      <w:rFonts w:ascii="Times New Roman" w:eastAsia="Times New Roman" w:hAnsi="Times New Roman" w:cs="Times New Roman"/>
+                      <w:color w:val="auto"/>
+                      <w:szCs w:val="24"/>
+                      <w:lang w:eastAsia="en-IN"/>
+                    </w:rPr>
+                  </w:pPr>
+                  <w:r>
+                    <w:rPr>
+                      <w:rFonts w:ascii="Times New Roman" w:eastAsia="Times New Roman" w:hAnsi="Times New Roman" w:cs="Times New Roman"/>
+                      <w:color w:val="auto"/>
+                      <w:szCs w:val="24"/>
+                      <w:lang w:eastAsia="en-IN"/>
+                    </w:rPr>
+                    <w:t>Bootstrap container</w:t>
+                  </w:r>
+                </w:p>
+              </w:tc>
+            </w:tr>
+            <w:tr>
+              <w:trPr>
+                <w:tblCellSpacing w:w="15" w:type="dxa"/>
+              </w:trPr>
+              <w:tc>
+                <w:tcPr>
+                  <w:tcW w:w="0" w:type="auto"/>
+                  <w:vAlign w:val="center"/>
+                  <w:hideMark/>
+                </w:tcPr>
+                <w:p>
+                  <w:pPr>
+                    <w:spacing w:after="0" w:line="240" w:lineRule="auto"/>
+                    <w:rPr>
+                      <w:rFonts w:ascii="Times New Roman" w:eastAsia="Times New Roman" w:hAnsi="Times New Roman" w:cs="Times New Roman"/>
+                      <w:color w:val="auto"/>
+                      <w:szCs w:val="24"/>
+                      <w:lang w:eastAsia="en-IN"/>
+                    </w:rPr>
+                  </w:pPr>
+                  <w:r>
+                    <w:rPr>
+                      <w:rFonts w:ascii="Courier New" w:eastAsia="Times New Roman" w:hAnsi="Courier New"/>
+                      <w:color w:val="auto"/>
+                      <w:sz w:val="20"/>
+                      <w:lang w:eastAsia="en-IN"/>
+                    </w:rPr>
+                    <w:t>mt-5</w:t>
+                  </w:r>
+                </w:p>
+              </w:tc>
+              <w:tc>
+                <w:tcPr>
+                  <w:tcW w:w="0" w:type="auto"/>
+                  <w:vAlign w:val="center"/>
+                  <w:hideMark/>
+                </w:tcPr>
+                <w:p>
+                  <w:pPr>
+                    <w:spacing w:after="0" w:line="240" w:lineRule="auto"/>
+                    <w:rPr>
+                      <w:rFonts w:ascii="Times New Roman" w:eastAsia="Times New Roman" w:hAnsi="Times New Roman" w:cs="Times New Roman"/>
+                      <w:color w:val="auto"/>
+                      <w:szCs w:val="24"/>
+                      <w:lang w:eastAsia="en-IN"/>
+                    </w:rPr>
+                  </w:pPr>
+                  <w:r>
+                    <w:rPr>
+                      <w:rFonts w:ascii="Times New Roman" w:eastAsia="Times New Roman" w:hAnsi="Times New Roman" w:cs="Times New Roman"/>
+                      <w:color w:val="auto"/>
+                      <w:szCs w:val="24"/>
+                      <w:lang w:eastAsia="en-IN"/>
+                    </w:rPr>
+                    <w:t>Margin top</w:t>
+                  </w:r>
+                </w:p>
+              </w:tc>
+            </w:tr>
+            <w:tr>
+              <w:trPr>
+                <w:tblCellSpacing w:w="15" w:type="dxa"/>
+              </w:trPr>
+              <w:tc>
+                <w:tcPr>
+                  <w:tcW w:w="0" w:type="auto"/>
+                  <w:vAlign w:val="center"/>
+                  <w:hideMark/>
+                </w:tcPr>
+                <w:p>
+                  <w:pPr>
+                    <w:spacing w:after="0" w:line="240" w:lineRule="auto"/>
+                    <w:rPr>
+                      <w:rFonts w:ascii="Times New Roman" w:eastAsia="Times New Roman" w:hAnsi="Times New Roman" w:cs="Times New Roman"/>
+                      <w:color w:val="auto"/>
+                      <w:szCs w:val="24"/>
+                      <w:lang w:eastAsia="en-IN"/>
+                    </w:rPr>
+                  </w:pPr>
+                  <w:r>
+                    <w:rPr>
+                      <w:rFonts w:ascii="Courier New" w:eastAsia="Times New Roman" w:hAnsi="Courier New"/>
+                      <w:color w:val="auto"/>
+                      <w:sz w:val="20"/>
+                      <w:lang w:eastAsia="en-IN"/>
+                    </w:rPr>
+                    <w:t>w-50</w:t>
+                  </w:r>
+                </w:p>
+              </w:tc>
+              <w:tc>
+                <w:tcPr>
+                  <w:tcW w:w="0" w:type="auto"/>
+                  <w:vAlign w:val="center"/>
+                  <w:hideMark/>
+                </w:tcPr>
+                <w:p>
+                  <w:pPr>
+                    <w:spacing w:after="0" w:line="240" w:lineRule="auto"/>
+                    <w:rPr>
+                      <w:rFonts w:ascii="Times New Roman" w:eastAsia="Times New Roman" w:hAnsi="Times New Roman" w:cs="Times New Roman"/>
+                      <w:color w:val="auto"/>
+                      <w:szCs w:val="24"/>
+                      <w:lang w:eastAsia="en-IN"/>
+                    </w:rPr>
+                  </w:pPr>
+                  <w:r>
+                    <w:rPr>
+                      <w:rFonts w:ascii="Times New Roman" w:eastAsia="Times New Roman" w:hAnsi="Times New Roman" w:cs="Times New Roman"/>
+                      <w:color w:val="auto"/>
+                      <w:szCs w:val="24"/>
+                      <w:lang w:eastAsia="en-IN"/>
+                    </w:rPr>
+                    <w:t>50% width</w:t>
+                  </w:r>
+                </w:p>
+              </w:tc>
+            </w:tr>
+            <w:tr>
+              <w:trPr>
+                <w:tblCellSpacing w:w="15" w:type="dxa"/>
+              </w:trPr>
+              <w:tc>
+                <w:tcPr>
+                  <w:tcW w:w="0" w:type="auto"/>
+                  <w:vAlign w:val="center"/>
+                  <w:hideMark/>
+                </w:tcPr>
+                <w:p>
+                  <w:pPr>
+                    <w:spacing w:after="0" w:line="240" w:lineRule="auto"/>
+                    <w:rPr>
+                      <w:rFonts w:ascii="Times New Roman" w:eastAsia="Times New Roman" w:hAnsi="Times New Roman" w:cs="Times New Roman"/>
+                      <w:color w:val="auto"/>
+                      <w:szCs w:val="24"/>
+                      <w:lang w:eastAsia="en-IN"/>
+                    </w:rPr>
+                  </w:pPr>
+                  <w:r>
+                    <w:rPr>
+                      <w:rFonts w:ascii="Courier New" w:eastAsia="Times New Roman" w:hAnsi="Courier New"/>
+                      <w:color w:val="auto"/>
+                      <w:sz w:val="20"/>
+                      <w:lang w:eastAsia="en-IN"/>
+                    </w:rPr>
+                    <w:t>border</w:t>
+                  </w:r>
+                </w:p>
+              </w:tc>
+              <w:tc>
+                <w:tcPr>
+                  <w:tcW w:w="0" w:type="auto"/>
+                  <w:vAlign w:val="center"/>
+                  <w:hideMark/>
+                </w:tcPr>
+                <w:p>
+                  <w:pPr>
+                    <w:spacing w:after="0" w:line="240" w:lineRule="auto"/>
+                    <w:rPr>
+                      <w:rFonts w:ascii="Times New Roman" w:eastAsia="Times New Roman" w:hAnsi="Times New Roman" w:cs="Times New Roman"/>
+                      <w:color w:val="auto"/>
+                      <w:szCs w:val="24"/>
+                      <w:lang w:eastAsia="en-IN"/>
+                    </w:rPr>
+                  </w:pPr>
+                  <w:r>
+                    <w:rPr>
+                      <w:rFonts w:ascii="Times New Roman" w:eastAsia="Times New Roman" w:hAnsi="Times New Roman" w:cs="Times New Roman"/>
+                      <w:color w:val="auto"/>
+                      <w:szCs w:val="24"/>
+                      <w:lang w:eastAsia="en-IN"/>
+                    </w:rPr>
+                    <w:t>Border around form</w:t>
+                  </w:r>
+                </w:p>
+              </w:tc>
+            </w:tr>
+            <w:tr>
+              <w:trPr>
+                <w:tblCellSpacing w:w="15" w:type="dxa"/>
+              </w:trPr>
+              <w:tc>
+                <w:tcPr>
+                  <w:tcW w:w="0" w:type="auto"/>
+                  <w:vAlign w:val="center"/>
+                  <w:hideMark/>
+                </w:tcPr>
+                <w:p>
+                  <w:pPr>
+                    <w:spacing w:after="0" w:line="240" w:lineRule="auto"/>
+                    <w:rPr>
+                      <w:rFonts w:ascii="Times New Roman" w:eastAsia="Times New Roman" w:hAnsi="Times New Roman" w:cs="Times New Roman"/>
+                      <w:color w:val="auto"/>
+                      <w:szCs w:val="24"/>
+                      <w:lang w:eastAsia="en-IN"/>
+                    </w:rPr>
+                  </w:pPr>
+                  <w:r>
+                    <w:rPr>
+                      <w:rFonts w:ascii="Courier New" w:eastAsia="Times New Roman" w:hAnsi="Courier New"/>
+                      <w:color w:val="auto"/>
+                      <w:sz w:val="20"/>
+                      <w:lang w:eastAsia="en-IN"/>
+                    </w:rPr>
+                    <w:t>p-4</w:t>
+                  </w:r>
+                </w:p>
+              </w:tc>
+              <w:tc>
+                <w:tcPr>
+                  <w:tcW w:w="0" w:type="auto"/>
+                  <w:vAlign w:val="center"/>
+                  <w:hideMark/>
+                </w:tcPr>
+                <w:p>
+                  <w:pPr>
+                    <w:spacing w:after="0" w:line="240" w:lineRule="auto"/>
+                    <w:rPr>
+                      <w:rFonts w:ascii="Times New Roman" w:eastAsia="Times New Roman" w:hAnsi="Times New Roman" w:cs="Times New Roman"/>
+                      <w:color w:val="auto"/>
+                      <w:szCs w:val="24"/>
+                      <w:lang w:eastAsia="en-IN"/>
+                    </w:rPr>
+                  </w:pPr>
+                  <w:r>
+                    <w:rPr>
+                      <w:rFonts w:ascii="Times New Roman" w:eastAsia="Times New Roman" w:hAnsi="Times New Roman" w:cs="Times New Roman"/>
+                      <w:color w:val="auto"/>
+                      <w:szCs w:val="24"/>
+                      <w:lang w:eastAsia="en-IN"/>
+                    </w:rPr>
+                    <w:t>Padding</w:t>
+                  </w:r>
+                </w:p>
+              </w:tc>
+            </w:tr>
+            <w:tr>
+              <w:trPr>
+                <w:tblCellSpacing w:w="15" w:type="dxa"/>
+              </w:trPr>
+              <w:tc>
+                <w:tcPr>
+                  <w:tcW w:w="0" w:type="auto"/>
+                  <w:vAlign w:val="center"/>
+                  <w:hideMark/>
+                </w:tcPr>
+                <w:p>
+                  <w:pPr>
+                    <w:spacing w:after="0" w:line="240" w:lineRule="auto"/>
+                    <w:rPr>
+                      <w:rFonts w:ascii="Times New Roman" w:eastAsia="Times New Roman" w:hAnsi="Times New Roman" w:cs="Times New Roman"/>
+                      <w:color w:val="auto"/>
+                      <w:szCs w:val="24"/>
+                      <w:lang w:eastAsia="en-IN"/>
+                    </w:rPr>
+                  </w:pPr>
+                  <w:r>
+                    <w:rPr>
+                      <w:rFonts w:ascii="Courier New" w:eastAsia="Times New Roman" w:hAnsi="Courier New"/>
+                      <w:color w:val="auto"/>
+                      <w:sz w:val="20"/>
+                      <w:lang w:eastAsia="en-IN"/>
+                    </w:rPr>
+                    <w:t>bg-light</w:t>
+                  </w:r>
+                </w:p>
+              </w:tc>
+              <w:tc>
+                <w:tcPr>
+                  <w:tcW w:w="0" w:type="auto"/>
+                  <w:vAlign w:val="center"/>
+                  <w:hideMark/>
+                </w:tcPr>
+                <w:p>
+                  <w:pPr>
+                    <w:spacing w:after="0" w:line="240" w:lineRule="auto"/>
+                    <w:rPr>
+                      <w:rFonts w:ascii="Times New Roman" w:eastAsia="Times New Roman" w:hAnsi="Times New Roman" w:cs="Times New Roman"/>
+                      <w:color w:val="auto"/>
+                      <w:szCs w:val="24"/>
+                      <w:lang w:eastAsia="en-IN"/>
+                    </w:rPr>
+                  </w:pPr>
+                  <w:r>
+                    <w:rPr>
+                      <w:rFonts w:ascii="Times New Roman" w:eastAsia="Times New Roman" w:hAnsi="Times New Roman" w:cs="Times New Roman"/>
+                      <w:color w:val="auto"/>
+                      <w:szCs w:val="24"/>
+                      <w:lang w:eastAsia="en-IN"/>
+                    </w:rPr>
+                    <w:t>Light background</w:t>
+                  </w:r>
+                </w:p>
+              </w:tc>
+            </w:tr>
+            <w:tr>
+              <w:trPr>
+                <w:tblCellSpacing w:w="15" w:type="dxa"/>
+              </w:trPr>
+              <w:tc>
+                <w:tcPr>
+                  <w:tcW w:w="0" w:type="auto"/>
+                  <w:vAlign w:val="center"/>
+                  <w:hideMark/>
+                </w:tcPr>
+                <w:p>
+                  <w:pPr>
+                    <w:spacing w:after="0" w:line="240" w:lineRule="auto"/>
+                    <w:rPr>
+                      <w:rFonts w:ascii="Times New Roman" w:eastAsia="Times New Roman" w:hAnsi="Times New Roman" w:cs="Times New Roman"/>
+                      <w:color w:val="auto"/>
+                      <w:szCs w:val="24"/>
+                      <w:lang w:eastAsia="en-IN"/>
+                    </w:rPr>
+                  </w:pPr>
+                  <w:r>
+                    <w:rPr>
+                      <w:rFonts w:ascii="Courier New" w:eastAsia="Times New Roman" w:hAnsi="Courier New"/>
+                      <w:color w:val="auto"/>
+                      <w:sz w:val="20"/>
+                      <w:lang w:eastAsia="en-IN"/>
+                    </w:rPr>
+                    <w:t>mb-3</w:t>
+                  </w:r>
+                </w:p>
+              </w:tc>
+              <w:tc>
+                <w:tcPr>
+                  <w:tcW w:w="0" w:type="auto"/>
+                  <w:vAlign w:val="center"/>
+                  <w:hideMark/>
+                </w:tcPr>
+                <w:p>
+                  <w:pPr>
+                    <w:spacing w:after="0" w:line="240" w:lineRule="auto"/>
+                    <w:rPr>
+                      <w:rFonts w:ascii="Times New Roman" w:eastAsia="Times New Roman" w:hAnsi="Times New Roman" w:cs="Times New Roman"/>
+                      <w:color w:val="auto"/>
+                      <w:szCs w:val="24"/>
+                      <w:lang w:eastAsia="en-IN"/>
+                    </w:rPr>
+                  </w:pPr>
+                  <w:r>
+                    <w:rPr>
+                      <w:rFonts w:ascii="Times New Roman" w:eastAsia="Times New Roman" w:hAnsi="Times New Roman" w:cs="Times New Roman"/>
+                      <w:color w:val="auto"/>
+                      <w:szCs w:val="24"/>
+                      <w:lang w:eastAsia="en-IN"/>
+                    </w:rPr>
+                    <w:t>Margin below each field</w:t>
+                  </w:r>
+                </w:p>
+              </w:tc>
+            </w:tr>
+            <w:tr>
+              <w:trPr>
+                <w:tblCellSpacing w:w="15" w:type="dxa"/>
+              </w:trPr>
+              <w:tc>
+                <w:tcPr>
+                  <w:tcW w:w="0" w:type="auto"/>
+                  <w:vAlign w:val="center"/>
+                  <w:hideMark/>
+                </w:tcPr>
+                <w:p>
+                  <w:pPr>
+                    <w:spacing w:after="0" w:line="240" w:lineRule="auto"/>
+                    <w:rPr>
+                      <w:rFonts w:ascii="Times New Roman" w:eastAsia="Times New Roman" w:hAnsi="Times New Roman" w:cs="Times New Roman"/>
+                      <w:color w:val="auto"/>
+                      <w:szCs w:val="24"/>
+                      <w:lang w:eastAsia="en-IN"/>
+                    </w:rPr>
+                  </w:pPr>
+                  <w:r>
+                    <w:rPr>
+                      <w:rFonts w:ascii="Courier New" w:eastAsia="Times New Roman" w:hAnsi="Courier New"/>
+                      <w:color w:val="auto"/>
+                      <w:sz w:val="20"/>
+                      <w:lang w:eastAsia="en-IN"/>
+                    </w:rPr>
+                    <w:t>form-label</w:t>
+                  </w:r>
+                </w:p>
+              </w:tc>
+              <w:tc>
+                <w:tcPr>
+                  <w:tcW w:w="0" w:type="auto"/>
+                  <w:vAlign w:val="center"/>
+                  <w:hideMark/>
+                </w:tcPr>
+                <w:p>
+                  <w:pPr>
+                    <w:spacing w:after="0" w:line="240" w:lineRule="auto"/>
+                    <w:rPr>
+                      <w:rFonts w:ascii="Times New Roman" w:eastAsia="Times New Roman" w:hAnsi="Times New Roman" w:cs="Times New Roman"/>
+                      <w:color w:val="auto"/>
+                      <w:szCs w:val="24"/>
+                      <w:lang w:eastAsia="en-IN"/>
+                    </w:rPr>
+                  </w:pPr>
+                  <w:r>
+                    <w:rPr>
+                      <w:rFonts w:ascii="Times New Roman" w:eastAsia="Times New Roman" w:hAnsi="Times New Roman" w:cs="Times New Roman"/>
+                      <w:color w:val="auto"/>
+                      <w:szCs w:val="24"/>
+                      <w:lang w:eastAsia="en-IN"/>
+                    </w:rPr>
+                    <w:t>Bootstrap label styling</w:t>
+                  </w:r>
+                </w:p>
+              </w:tc>
+            </w:tr>
+            <w:tr>
+              <w:trPr>
+                <w:tblCellSpacing w:w="15" w:type="dxa"/>
+              </w:trPr>
+              <w:tc>
+                <w:tcPr>
+                  <w:tcW w:w="0" w:type="auto"/>
+                  <w:vAlign w:val="center"/>
+                  <w:hideMark/>
+                </w:tcPr>
+                <w:p>
+                  <w:pPr>
+                    <w:spacing w:after="0" w:line="240" w:lineRule="auto"/>
+                    <w:rPr>
+                      <w:rFonts w:ascii="Times New Roman" w:eastAsia="Times New Roman" w:hAnsi="Times New Roman" w:cs="Times New Roman"/>
+                      <w:color w:val="auto"/>
+                      <w:szCs w:val="24"/>
+                      <w:lang w:eastAsia="en-IN"/>
+                    </w:rPr>
+                  </w:pPr>
+                  <w:r>
+                    <w:rPr>
+                      <w:rFonts w:ascii="Courier New" w:eastAsia="Times New Roman" w:hAnsi="Courier New"/>
+                      <w:color w:val="auto"/>
+                      <w:sz w:val="20"/>
+                      <w:lang w:eastAsia="en-IN"/>
+                    </w:rPr>
+                    <w:t>form-control</w:t>
+                  </w:r>
+                </w:p>
+              </w:tc>
+              <w:tc>
+                <w:tcPr>
+                  <w:tcW w:w="0" w:type="auto"/>
+                  <w:vAlign w:val="center"/>
+                  <w:hideMark/>
+                </w:tcPr>
+                <w:p>
+                  <w:pPr>
+                    <w:spacing w:after="0" w:line="240" w:lineRule="auto"/>
+                    <w:rPr>
+                      <w:rFonts w:ascii="Times New Roman" w:eastAsia="Times New Roman" w:hAnsi="Times New Roman" w:cs="Times New Roman"/>
+                      <w:color w:val="auto"/>
+                      <w:szCs w:val="24"/>
+                      <w:lang w:eastAsia="en-IN"/>
+                    </w:rPr>
+                  </w:pPr>
+                  <w:r>
+                    <w:rPr>
+                      <w:rFonts w:ascii="Times New Roman" w:eastAsia="Times New Roman" w:hAnsi="Times New Roman" w:cs="Times New Roman"/>
+                      <w:color w:val="auto"/>
+                      <w:szCs w:val="24"/>
+                      <w:lang w:eastAsia="en-IN"/>
+                    </w:rPr>
+                    <w:t>Full-width styled input</w:t>
+                  </w:r>
+                </w:p>
+              </w:tc>
+            </w:tr>
+            <w:tr>
+              <w:trPr>
+                <w:tblCellSpacing w:w="15" w:type="dxa"/>
+              </w:trPr>
+              <w:tc>
+                <w:tcPr>
+                  <w:tcW w:w="0" w:type="auto"/>
+                  <w:vAlign w:val="center"/>
+                  <w:hideMark/>
+                </w:tcPr>
+                <w:p>
+                  <w:pPr>
+                    <w:spacing w:after="0" w:line="240" w:lineRule="auto"/>
+                    <w:rPr>
+                      <w:rFonts w:ascii="Times New Roman" w:eastAsia="Times New Roman" w:hAnsi="Times New Roman" w:cs="Times New Roman"/>
+                      <w:color w:val="auto"/>
+                      <w:szCs w:val="24"/>
+                      <w:lang w:eastAsia="en-IN"/>
+                    </w:rPr>
+                  </w:pPr>
+                  <w:r>
+                    <w:rPr>
+                      <w:rFonts w:ascii="Courier New" w:eastAsia="Times New Roman" w:hAnsi="Courier New"/>
+                      <w:color w:val="auto"/>
+                      <w:sz w:val="20"/>
+                      <w:lang w:eastAsia="en-IN"/>
+                    </w:rPr>
+                    <w:t>btn</w:t>
+                  </w:r>
+                </w:p>
+              </w:tc>
+              <w:tc>
+                <w:tcPr>
+                  <w:tcW w:w="0" w:type="auto"/>
+                  <w:vAlign w:val="center"/>
+                  <w:hideMark/>
+                </w:tcPr>
+                <w:p>
+                  <w:pPr>
+                    <w:spacing w:after="0" w:line="240" w:lineRule="auto"/>
+                    <w:rPr>
+                      <w:rFonts w:ascii="Times New Roman" w:eastAsia="Times New Roman" w:hAnsi="Times New Roman" w:cs="Times New Roman"/>
+                      <w:color w:val="auto"/>
+                      <w:szCs w:val="24"/>
+                      <w:lang w:eastAsia="en-IN"/>
+                    </w:rPr>
+                  </w:pPr>
+                  <w:r>
+                    <w:rPr>
+                      <w:rFonts w:ascii="Times New Roman" w:eastAsia="Times New Roman" w:hAnsi="Times New Roman" w:cs="Times New Roman"/>
+                      <w:color w:val="auto"/>
+                      <w:szCs w:val="24"/>
+                      <w:lang w:eastAsia="en-IN"/>
+                    </w:rPr>
+                    <w:t>Button styling</w:t>
+                  </w:r>
+                </w:p>
+              </w:tc>
+            </w:tr>
+            <w:tr>
+              <w:trPr>
+                <w:tblCellSpacing w:w="15" w:type="dxa"/>
+              </w:trPr>
+              <w:tc>
+                <w:tcPr>
+                  <w:tcW w:w="0" w:type="auto"/>
+                  <w:vAlign w:val="center"/>
+                  <w:hideMark/>
+                </w:tcPr>
+                <w:p>
+                  <w:pPr>
+                    <w:spacing w:after="0" w:line="240" w:lineRule="auto"/>
+                    <w:rPr>
+                      <w:rFonts w:ascii="Times New Roman" w:eastAsia="Times New Roman" w:hAnsi="Times New Roman" w:cs="Times New Roman"/>
+                      <w:color w:val="auto"/>
+                      <w:szCs w:val="24"/>
+                      <w:lang w:eastAsia="en-IN"/>
+                    </w:rPr>
+                  </w:pPr>
+                  <w:r>
+                    <w:rPr>
+                      <w:rFonts w:ascii="Courier New" w:eastAsia="Times New Roman" w:hAnsi="Courier New"/>
+                      <w:color w:val="auto"/>
+                      <w:sz w:val="20"/>
+                      <w:lang w:eastAsia="en-IN"/>
+                    </w:rPr>
+                    <w:t>btn-primary</w:t>
+                  </w:r>
+                </w:p>
+              </w:tc>
+              <w:tc>
+                <w:tcPr>
+                  <w:tcW w:w="0" w:type="auto"/>
+                  <w:vAlign w:val="center"/>
+                  <w:hideMark/>
+                </w:tcPr>
+                <w:p>
+                  <w:pPr>
+                    <w:spacing w:after="0" w:line="240" w:lineRule="auto"/>
+                    <w:rPr>
+                      <w:rFonts w:ascii="Times New Roman" w:eastAsia="Times New Roman" w:hAnsi="Times New Roman" w:cs="Times New Roman"/>
+                      <w:color w:val="auto"/>
+                      <w:szCs w:val="24"/>
+                      <w:lang w:eastAsia="en-IN"/>
+                    </w:rPr>
+                  </w:pPr>
+                  <w:r>
+                    <w:rPr>
+                      <w:rFonts w:ascii="Times New Roman" w:eastAsia="Times New Roman" w:hAnsi="Times New Roman" w:cs="Times New Roman"/>
+                      <w:color w:val="auto"/>
+                      <w:szCs w:val="24"/>
+                      <w:lang w:eastAsia="en-IN"/>
+                    </w:rPr>
+                    <w:t>Blue button</w:t>
+                  </w:r>
+                </w:p>
+              </w:tc>
+            </w:tr>
+            <w:tr>
+              <w:trPr>
+                <w:tblCellSpacing w:w="15" w:type="dxa"/>
+              </w:trPr>
+              <w:tc>
+                <w:tcPr>
+                  <w:tcW w:w="0" w:type="auto"/>
+                  <w:vAlign w:val="center"/>
+                  <w:hideMark/>
+                </w:tcPr>
+                <w:p>
+                  <w:pPr>
+                    <w:spacing w:after="0" w:line="240" w:lineRule="auto"/>
+                    <w:rPr>
+                      <w:rFonts w:ascii="Times New Roman" w:eastAsia="Times New Roman" w:hAnsi="Times New Roman" w:cs="Times New Roman"/>
+                      <w:color w:val="auto"/>
+                      <w:szCs w:val="24"/>
+                      <w:lang w:eastAsia="en-IN"/>
+                    </w:rPr>
+                  </w:pPr>
+                  <w:r>
+                    <w:rPr>
+                      <w:rFonts w:ascii="Courier New" w:eastAsia="Times New Roman" w:hAnsi="Courier New"/>
+                      <w:color w:val="auto"/>
+                      <w:sz w:val="20"/>
+                      <w:lang w:eastAsia="en-IN"/>
+                    </w:rPr>
+                    <w:t>w-100</w:t>
+                  </w:r>
+                </w:p>
+              </w:tc>
+              <w:tc>
+                <w:tcPr>
+                  <w:tcW w:w="0" w:type="auto"/>
+                  <w:vAlign w:val="center"/>
+                  <w:hideMark/>
+                </w:tcPr>
+                <w:p>
+                  <w:pPr>
+                    <w:spacing w:after="0" w:line="240" w:lineRule="auto"/>
+                    <w:rPr>
+                      <w:rFonts w:ascii="Times New Roman" w:eastAsia="Times New Roman" w:hAnsi="Times New Roman" w:cs="Times New Roman"/>
+                      <w:color w:val="auto"/>
+                      <w:szCs w:val="24"/>
+                      <w:lang w:eastAsia="en-IN"/>
+                    </w:rPr>
+                  </w:pPr>
+                  <w:r>
+                    <w:rPr>
+                      <w:rFonts w:ascii="Times New Roman" w:eastAsia="Times New Roman" w:hAnsi="Times New Roman" w:cs="Times New Roman"/>
+                      <w:b/>
+                      <w:bCs/>
+                      <w:color w:val="auto"/>
+                      <w:szCs w:val="24"/>
+                      <w:lang w:eastAsia="en-IN"/>
+                    </w:rPr>
+                    <w:t>Makes the button full width</w:t>
+                  </w:r>
+                </w:p>
+              </w:tc>
+            </w:tr>
+          </w:tbl>
+          <w:p>
+            <w:bookmarkStart w:id="0" w:name="_GoBack"/>
+            <w:bookmarkEnd w:id="0"/>
           </w:p>
         </w:tc>
         <w:tc>
@@ -15564,6 +20205,20 @@
     <w:basedOn w:val="DefaultParagraphFont"/>
     <w:rsid w:val="00581A1F"/>
   </w:style>
+  <w:style w:type="paragraph" w:customStyle="1" w:styleId="pdq2pgselectionanchorcontainer">
+    <w:name w:val="pdq2pg_selectionanchorcontainer"/>
+    <w:basedOn w:val="Normal"/>
+    <w:rsid w:val="005F2EF9"/>
+    <w:pPr>
+      <w:spacing w:before="100" w:beforeAutospacing="1" w:after="100" w:afterAutospacing="1" w:line="240" w:lineRule="auto"/>
+    </w:pPr>
+    <w:rPr>
+      <w:rFonts w:ascii="Times New Roman" w:eastAsia="Times New Roman" w:hAnsi="Times New Roman" w:cs="Times New Roman"/>
+      <w:color w:val="auto"/>
+      <w:szCs w:val="24"/>
+      <w:lang w:eastAsia="en-IN"/>
+    </w:rPr>
+  </w:style>
 </w:styles>
 </file>
 
@@ -15833,7 +20488,7 @@
 </file>
 
 <file path=customXml/itemProps1.xml><?xml version="1.0" encoding="utf-8"?>
-<ds:datastoreItem xmlns:ds="http://schemas.openxmlformats.org/officeDocument/2006/customXml" ds:itemID="{B9E0938F-D9FC-4FAC-9927-F4982C54703F}">
+<ds:datastoreItem xmlns:ds="http://schemas.openxmlformats.org/officeDocument/2006/customXml" ds:itemID="{3C412A63-3C0C-4E3F-B8DA-978E19674F23}">
   <ds:schemaRefs>
     <ds:schemaRef ds:uri="http://schemas.openxmlformats.org/officeDocument/2006/bibliography"/>
   </ds:schemaRefs>

--- a/2.Bootstrap/1.bootstrap.docx
+++ b/2.Bootstrap/1.bootstrap.docx
@@ -2,6 +2,53 @@
 <file path=word/document.xml><?xml version="1.0" encoding="utf-8"?>
 <w:document xmlns:wpc="http://schemas.microsoft.com/office/word/2010/wordprocessingCanvas" xmlns:mc="http://schemas.openxmlformats.org/markup-compatibility/2006" xmlns:o="urn:schemas-microsoft-com:office:office" xmlns:r="http://schemas.openxmlformats.org/officeDocument/2006/relationships" xmlns:m="http://schemas.openxmlformats.org/officeDocument/2006/math" xmlns:v="urn:schemas-microsoft-com:vml" xmlns:wp14="http://schemas.microsoft.com/office/word/2010/wordprocessingDrawing" xmlns:wp="http://schemas.openxmlformats.org/drawingml/2006/wordprocessingDrawing" xmlns:w10="urn:schemas-microsoft-com:office:word" xmlns:w="http://schemas.openxmlformats.org/wordprocessingml/2006/main" xmlns:w14="http://schemas.microsoft.com/office/word/2010/wordml" xmlns:w15="http://schemas.microsoft.com/office/word/2012/wordml" xmlns:wpg="http://schemas.microsoft.com/office/word/2010/wordprocessingGroup" xmlns:wpi="http://schemas.microsoft.com/office/word/2010/wordprocessingInk" xmlns:wne="http://schemas.microsoft.com/office/word/2006/wordml" xmlns:wps="http://schemas.microsoft.com/office/word/2010/wordprocessingShape" mc:Ignorable="w14 w15 wp14">
   <w:body>
+    <w:p>
+      <w:pPr>
+        <w:pStyle w:val="h3-blue"/>
+      </w:pPr>
+      <w:r>
+        <w:t>Urls</w:t>
+      </w:r>
+    </w:p>
+    <w:tbl>
+      <w:tblPr>
+        <w:tblStyle w:val="TableGrid"/>
+        <w:tblW w:w="0" w:type="auto"/>
+        <w:tblLook w:val="04A0" w:firstRow="1" w:lastRow="0" w:firstColumn="1" w:lastColumn="0" w:noHBand="0" w:noVBand="1"/>
+      </w:tblPr>
+      <w:tblGrid>
+        <w:gridCol w:w="11515"/>
+        <w:gridCol w:w="11515"/>
+      </w:tblGrid>
+      <w:tr>
+        <w:tc>
+          <w:tcPr>
+            <w:tcW w:w="11515" w:type="dxa"/>
+          </w:tcPr>
+          <w:p>
+            <w:r>
+              <w:t>bootstrap flex boxes</w:t>
+            </w:r>
+          </w:p>
+        </w:tc>
+        <w:tc>
+          <w:tcPr>
+            <w:tcW w:w="11515" w:type="dxa"/>
+          </w:tcPr>
+          <w:p>
+            <w:hyperlink r:id="rId6" w:history="1">
+              <w:r>
+                <w:rPr>
+                  <w:rStyle w:val="Hyperlink"/>
+                </w:rPr>
+                <w:t>https://getbootstrap.com/docs/4.0/utilities/flex/</w:t>
+              </w:r>
+            </w:hyperlink>
+          </w:p>
+        </w:tc>
+      </w:tr>
+    </w:tbl>
+    <w:p/>
     <w:p>
       <w:pPr>
         <w:pStyle w:val="h3-blue"/>
@@ -312,6 +359,7 @@
               </w:numPr>
             </w:pPr>
             <w:r>
+              <w:lastRenderedPageBreak/>
               <w:t xml:space="preserve">proper width </w:t>
             </w:r>
             <w:r>
@@ -479,519 +527,6 @@
                   <wp:extent cx="771525" cy="638175"/>
                   <wp:effectExtent l="0" t="0" r="9525" b="9525"/>
                   <wp:docPr id="16" name="Picture 16"/>
-                  <wp:cNvGraphicFramePr>
-                    <a:graphicFrameLocks xmlns:a="http://schemas.openxmlformats.org/drawingml/2006/main" noChangeAspect="1"/>
-                  </wp:cNvGraphicFramePr>
-                  <a:graphic xmlns:a="http://schemas.openxmlformats.org/drawingml/2006/main">
-                    <a:graphicData uri="http://schemas.openxmlformats.org/drawingml/2006/picture">
-                      <pic:pic xmlns:pic="http://schemas.openxmlformats.org/drawingml/2006/picture">
-                        <pic:nvPicPr>
-                          <pic:cNvPr id="1" name=""/>
-                          <pic:cNvPicPr/>
-                        </pic:nvPicPr>
-                        <pic:blipFill>
-                          <a:blip r:embed="rId6"/>
-                          <a:stretch>
-                            <a:fillRect/>
-                          </a:stretch>
-                        </pic:blipFill>
-                        <pic:spPr>
-                          <a:xfrm>
-                            <a:off x="0" y="0"/>
-                            <a:ext cx="771525" cy="638175"/>
-                          </a:xfrm>
-                          <a:prstGeom prst="rect">
-                            <a:avLst/>
-                          </a:prstGeom>
-                        </pic:spPr>
-                      </pic:pic>
-                    </a:graphicData>
-                  </a:graphic>
-                </wp:inline>
-              </w:drawing>
-            </w:r>
-          </w:p>
-          <w:p>
-            <w:pPr>
-              <w:pStyle w:val="grey-gra"/>
-              <w:rPr>
-                <w:lang w:val="en-US"/>
-              </w:rPr>
-            </w:pPr>
-          </w:p>
-        </w:tc>
-        <w:tc>
-          <w:tcPr>
-            <w:tcW w:w="6085" w:type="dxa"/>
-          </w:tcPr>
-          <w:p>
-            <w:pPr>
-              <w:pStyle w:val="grey-gra"/>
-            </w:pPr>
-            <w:r>
-              <w:lastRenderedPageBreak/>
-              <w:t>4. Input Group</w:t>
-            </w:r>
-          </w:p>
-          <w:p>
-            <w:pPr>
-              <w:pStyle w:val="grey-gra"/>
-              <w:rPr>
-                <w:rFonts w:eastAsiaTheme="minorHAnsi"/>
-                <w:b w:val="0"/>
-                <w:bCs w:val="0"/>
-                <w:color w:val="9966FF"/>
-                <w:lang w:eastAsia="en-US"/>
-                <w14:textFill>
-                  <w14:solidFill>
-                    <w14:srgbClr w14:val="9966FF"/>
-                  </w14:solidFill>
-                </w14:textFill>
-              </w:rPr>
-            </w:pPr>
-            <w:r>
-              <w:rPr>
-                <w:rFonts w:eastAsiaTheme="minorHAnsi"/>
-                <w:b w:val="0"/>
-                <w:bCs w:val="0"/>
-                <w:color w:val="9966FF"/>
-                <w:lang w:eastAsia="en-US"/>
-                <w14:textFill>
-                  <w14:solidFill>
-                    <w14:srgbClr w14:val="9966FF"/>
-                  </w14:solidFill>
-                </w14:textFill>
-              </w:rPr>
-              <w:t>to group 2 ele like paragraph, button or</w:t>
-            </w:r>
-          </w:p>
-          <w:p>
-            <w:pPr>
-              <w:pStyle w:val="grey-gra"/>
-              <w:rPr>
-                <w:rFonts w:eastAsiaTheme="minorHAnsi"/>
-                <w:b w:val="0"/>
-                <w:bCs w:val="0"/>
-                <w:color w:val="9966FF"/>
-                <w:lang w:eastAsia="en-US"/>
-                <w14:textFill>
-                  <w14:solidFill>
-                    <w14:srgbClr w14:val="9966FF"/>
-                  </w14:solidFill>
-                </w14:textFill>
-              </w:rPr>
-            </w:pPr>
-            <w:r>
-              <w:rPr>
-                <w:rFonts w:eastAsiaTheme="minorHAnsi"/>
-                <w:b w:val="0"/>
-                <w:bCs w:val="0"/>
-                <w:color w:val="9966FF"/>
-                <w:lang w:eastAsia="en-US"/>
-                <w14:textFill>
-                  <w14:solidFill>
-                    <w14:srgbClr w14:val="9966FF"/>
-                  </w14:solidFill>
-                </w14:textFill>
-              </w:rPr>
-              <w:t>Add icon/text before/after input.</w:t>
-            </w:r>
-          </w:p>
-          <w:p>
-            <w:pPr>
-              <w:pStyle w:val="grey-gra"/>
-              <w:rPr>
-                <w:rFonts w:eastAsiaTheme="minorHAnsi"/>
-                <w:b w:val="0"/>
-                <w:bCs w:val="0"/>
-                <w:color w:val="9966FF"/>
-                <w:lang w:eastAsia="en-US"/>
-                <w14:textFill>
-                  <w14:solidFill>
-                    <w14:srgbClr w14:val="9966FF"/>
-                  </w14:solidFill>
-                </w14:textFill>
-              </w:rPr>
-            </w:pPr>
-            <w:r>
-              <w:rPr>
-                <w:rFonts w:eastAsiaTheme="minorHAnsi"/>
-                <w:b w:val="0"/>
-                <w:bCs w:val="0"/>
-                <w:color w:val="9966FF"/>
-                <w:lang w:eastAsia="en-US"/>
-                <w14:textFill>
-                  <w14:solidFill>
-                    <w14:srgbClr w14:val="9966FF"/>
-                  </w14:solidFill>
-                </w14:textFill>
-              </w:rPr>
-              <w:t>Example:</w:t>
-            </w:r>
-          </w:p>
-          <w:p>
-            <w:pPr>
-              <w:pStyle w:val="grey-gra"/>
-              <w:rPr>
-                <w:rFonts w:eastAsiaTheme="minorHAnsi"/>
-              </w:rPr>
-            </w:pPr>
-            <w:r>
-              <w:rPr>
-                <w:rFonts w:eastAsiaTheme="minorHAnsi"/>
-                <w:b w:val="0"/>
-                <w:bCs w:val="0"/>
-                <w:color w:val="9966FF"/>
-                <w:lang w:eastAsia="en-US"/>
-                <w14:textFill>
-                  <w14:solidFill>
-                    <w14:srgbClr w14:val="9966FF"/>
-                  </w14:solidFill>
-                </w14:textFill>
-              </w:rPr>
-              <w:t>&lt;div className="input-group"&gt;</w:t>
-            </w:r>
-            <w:r>
-              <w:rPr>
-                <w:rFonts w:eastAsiaTheme="minorHAnsi"/>
-                <w:b w:val="0"/>
-                <w:bCs w:val="0"/>
-                <w:color w:val="9966FF"/>
-                <w:lang w:eastAsia="en-US"/>
-                <w14:textFill>
-                  <w14:solidFill>
-                    <w14:srgbClr w14:val="9966FF"/>
-                  </w14:solidFill>
-                </w14:textFill>
-              </w:rPr>
-              <w:br/>
-              <w:t xml:space="preserve">  &lt;span className="input-group-text"&gt;@&lt;/span&gt;</w:t>
-            </w:r>
-            <w:r>
-              <w:rPr>
-                <w:rFonts w:eastAsiaTheme="minorHAnsi"/>
-                <w:b w:val="0"/>
-                <w:bCs w:val="0"/>
-                <w:color w:val="9966FF"/>
-                <w:lang w:eastAsia="en-US"/>
-                <w14:textFill>
-                  <w14:solidFill>
-                    <w14:srgbClr w14:val="9966FF"/>
-                  </w14:solidFill>
-                </w14:textFill>
-              </w:rPr>
-              <w:br/>
-            </w:r>
-            <w:r>
-              <w:rPr>
-                <w:rFonts w:eastAsiaTheme="minorHAnsi"/>
-                <w:b w:val="0"/>
-                <w:bCs w:val="0"/>
-                <w:color w:val="9966FF"/>
-                <w:lang w:eastAsia="en-US"/>
-                <w14:textFill>
-                  <w14:solidFill>
-                    <w14:srgbClr w14:val="9966FF"/>
-                  </w14:solidFill>
-                </w14:textFill>
-              </w:rPr>
-              <w:br/>
-              <w:t xml:space="preserve">  &lt;input</w:t>
-            </w:r>
-            <w:r>
-              <w:rPr>
-                <w:rFonts w:eastAsiaTheme="minorHAnsi"/>
-                <w:b w:val="0"/>
-                <w:bCs w:val="0"/>
-                <w:color w:val="9966FF"/>
-                <w:lang w:eastAsia="en-US"/>
-                <w14:textFill>
-                  <w14:solidFill>
-                    <w14:srgbClr w14:val="9966FF"/>
-                  </w14:solidFill>
-                </w14:textFill>
-              </w:rPr>
-              <w:br/>
-              <w:t xml:space="preserve">    className="form-control"</w:t>
-            </w:r>
-            <w:r>
-              <w:rPr>
-                <w:rFonts w:eastAsiaTheme="minorHAnsi"/>
-                <w:b w:val="0"/>
-                <w:bCs w:val="0"/>
-                <w:color w:val="9966FF"/>
-                <w:lang w:eastAsia="en-US"/>
-                <w14:textFill>
-                  <w14:solidFill>
-                    <w14:srgbClr w14:val="9966FF"/>
-                  </w14:solidFill>
-                </w14:textFill>
-              </w:rPr>
-              <w:br/>
-              <w:t xml:space="preserve">    placeholder="username"</w:t>
-            </w:r>
-            <w:r>
-              <w:rPr>
-                <w:rFonts w:eastAsiaTheme="minorHAnsi"/>
-                <w:b w:val="0"/>
-                <w:bCs w:val="0"/>
-                <w:color w:val="9966FF"/>
-                <w:lang w:eastAsia="en-US"/>
-                <w14:textFill>
-                  <w14:solidFill>
-                    <w14:srgbClr w14:val="9966FF"/>
-                  </w14:solidFill>
-                </w14:textFill>
-              </w:rPr>
-              <w:br/>
-              <w:t xml:space="preserve">  /&gt;</w:t>
-            </w:r>
-            <w:r>
-              <w:rPr>
-                <w:rFonts w:eastAsiaTheme="minorHAnsi"/>
-                <w:b w:val="0"/>
-                <w:bCs w:val="0"/>
-                <w:color w:val="9966FF"/>
-                <w:lang w:eastAsia="en-US"/>
-                <w14:textFill>
-                  <w14:solidFill>
-                    <w14:srgbClr w14:val="9966FF"/>
-                  </w14:solidFill>
-                </w14:textFill>
-              </w:rPr>
-              <w:br/>
-              <w:t>&lt;/div&gt;</w:t>
-            </w:r>
-          </w:p>
-          <w:p>
-            <w:pPr>
-              <w:pStyle w:val="grey-gra"/>
-              <w:rPr>
-                <w:rFonts w:eastAsiaTheme="minorHAnsi"/>
-                <w:b w:val="0"/>
-                <w:bCs w:val="0"/>
-                <w:color w:val="9966FF"/>
-                <w:lang w:eastAsia="en-US"/>
-                <w14:textFill>
-                  <w14:solidFill>
-                    <w14:srgbClr w14:val="9966FF"/>
-                  </w14:solidFill>
-                </w14:textFill>
-              </w:rPr>
-            </w:pPr>
-            <w:r>
-              <w:rPr>
-                <w:rFonts w:eastAsiaTheme="minorHAnsi"/>
-                <w:b w:val="0"/>
-                <w:bCs w:val="0"/>
-                <w:color w:val="9966FF"/>
-                <w:lang w:eastAsia="en-US"/>
-                <w14:textFill>
-                  <w14:solidFill>
-                    <w14:srgbClr w14:val="9966FF"/>
-                  </w14:solidFill>
-                </w14:textFill>
-              </w:rPr>
-              <w:t>Output:</w:t>
-            </w:r>
-          </w:p>
-          <w:p>
-            <w:pPr>
-              <w:pStyle w:val="grey-gra"/>
-              <w:rPr>
-                <w:rFonts w:eastAsiaTheme="minorHAnsi"/>
-                <w:b w:val="0"/>
-                <w:bCs w:val="0"/>
-                <w:color w:val="9966FF"/>
-                <w:lang w:eastAsia="en-US"/>
-                <w14:textFill>
-                  <w14:solidFill>
-                    <w14:srgbClr w14:val="9966FF"/>
-                  </w14:solidFill>
-                </w14:textFill>
-              </w:rPr>
-            </w:pPr>
-            <w:r>
-              <w:rPr>
-                <w:rFonts w:eastAsiaTheme="minorHAnsi"/>
-                <w:b w:val="0"/>
-                <w:bCs w:val="0"/>
-                <w:color w:val="9966FF"/>
-                <w:lang w:eastAsia="en-US"/>
-                <w14:textFill>
-                  <w14:solidFill>
-                    <w14:srgbClr w14:val="9966FF"/>
-                  </w14:solidFill>
-                </w14:textFill>
-              </w:rPr>
-              <w:t>[@][____________]</w:t>
-            </w:r>
-          </w:p>
-          <w:p>
-            <w:pPr>
-              <w:pStyle w:val="grey-gra"/>
-              <w:rPr>
-                <w:rFonts w:eastAsiaTheme="minorHAnsi"/>
-                <w:b w:val="0"/>
-                <w:bCs w:val="0"/>
-                <w:color w:val="9966FF"/>
-                <w:lang w:eastAsia="en-US"/>
-                <w14:textFill>
-                  <w14:solidFill>
-                    <w14:srgbClr w14:val="9966FF"/>
-                  </w14:solidFill>
-                </w14:textFill>
-              </w:rPr>
-            </w:pPr>
-            <w:r>
-              <w:rPr>
-                <w:rFonts w:eastAsiaTheme="minorHAnsi"/>
-                <w:b w:val="0"/>
-                <w:bCs w:val="0"/>
-                <w:color w:val="9966FF"/>
-                <w:lang w:eastAsia="en-US"/>
-                <w14:textFill>
-                  <w14:solidFill>
-                    <w14:srgbClr w14:val="9966FF"/>
-                  </w14:solidFill>
-                </w14:textFill>
-              </w:rPr>
-              <w:t>Currency:</w:t>
-            </w:r>
-          </w:p>
-          <w:p>
-            <w:pPr>
-              <w:pStyle w:val="grey-gra"/>
-              <w:rPr>
-                <w:rFonts w:eastAsiaTheme="minorHAnsi"/>
-              </w:rPr>
-            </w:pPr>
-            <w:r>
-              <w:rPr>
-                <w:rFonts w:eastAsiaTheme="minorHAnsi"/>
-                <w:b w:val="0"/>
-                <w:bCs w:val="0"/>
-                <w:color w:val="9966FF"/>
-                <w:lang w:eastAsia="en-US"/>
-                <w14:textFill>
-                  <w14:solidFill>
-                    <w14:srgbClr w14:val="9966FF"/>
-                  </w14:solidFill>
-                </w14:textFill>
-              </w:rPr>
-              <w:t>&lt;div className="input-group"&gt;</w:t>
-            </w:r>
-            <w:r>
-              <w:rPr>
-                <w:rFonts w:eastAsiaTheme="minorHAnsi"/>
-                <w:b w:val="0"/>
-                <w:bCs w:val="0"/>
-                <w:color w:val="9966FF"/>
-                <w:lang w:eastAsia="en-US"/>
-                <w14:textFill>
-                  <w14:solidFill>
-                    <w14:srgbClr w14:val="9966FF"/>
-                  </w14:solidFill>
-                </w14:textFill>
-              </w:rPr>
-              <w:br/>
-            </w:r>
-            <w:r>
-              <w:rPr>
-                <w:rFonts w:eastAsiaTheme="minorHAnsi"/>
-                <w:b w:val="0"/>
-                <w:bCs w:val="0"/>
-                <w:color w:val="9966FF"/>
-                <w:lang w:eastAsia="en-US"/>
-                <w14:textFill>
-                  <w14:solidFill>
-                    <w14:srgbClr w14:val="9966FF"/>
-                  </w14:solidFill>
-                </w14:textFill>
-              </w:rPr>
-              <w:br/>
-              <w:t>&lt;span className="input-group-text"&gt;₹&lt;/span&gt;</w:t>
-            </w:r>
-            <w:r>
-              <w:rPr>
-                <w:rFonts w:eastAsiaTheme="minorHAnsi"/>
-                <w:b w:val="0"/>
-                <w:bCs w:val="0"/>
-                <w:color w:val="9966FF"/>
-                <w:lang w:eastAsia="en-US"/>
-                <w14:textFill>
-                  <w14:solidFill>
-                    <w14:srgbClr w14:val="9966FF"/>
-                  </w14:solidFill>
-                </w14:textFill>
-              </w:rPr>
-              <w:br/>
-            </w:r>
-            <w:r>
-              <w:rPr>
-                <w:rFonts w:eastAsiaTheme="minorHAnsi"/>
-                <w:b w:val="0"/>
-                <w:bCs w:val="0"/>
-                <w:color w:val="9966FF"/>
-                <w:lang w:eastAsia="en-US"/>
-                <w14:textFill>
-                  <w14:solidFill>
-                    <w14:srgbClr w14:val="9966FF"/>
-                  </w14:solidFill>
-                </w14:textFill>
-              </w:rPr>
-              <w:br/>
-              <w:t>&lt;input className="form-control"/&gt;</w:t>
-            </w:r>
-            <w:r>
-              <w:rPr>
-                <w:rFonts w:eastAsiaTheme="minorHAnsi"/>
-                <w:b w:val="0"/>
-                <w:bCs w:val="0"/>
-                <w:color w:val="9966FF"/>
-                <w:lang w:eastAsia="en-US"/>
-                <w14:textFill>
-                  <w14:solidFill>
-                    <w14:srgbClr w14:val="9966FF"/>
-                  </w14:solidFill>
-                </w14:textFill>
-              </w:rPr>
-              <w:br/>
-            </w:r>
-            <w:r>
-              <w:rPr>
-                <w:rFonts w:eastAsiaTheme="minorHAnsi"/>
-                <w:b w:val="0"/>
-                <w:bCs w:val="0"/>
-                <w:color w:val="9966FF"/>
-                <w:lang w:eastAsia="en-US"/>
-                <w14:textFill>
-                  <w14:solidFill>
-                    <w14:srgbClr w14:val="9966FF"/>
-                  </w14:solidFill>
-                </w14:textFill>
-              </w:rPr>
-              <w:br/>
-              <w:t>&lt;/div&gt;</w:t>
-            </w:r>
-          </w:p>
-          <w:p>
-            <w:pPr>
-              <w:rPr>
-                <w:lang w:val="en-US"/>
-              </w:rPr>
-            </w:pPr>
-            <w:r>
-              <w:rPr>
-                <w:noProof/>
-                <w:lang w:eastAsia="en-IN"/>
-              </w:rPr>
-              <w:lastRenderedPageBreak/>
-              <w:drawing>
-                <wp:inline distT="0" distB="0" distL="0" distR="0" wp14:anchorId="41D93962" wp14:editId="6D138FBC">
-                  <wp:extent cx="1247775" cy="1076325"/>
-                  <wp:effectExtent l="0" t="0" r="9525" b="9525"/>
-                  <wp:docPr id="20" name="Picture 20"/>
                   <wp:cNvGraphicFramePr>
                     <a:graphicFrameLocks xmlns:a="http://schemas.openxmlformats.org/drawingml/2006/main" noChangeAspect="1"/>
                   </wp:cNvGraphicFramePr>
@@ -1011,7 +546,7 @@
                         <pic:spPr>
                           <a:xfrm>
                             <a:off x="0" y="0"/>
-                            <a:ext cx="1247775" cy="1076325"/>
+                            <a:ext cx="771525" cy="638175"/>
                           </a:xfrm>
                           <a:prstGeom prst="rect">
                             <a:avLst/>
@@ -1023,23 +558,488 @@
                 </wp:inline>
               </w:drawing>
             </w:r>
+          </w:p>
+          <w:p>
+            <w:pPr>
+              <w:pStyle w:val="grey-gra"/>
+              <w:rPr>
+                <w:lang w:val="en-US"/>
+              </w:rPr>
+            </w:pPr>
+          </w:p>
+        </w:tc>
+        <w:tc>
+          <w:tcPr>
+            <w:tcW w:w="6085" w:type="dxa"/>
+          </w:tcPr>
+          <w:p>
+            <w:pPr>
+              <w:pStyle w:val="grey-gra"/>
+            </w:pPr>
+            <w:r>
+              <w:lastRenderedPageBreak/>
+              <w:t>4. Input Group</w:t>
+            </w:r>
+          </w:p>
+          <w:p>
+            <w:pPr>
+              <w:pStyle w:val="grey-gra"/>
+              <w:rPr>
+                <w:rFonts w:eastAsiaTheme="minorHAnsi"/>
+                <w:b w:val="0"/>
+                <w:bCs w:val="0"/>
+                <w:color w:val="9966FF"/>
+                <w:lang w:eastAsia="en-US"/>
+                <w14:textFill>
+                  <w14:solidFill>
+                    <w14:srgbClr w14:val="9966FF"/>
+                  </w14:solidFill>
+                </w14:textFill>
+              </w:rPr>
+            </w:pPr>
+            <w:r>
+              <w:rPr>
+                <w:rFonts w:eastAsiaTheme="minorHAnsi"/>
+                <w:b w:val="0"/>
+                <w:bCs w:val="0"/>
+                <w:color w:val="9966FF"/>
+                <w:lang w:eastAsia="en-US"/>
+                <w14:textFill>
+                  <w14:solidFill>
+                    <w14:srgbClr w14:val="9966FF"/>
+                  </w14:solidFill>
+                </w14:textFill>
+              </w:rPr>
+              <w:t>to group 2 ele like paragraph, button or</w:t>
+            </w:r>
+          </w:p>
+          <w:p>
+            <w:pPr>
+              <w:pStyle w:val="grey-gra"/>
+              <w:rPr>
+                <w:rFonts w:eastAsiaTheme="minorHAnsi"/>
+                <w:b w:val="0"/>
+                <w:bCs w:val="0"/>
+                <w:color w:val="9966FF"/>
+                <w:lang w:eastAsia="en-US"/>
+                <w14:textFill>
+                  <w14:solidFill>
+                    <w14:srgbClr w14:val="9966FF"/>
+                  </w14:solidFill>
+                </w14:textFill>
+              </w:rPr>
+            </w:pPr>
+            <w:r>
+              <w:rPr>
+                <w:rFonts w:eastAsiaTheme="minorHAnsi"/>
+                <w:b w:val="0"/>
+                <w:bCs w:val="0"/>
+                <w:color w:val="9966FF"/>
+                <w:lang w:eastAsia="en-US"/>
+                <w14:textFill>
+                  <w14:solidFill>
+                    <w14:srgbClr w14:val="9966FF"/>
+                  </w14:solidFill>
+                </w14:textFill>
+              </w:rPr>
+              <w:t>Add icon/text before/after input.</w:t>
+            </w:r>
+          </w:p>
+          <w:p>
+            <w:pPr>
+              <w:pStyle w:val="grey-gra"/>
+              <w:rPr>
+                <w:rFonts w:eastAsiaTheme="minorHAnsi"/>
+                <w:b w:val="0"/>
+                <w:bCs w:val="0"/>
+                <w:color w:val="9966FF"/>
+                <w:lang w:eastAsia="en-US"/>
+                <w14:textFill>
+                  <w14:solidFill>
+                    <w14:srgbClr w14:val="9966FF"/>
+                  </w14:solidFill>
+                </w14:textFill>
+              </w:rPr>
+            </w:pPr>
+            <w:r>
+              <w:rPr>
+                <w:rFonts w:eastAsiaTheme="minorHAnsi"/>
+                <w:b w:val="0"/>
+                <w:bCs w:val="0"/>
+                <w:color w:val="9966FF"/>
+                <w:lang w:eastAsia="en-US"/>
+                <w14:textFill>
+                  <w14:solidFill>
+                    <w14:srgbClr w14:val="9966FF"/>
+                  </w14:solidFill>
+                </w14:textFill>
+              </w:rPr>
+              <w:t>Example:</w:t>
+            </w:r>
+          </w:p>
+          <w:p>
+            <w:pPr>
+              <w:pStyle w:val="grey-gra"/>
+              <w:rPr>
+                <w:rFonts w:eastAsiaTheme="minorHAnsi"/>
+              </w:rPr>
+            </w:pPr>
+            <w:r>
+              <w:rPr>
+                <w:rFonts w:eastAsiaTheme="minorHAnsi"/>
+                <w:b w:val="0"/>
+                <w:bCs w:val="0"/>
+                <w:color w:val="9966FF"/>
+                <w:lang w:eastAsia="en-US"/>
+                <w14:textFill>
+                  <w14:solidFill>
+                    <w14:srgbClr w14:val="9966FF"/>
+                  </w14:solidFill>
+                </w14:textFill>
+              </w:rPr>
+              <w:t>&lt;div className="input-group"&gt;</w:t>
+            </w:r>
+            <w:r>
+              <w:rPr>
+                <w:rFonts w:eastAsiaTheme="minorHAnsi"/>
+                <w:b w:val="0"/>
+                <w:bCs w:val="0"/>
+                <w:color w:val="9966FF"/>
+                <w:lang w:eastAsia="en-US"/>
+                <w14:textFill>
+                  <w14:solidFill>
+                    <w14:srgbClr w14:val="9966FF"/>
+                  </w14:solidFill>
+                </w14:textFill>
+              </w:rPr>
+              <w:br/>
+              <w:t xml:space="preserve">  &lt;span className="input-group-text"&gt;@&lt;/span&gt;</w:t>
+            </w:r>
+            <w:r>
+              <w:rPr>
+                <w:rFonts w:eastAsiaTheme="minorHAnsi"/>
+                <w:b w:val="0"/>
+                <w:bCs w:val="0"/>
+                <w:color w:val="9966FF"/>
+                <w:lang w:eastAsia="en-US"/>
+                <w14:textFill>
+                  <w14:solidFill>
+                    <w14:srgbClr w14:val="9966FF"/>
+                  </w14:solidFill>
+                </w14:textFill>
+              </w:rPr>
+              <w:br/>
+            </w:r>
+            <w:r>
+              <w:rPr>
+                <w:rFonts w:eastAsiaTheme="minorHAnsi"/>
+                <w:b w:val="0"/>
+                <w:bCs w:val="0"/>
+                <w:color w:val="9966FF"/>
+                <w:lang w:eastAsia="en-US"/>
+                <w14:textFill>
+                  <w14:solidFill>
+                    <w14:srgbClr w14:val="9966FF"/>
+                  </w14:solidFill>
+                </w14:textFill>
+              </w:rPr>
+              <w:br/>
+              <w:t xml:space="preserve">  &lt;input</w:t>
+            </w:r>
+            <w:r>
+              <w:rPr>
+                <w:rFonts w:eastAsiaTheme="minorHAnsi"/>
+                <w:b w:val="0"/>
+                <w:bCs w:val="0"/>
+                <w:color w:val="9966FF"/>
+                <w:lang w:eastAsia="en-US"/>
+                <w14:textFill>
+                  <w14:solidFill>
+                    <w14:srgbClr w14:val="9966FF"/>
+                  </w14:solidFill>
+                </w14:textFill>
+              </w:rPr>
+              <w:br/>
+              <w:t xml:space="preserve">    className="form-control"</w:t>
+            </w:r>
+            <w:r>
+              <w:rPr>
+                <w:rFonts w:eastAsiaTheme="minorHAnsi"/>
+                <w:b w:val="0"/>
+                <w:bCs w:val="0"/>
+                <w:color w:val="9966FF"/>
+                <w:lang w:eastAsia="en-US"/>
+                <w14:textFill>
+                  <w14:solidFill>
+                    <w14:srgbClr w14:val="9966FF"/>
+                  </w14:solidFill>
+                </w14:textFill>
+              </w:rPr>
+              <w:br/>
+              <w:t xml:space="preserve">    placeholder="username"</w:t>
+            </w:r>
+            <w:r>
+              <w:rPr>
+                <w:rFonts w:eastAsiaTheme="minorHAnsi"/>
+                <w:b w:val="0"/>
+                <w:bCs w:val="0"/>
+                <w:color w:val="9966FF"/>
+                <w:lang w:eastAsia="en-US"/>
+                <w14:textFill>
+                  <w14:solidFill>
+                    <w14:srgbClr w14:val="9966FF"/>
+                  </w14:solidFill>
+                </w14:textFill>
+              </w:rPr>
+              <w:br/>
+              <w:t xml:space="preserve">  /&gt;</w:t>
+            </w:r>
+            <w:r>
+              <w:rPr>
+                <w:rFonts w:eastAsiaTheme="minorHAnsi"/>
+                <w:b w:val="0"/>
+                <w:bCs w:val="0"/>
+                <w:color w:val="9966FF"/>
+                <w:lang w:eastAsia="en-US"/>
+                <w14:textFill>
+                  <w14:solidFill>
+                    <w14:srgbClr w14:val="9966FF"/>
+                  </w14:solidFill>
+                </w14:textFill>
+              </w:rPr>
+              <w:br/>
+              <w:t>&lt;/div&gt;</w:t>
+            </w:r>
+          </w:p>
+          <w:p>
+            <w:pPr>
+              <w:pStyle w:val="grey-gra"/>
+              <w:rPr>
+                <w:rFonts w:eastAsiaTheme="minorHAnsi"/>
+                <w:b w:val="0"/>
+                <w:bCs w:val="0"/>
+                <w:color w:val="9966FF"/>
+                <w:lang w:eastAsia="en-US"/>
+                <w14:textFill>
+                  <w14:solidFill>
+                    <w14:srgbClr w14:val="9966FF"/>
+                  </w14:solidFill>
+                </w14:textFill>
+              </w:rPr>
+            </w:pPr>
+            <w:r>
+              <w:rPr>
+                <w:rFonts w:eastAsiaTheme="minorHAnsi"/>
+                <w:b w:val="0"/>
+                <w:bCs w:val="0"/>
+                <w:color w:val="9966FF"/>
+                <w:lang w:eastAsia="en-US"/>
+                <w14:textFill>
+                  <w14:solidFill>
+                    <w14:srgbClr w14:val="9966FF"/>
+                  </w14:solidFill>
+                </w14:textFill>
+              </w:rPr>
+              <w:t>Output:</w:t>
+            </w:r>
+          </w:p>
+          <w:p>
+            <w:pPr>
+              <w:pStyle w:val="grey-gra"/>
+              <w:rPr>
+                <w:rFonts w:eastAsiaTheme="minorHAnsi"/>
+                <w:b w:val="0"/>
+                <w:bCs w:val="0"/>
+                <w:color w:val="9966FF"/>
+                <w:lang w:eastAsia="en-US"/>
+                <w14:textFill>
+                  <w14:solidFill>
+                    <w14:srgbClr w14:val="9966FF"/>
+                  </w14:solidFill>
+                </w14:textFill>
+              </w:rPr>
+            </w:pPr>
+            <w:r>
+              <w:rPr>
+                <w:rFonts w:eastAsiaTheme="minorHAnsi"/>
+                <w:b w:val="0"/>
+                <w:bCs w:val="0"/>
+                <w:color w:val="9966FF"/>
+                <w:lang w:eastAsia="en-US"/>
+                <w14:textFill>
+                  <w14:solidFill>
+                    <w14:srgbClr w14:val="9966FF"/>
+                  </w14:solidFill>
+                </w14:textFill>
+              </w:rPr>
+              <w:t>[@][____________]</w:t>
+            </w:r>
+          </w:p>
+          <w:p>
+            <w:pPr>
+              <w:pStyle w:val="grey-gra"/>
+              <w:rPr>
+                <w:rFonts w:eastAsiaTheme="minorHAnsi"/>
+                <w:b w:val="0"/>
+                <w:bCs w:val="0"/>
+                <w:color w:val="9966FF"/>
+                <w:lang w:eastAsia="en-US"/>
+                <w14:textFill>
+                  <w14:solidFill>
+                    <w14:srgbClr w14:val="9966FF"/>
+                  </w14:solidFill>
+                </w14:textFill>
+              </w:rPr>
+            </w:pPr>
+            <w:r>
+              <w:rPr>
+                <w:rFonts w:eastAsiaTheme="minorHAnsi"/>
+                <w:b w:val="0"/>
+                <w:bCs w:val="0"/>
+                <w:color w:val="9966FF"/>
+                <w:lang w:eastAsia="en-US"/>
+                <w14:textFill>
+                  <w14:solidFill>
+                    <w14:srgbClr w14:val="9966FF"/>
+                  </w14:solidFill>
+                </w14:textFill>
+              </w:rPr>
+              <w:t>Currency:</w:t>
+            </w:r>
+          </w:p>
+          <w:p>
+            <w:pPr>
+              <w:pStyle w:val="grey-gra"/>
+              <w:rPr>
+                <w:rFonts w:eastAsiaTheme="minorHAnsi"/>
+              </w:rPr>
+            </w:pPr>
+            <w:r>
+              <w:rPr>
+                <w:rFonts w:eastAsiaTheme="minorHAnsi"/>
+                <w:b w:val="0"/>
+                <w:bCs w:val="0"/>
+                <w:color w:val="9966FF"/>
+                <w:lang w:eastAsia="en-US"/>
+                <w14:textFill>
+                  <w14:solidFill>
+                    <w14:srgbClr w14:val="9966FF"/>
+                  </w14:solidFill>
+                </w14:textFill>
+              </w:rPr>
+              <w:t>&lt;div className="input-group"&gt;</w:t>
+            </w:r>
+            <w:r>
+              <w:rPr>
+                <w:rFonts w:eastAsiaTheme="minorHAnsi"/>
+                <w:b w:val="0"/>
+                <w:bCs w:val="0"/>
+                <w:color w:val="9966FF"/>
+                <w:lang w:eastAsia="en-US"/>
+                <w14:textFill>
+                  <w14:solidFill>
+                    <w14:srgbClr w14:val="9966FF"/>
+                  </w14:solidFill>
+                </w14:textFill>
+              </w:rPr>
+              <w:br/>
+            </w:r>
+            <w:r>
+              <w:rPr>
+                <w:rFonts w:eastAsiaTheme="minorHAnsi"/>
+                <w:b w:val="0"/>
+                <w:bCs w:val="0"/>
+                <w:color w:val="9966FF"/>
+                <w:lang w:eastAsia="en-US"/>
+                <w14:textFill>
+                  <w14:solidFill>
+                    <w14:srgbClr w14:val="9966FF"/>
+                  </w14:solidFill>
+                </w14:textFill>
+              </w:rPr>
+              <w:br/>
+              <w:t>&lt;span className="input-group-text"&gt;₹&lt;/span&gt;</w:t>
+            </w:r>
+            <w:r>
+              <w:rPr>
+                <w:rFonts w:eastAsiaTheme="minorHAnsi"/>
+                <w:b w:val="0"/>
+                <w:bCs w:val="0"/>
+                <w:color w:val="9966FF"/>
+                <w:lang w:eastAsia="en-US"/>
+                <w14:textFill>
+                  <w14:solidFill>
+                    <w14:srgbClr w14:val="9966FF"/>
+                  </w14:solidFill>
+                </w14:textFill>
+              </w:rPr>
+              <w:br/>
+            </w:r>
+            <w:r>
+              <w:rPr>
+                <w:rFonts w:eastAsiaTheme="minorHAnsi"/>
+                <w:b w:val="0"/>
+                <w:bCs w:val="0"/>
+                <w:color w:val="9966FF"/>
+                <w:lang w:eastAsia="en-US"/>
+                <w14:textFill>
+                  <w14:solidFill>
+                    <w14:srgbClr w14:val="9966FF"/>
+                  </w14:solidFill>
+                </w14:textFill>
+              </w:rPr>
+              <w:br/>
+              <w:t>&lt;input className="form-control"/&gt;</w:t>
+            </w:r>
+            <w:r>
+              <w:rPr>
+                <w:rFonts w:eastAsiaTheme="minorHAnsi"/>
+                <w:b w:val="0"/>
+                <w:bCs w:val="0"/>
+                <w:color w:val="9966FF"/>
+                <w:lang w:eastAsia="en-US"/>
+                <w14:textFill>
+                  <w14:solidFill>
+                    <w14:srgbClr w14:val="9966FF"/>
+                  </w14:solidFill>
+                </w14:textFill>
+              </w:rPr>
+              <w:br/>
+            </w:r>
+            <w:r>
+              <w:rPr>
+                <w:rFonts w:eastAsiaTheme="minorHAnsi"/>
+                <w:b w:val="0"/>
+                <w:bCs w:val="0"/>
+                <w:color w:val="9966FF"/>
+                <w:lang w:eastAsia="en-US"/>
+                <w14:textFill>
+                  <w14:solidFill>
+                    <w14:srgbClr w14:val="9966FF"/>
+                  </w14:solidFill>
+                </w14:textFill>
+              </w:rPr>
+              <w:lastRenderedPageBreak/>
+              <w:br/>
+              <w:t>&lt;/div&gt;</w:t>
+            </w:r>
+          </w:p>
+          <w:p>
+            <w:pPr>
+              <w:rPr>
+                <w:lang w:val="en-US"/>
+              </w:rPr>
+            </w:pPr>
             <w:r>
               <w:rPr>
                 <w:noProof/>
                 <w:lang w:eastAsia="en-IN"/>
               </w:rPr>
-              <w:t xml:space="preserve"> </w:t>
-            </w:r>
-            <w:r>
-              <w:rPr>
-                <w:noProof/>
-                <w:lang w:eastAsia="en-IN"/>
-              </w:rPr>
               <w:drawing>
-                <wp:inline distT="0" distB="0" distL="0" distR="0" wp14:anchorId="0C479C7F" wp14:editId="463C8DD8">
-                  <wp:extent cx="1743075" cy="866775"/>
+                <wp:inline distT="0" distB="0" distL="0" distR="0" wp14:anchorId="41D93962" wp14:editId="6D138FBC">
+                  <wp:extent cx="1247775" cy="1076325"/>
                   <wp:effectExtent l="0" t="0" r="9525" b="9525"/>
-                  <wp:docPr id="22" name="Picture 22"/>
+                  <wp:docPr id="20" name="Picture 20"/>
                   <wp:cNvGraphicFramePr>
                     <a:graphicFrameLocks xmlns:a="http://schemas.openxmlformats.org/drawingml/2006/main" noChangeAspect="1"/>
                   </wp:cNvGraphicFramePr>
@@ -1059,6 +1059,54 @@
                         <pic:spPr>
                           <a:xfrm>
                             <a:off x="0" y="0"/>
+                            <a:ext cx="1247775" cy="1076325"/>
+                          </a:xfrm>
+                          <a:prstGeom prst="rect">
+                            <a:avLst/>
+                          </a:prstGeom>
+                        </pic:spPr>
+                      </pic:pic>
+                    </a:graphicData>
+                  </a:graphic>
+                </wp:inline>
+              </w:drawing>
+            </w:r>
+            <w:r>
+              <w:rPr>
+                <w:noProof/>
+                <w:lang w:eastAsia="en-IN"/>
+              </w:rPr>
+              <w:t xml:space="preserve"> </w:t>
+            </w:r>
+            <w:r>
+              <w:rPr>
+                <w:noProof/>
+                <w:lang w:eastAsia="en-IN"/>
+              </w:rPr>
+              <w:drawing>
+                <wp:inline distT="0" distB="0" distL="0" distR="0" wp14:anchorId="0C479C7F" wp14:editId="463C8DD8">
+                  <wp:extent cx="1743075" cy="866775"/>
+                  <wp:effectExtent l="0" t="0" r="9525" b="9525"/>
+                  <wp:docPr id="22" name="Picture 22"/>
+                  <wp:cNvGraphicFramePr>
+                    <a:graphicFrameLocks xmlns:a="http://schemas.openxmlformats.org/drawingml/2006/main" noChangeAspect="1"/>
+                  </wp:cNvGraphicFramePr>
+                  <a:graphic xmlns:a="http://schemas.openxmlformats.org/drawingml/2006/main">
+                    <a:graphicData uri="http://schemas.openxmlformats.org/drawingml/2006/picture">
+                      <pic:pic xmlns:pic="http://schemas.openxmlformats.org/drawingml/2006/picture">
+                        <pic:nvPicPr>
+                          <pic:cNvPr id="1" name=""/>
+                          <pic:cNvPicPr/>
+                        </pic:nvPicPr>
+                        <pic:blipFill>
+                          <a:blip r:embed="rId9"/>
+                          <a:stretch>
+                            <a:fillRect/>
+                          </a:stretch>
+                        </pic:blipFill>
+                        <pic:spPr>
+                          <a:xfrm>
+                            <a:off x="0" y="0"/>
                             <a:ext cx="1743075" cy="866775"/>
                           </a:xfrm>
                           <a:prstGeom prst="rect">
@@ -1121,6 +1169,9 @@
               <w:t>&lt;button className="btn btn-primary"&gt;</w:t>
             </w:r>
             <w:r>
+              <w:t xml:space="preserve"> //Blue</w:t>
+            </w:r>
+            <w:r>
               <w:br/>
               <w:t xml:space="preserve"> Save</w:t>
             </w:r>
@@ -1149,14 +1200,23 @@
               <w:t>btn btn-success</w:t>
             </w:r>
             <w:r>
+              <w:t xml:space="preserve"> //green color</w:t>
+            </w:r>
+            <w:r>
               <w:br/>
               <w:t>btn btn-danger</w:t>
             </w:r>
             <w:r>
+              <w:t xml:space="preserve"> //red </w:t>
+            </w:r>
+            <w:r>
               <w:br/>
               <w:t>btn btn-warning</w:t>
             </w:r>
             <w:r>
+              <w:t xml:space="preserve"> ///yellow col</w:t>
+            </w:r>
+            <w:r>
               <w:br/>
               <w:t>btn btn-info</w:t>
             </w:r>
@@ -1207,6 +1267,7 @@
               <w:pStyle w:val="blue"/>
             </w:pPr>
             <w:r>
+              <w:lastRenderedPageBreak/>
               <w:t>btn btn-lg</w:t>
             </w:r>
             <w:r>
@@ -1377,7 +1438,7 @@
                           <pic:cNvPicPr/>
                         </pic:nvPicPr>
                         <pic:blipFill>
-                          <a:blip r:embed="rId9"/>
+                          <a:blip r:embed="rId10"/>
                           <a:stretch>
                             <a:fillRect/>
                           </a:stretch>
@@ -1615,6 +1676,9 @@
             </w:r>
             <w:r>
               <w:br/>
+            </w:r>
+            <w:r>
+              <w:lastRenderedPageBreak/>
               <w:t xml:space="preserve">4 </w:t>
             </w:r>
             <w:r>
@@ -1642,7 +1706,6 @@
           </w:p>
           <w:p>
             <w:r>
-              <w:lastRenderedPageBreak/>
               <w:t>m-auto for center</w:t>
             </w:r>
           </w:p>
@@ -3684,7 +3747,7 @@
                           <pic:cNvPicPr/>
                         </pic:nvPicPr>
                         <pic:blipFill>
-                          <a:blip r:embed="rId10"/>
+                          <a:blip r:embed="rId11"/>
                           <a:stretch>
                             <a:fillRect/>
                           </a:stretch>
@@ -3720,10 +3783,1088 @@
     </w:p>
     <w:p>
       <w:pPr>
+        <w:pStyle w:val="h2-orGrad"/>
+      </w:pPr>
+      <w:r>
+        <w:t>Flex</w:t>
+      </w:r>
+    </w:p>
+    <w:tbl>
+      <w:tblPr>
+        <w:tblStyle w:val="TableGrid"/>
+        <w:tblW w:w="0" w:type="auto"/>
+        <w:tblLook w:val="04A0" w:firstRow="1" w:lastRow="0" w:firstColumn="1" w:lastColumn="0" w:noHBand="0" w:noVBand="1"/>
+      </w:tblPr>
+      <w:tblGrid>
+        <w:gridCol w:w="11515"/>
+        <w:gridCol w:w="11515"/>
+      </w:tblGrid>
+      <w:tr>
+        <w:tc>
+          <w:tcPr>
+            <w:tcW w:w="11515" w:type="dxa"/>
+          </w:tcPr>
+          <w:p>
+            <w:pPr>
+              <w:tabs>
+                <w:tab w:val="left" w:pos="916"/>
+                <w:tab w:val="left" w:pos="1832"/>
+                <w:tab w:val="left" w:pos="2748"/>
+                <w:tab w:val="left" w:pos="3664"/>
+                <w:tab w:val="left" w:pos="4580"/>
+                <w:tab w:val="left" w:pos="5496"/>
+                <w:tab w:val="left" w:pos="6412"/>
+                <w:tab w:val="left" w:pos="7328"/>
+                <w:tab w:val="left" w:pos="8244"/>
+                <w:tab w:val="left" w:pos="9160"/>
+                <w:tab w:val="left" w:pos="10076"/>
+                <w:tab w:val="left" w:pos="10992"/>
+                <w:tab w:val="left" w:pos="11908"/>
+                <w:tab w:val="left" w:pos="12824"/>
+                <w:tab w:val="left" w:pos="13740"/>
+                <w:tab w:val="left" w:pos="14656"/>
+              </w:tabs>
+              <w:rPr>
+                <w:rFonts w:ascii="Consolas" w:eastAsia="Times New Roman" w:hAnsi="Consolas"/>
+                <w:color w:val="212529"/>
+                <w:sz w:val="20"/>
+                <w:lang w:eastAsia="en-IN"/>
+              </w:rPr>
+            </w:pPr>
+            <w:r>
+              <w:rPr>
+                <w:rFonts w:ascii="Consolas" w:eastAsia="Times New Roman" w:hAnsi="Consolas"/>
+                <w:color w:val="2F6F9F"/>
+                <w:sz w:val="20"/>
+                <w:lang w:eastAsia="en-IN"/>
+              </w:rPr>
+              <w:t>&lt;div</w:t>
+            </w:r>
+            <w:r>
+              <w:rPr>
+                <w:rFonts w:ascii="Consolas" w:eastAsia="Times New Roman" w:hAnsi="Consolas"/>
+                <w:color w:val="212529"/>
+                <w:sz w:val="20"/>
+                <w:lang w:eastAsia="en-IN"/>
+              </w:rPr>
+              <w:t xml:space="preserve"> </w:t>
+            </w:r>
+            <w:r>
+              <w:rPr>
+                <w:rFonts w:ascii="Consolas" w:eastAsia="Times New Roman" w:hAnsi="Consolas"/>
+                <w:color w:val="4F9FCF"/>
+                <w:sz w:val="20"/>
+                <w:lang w:eastAsia="en-IN"/>
+              </w:rPr>
+              <w:t>class=</w:t>
+            </w:r>
+            <w:r>
+              <w:rPr>
+                <w:rFonts w:ascii="Consolas" w:eastAsia="Times New Roman" w:hAnsi="Consolas"/>
+                <w:color w:val="D44950"/>
+                <w:sz w:val="20"/>
+                <w:lang w:eastAsia="en-IN"/>
+              </w:rPr>
+              <w:t>"d-flex justify-content-start"</w:t>
+            </w:r>
+            <w:r>
+              <w:rPr>
+                <w:rFonts w:ascii="Consolas" w:eastAsia="Times New Roman" w:hAnsi="Consolas"/>
+                <w:color w:val="2F6F9F"/>
+                <w:sz w:val="20"/>
+                <w:lang w:eastAsia="en-IN"/>
+              </w:rPr>
+              <w:t>&gt;</w:t>
+            </w:r>
+            <w:r>
+              <w:rPr>
+                <w:rFonts w:ascii="Consolas" w:eastAsia="Times New Roman" w:hAnsi="Consolas"/>
+                <w:color w:val="212529"/>
+                <w:sz w:val="20"/>
+                <w:lang w:eastAsia="en-IN"/>
+              </w:rPr>
+              <w:t>...</w:t>
+            </w:r>
+            <w:r>
+              <w:rPr>
+                <w:rFonts w:ascii="Consolas" w:eastAsia="Times New Roman" w:hAnsi="Consolas"/>
+                <w:color w:val="2F6F9F"/>
+                <w:sz w:val="20"/>
+                <w:lang w:eastAsia="en-IN"/>
+              </w:rPr>
+              <w:t>&lt;/div&gt;</w:t>
+            </w:r>
+            <w:r>
+              <w:rPr>
+                <w:rFonts w:ascii="Consolas" w:eastAsia="Times New Roman" w:hAnsi="Consolas"/>
+                <w:color w:val="2F6F9F"/>
+                <w:sz w:val="20"/>
+                <w:lang w:eastAsia="en-IN"/>
+              </w:rPr>
+              <w:t xml:space="preserve"> //this is parent Inside this we can keep all child items</w:t>
+            </w:r>
+          </w:p>
+          <w:p>
+            <w:pPr>
+              <w:tabs>
+                <w:tab w:val="left" w:pos="916"/>
+                <w:tab w:val="left" w:pos="1832"/>
+                <w:tab w:val="left" w:pos="2748"/>
+                <w:tab w:val="left" w:pos="3664"/>
+                <w:tab w:val="left" w:pos="4580"/>
+                <w:tab w:val="left" w:pos="5496"/>
+                <w:tab w:val="left" w:pos="6412"/>
+                <w:tab w:val="left" w:pos="7328"/>
+                <w:tab w:val="left" w:pos="8244"/>
+                <w:tab w:val="left" w:pos="9160"/>
+                <w:tab w:val="left" w:pos="10076"/>
+                <w:tab w:val="left" w:pos="10992"/>
+                <w:tab w:val="left" w:pos="11908"/>
+                <w:tab w:val="left" w:pos="12824"/>
+                <w:tab w:val="left" w:pos="13740"/>
+                <w:tab w:val="left" w:pos="14656"/>
+              </w:tabs>
+              <w:rPr>
+                <w:rFonts w:ascii="Consolas" w:eastAsia="Times New Roman" w:hAnsi="Consolas"/>
+                <w:color w:val="212529"/>
+                <w:sz w:val="20"/>
+                <w:lang w:eastAsia="en-IN"/>
+              </w:rPr>
+            </w:pPr>
+            <w:r>
+              <w:rPr>
+                <w:rFonts w:ascii="Consolas" w:eastAsia="Times New Roman" w:hAnsi="Consolas"/>
+                <w:color w:val="2F6F9F"/>
+                <w:sz w:val="20"/>
+                <w:lang w:eastAsia="en-IN"/>
+              </w:rPr>
+              <w:t>&lt;div</w:t>
+            </w:r>
+            <w:r>
+              <w:rPr>
+                <w:rFonts w:ascii="Consolas" w:eastAsia="Times New Roman" w:hAnsi="Consolas"/>
+                <w:color w:val="212529"/>
+                <w:sz w:val="20"/>
+                <w:lang w:eastAsia="en-IN"/>
+              </w:rPr>
+              <w:t xml:space="preserve"> </w:t>
+            </w:r>
+            <w:r>
+              <w:rPr>
+                <w:rFonts w:ascii="Consolas" w:eastAsia="Times New Roman" w:hAnsi="Consolas"/>
+                <w:color w:val="4F9FCF"/>
+                <w:sz w:val="20"/>
+                <w:lang w:eastAsia="en-IN"/>
+              </w:rPr>
+              <w:t>class=</w:t>
+            </w:r>
+            <w:r>
+              <w:rPr>
+                <w:rFonts w:ascii="Consolas" w:eastAsia="Times New Roman" w:hAnsi="Consolas"/>
+                <w:color w:val="D44950"/>
+                <w:sz w:val="20"/>
+                <w:lang w:eastAsia="en-IN"/>
+              </w:rPr>
+              <w:t>"d-flex justify-content-end"</w:t>
+            </w:r>
+            <w:r>
+              <w:rPr>
+                <w:rFonts w:ascii="Consolas" w:eastAsia="Times New Roman" w:hAnsi="Consolas"/>
+                <w:color w:val="2F6F9F"/>
+                <w:sz w:val="20"/>
+                <w:lang w:eastAsia="en-IN"/>
+              </w:rPr>
+              <w:t>&gt;</w:t>
+            </w:r>
+            <w:r>
+              <w:rPr>
+                <w:rFonts w:ascii="Consolas" w:eastAsia="Times New Roman" w:hAnsi="Consolas"/>
+                <w:color w:val="212529"/>
+                <w:sz w:val="20"/>
+                <w:lang w:eastAsia="en-IN"/>
+              </w:rPr>
+              <w:t>...</w:t>
+            </w:r>
+            <w:r>
+              <w:rPr>
+                <w:rFonts w:ascii="Consolas" w:eastAsia="Times New Roman" w:hAnsi="Consolas"/>
+                <w:color w:val="2F6F9F"/>
+                <w:sz w:val="20"/>
+                <w:lang w:eastAsia="en-IN"/>
+              </w:rPr>
+              <w:t>&lt;/div&gt;</w:t>
+            </w:r>
+          </w:p>
+          <w:p>
+            <w:pPr>
+              <w:tabs>
+                <w:tab w:val="left" w:pos="916"/>
+                <w:tab w:val="left" w:pos="1832"/>
+                <w:tab w:val="left" w:pos="2748"/>
+                <w:tab w:val="left" w:pos="3664"/>
+                <w:tab w:val="left" w:pos="4580"/>
+                <w:tab w:val="left" w:pos="5496"/>
+                <w:tab w:val="left" w:pos="6412"/>
+                <w:tab w:val="left" w:pos="7328"/>
+                <w:tab w:val="left" w:pos="8244"/>
+                <w:tab w:val="left" w:pos="9160"/>
+                <w:tab w:val="left" w:pos="10076"/>
+                <w:tab w:val="left" w:pos="10992"/>
+                <w:tab w:val="left" w:pos="11908"/>
+                <w:tab w:val="left" w:pos="12824"/>
+                <w:tab w:val="left" w:pos="13740"/>
+                <w:tab w:val="left" w:pos="14656"/>
+              </w:tabs>
+              <w:rPr>
+                <w:rFonts w:ascii="Consolas" w:eastAsia="Times New Roman" w:hAnsi="Consolas"/>
+                <w:color w:val="212529"/>
+                <w:sz w:val="20"/>
+                <w:lang w:eastAsia="en-IN"/>
+              </w:rPr>
+            </w:pPr>
+            <w:r>
+              <w:rPr>
+                <w:rFonts w:ascii="Consolas" w:eastAsia="Times New Roman" w:hAnsi="Consolas"/>
+                <w:color w:val="2F6F9F"/>
+                <w:sz w:val="20"/>
+                <w:lang w:eastAsia="en-IN"/>
+              </w:rPr>
+              <w:t>&lt;div</w:t>
+            </w:r>
+            <w:r>
+              <w:rPr>
+                <w:rFonts w:ascii="Consolas" w:eastAsia="Times New Roman" w:hAnsi="Consolas"/>
+                <w:color w:val="212529"/>
+                <w:sz w:val="20"/>
+                <w:lang w:eastAsia="en-IN"/>
+              </w:rPr>
+              <w:t xml:space="preserve"> </w:t>
+            </w:r>
+            <w:r>
+              <w:rPr>
+                <w:rFonts w:ascii="Consolas" w:eastAsia="Times New Roman" w:hAnsi="Consolas"/>
+                <w:color w:val="4F9FCF"/>
+                <w:sz w:val="20"/>
+                <w:lang w:eastAsia="en-IN"/>
+              </w:rPr>
+              <w:t>class=</w:t>
+            </w:r>
+            <w:r>
+              <w:rPr>
+                <w:rFonts w:ascii="Consolas" w:eastAsia="Times New Roman" w:hAnsi="Consolas"/>
+                <w:color w:val="D44950"/>
+                <w:sz w:val="20"/>
+                <w:lang w:eastAsia="en-IN"/>
+              </w:rPr>
+              <w:t>"d-flex justify-content-center"</w:t>
+            </w:r>
+            <w:r>
+              <w:rPr>
+                <w:rFonts w:ascii="Consolas" w:eastAsia="Times New Roman" w:hAnsi="Consolas"/>
+                <w:color w:val="2F6F9F"/>
+                <w:sz w:val="20"/>
+                <w:lang w:eastAsia="en-IN"/>
+              </w:rPr>
+              <w:t>&gt;</w:t>
+            </w:r>
+            <w:r>
+              <w:rPr>
+                <w:rFonts w:ascii="Consolas" w:eastAsia="Times New Roman" w:hAnsi="Consolas"/>
+                <w:color w:val="212529"/>
+                <w:sz w:val="20"/>
+                <w:lang w:eastAsia="en-IN"/>
+              </w:rPr>
+              <w:t>...</w:t>
+            </w:r>
+            <w:r>
+              <w:rPr>
+                <w:rFonts w:ascii="Consolas" w:eastAsia="Times New Roman" w:hAnsi="Consolas"/>
+                <w:color w:val="2F6F9F"/>
+                <w:sz w:val="20"/>
+                <w:lang w:eastAsia="en-IN"/>
+              </w:rPr>
+              <w:t>&lt;/div&gt;</w:t>
+            </w:r>
+          </w:p>
+          <w:p>
+            <w:pPr>
+              <w:tabs>
+                <w:tab w:val="left" w:pos="916"/>
+                <w:tab w:val="left" w:pos="1832"/>
+                <w:tab w:val="left" w:pos="2748"/>
+                <w:tab w:val="left" w:pos="3664"/>
+                <w:tab w:val="left" w:pos="4580"/>
+                <w:tab w:val="left" w:pos="5496"/>
+                <w:tab w:val="left" w:pos="6412"/>
+                <w:tab w:val="left" w:pos="7328"/>
+                <w:tab w:val="left" w:pos="8244"/>
+                <w:tab w:val="left" w:pos="9160"/>
+                <w:tab w:val="left" w:pos="10076"/>
+                <w:tab w:val="left" w:pos="10992"/>
+                <w:tab w:val="left" w:pos="11908"/>
+                <w:tab w:val="left" w:pos="12824"/>
+                <w:tab w:val="left" w:pos="13740"/>
+                <w:tab w:val="left" w:pos="14656"/>
+              </w:tabs>
+              <w:rPr>
+                <w:rFonts w:ascii="Consolas" w:eastAsia="Times New Roman" w:hAnsi="Consolas"/>
+                <w:color w:val="212529"/>
+                <w:sz w:val="20"/>
+                <w:lang w:eastAsia="en-IN"/>
+              </w:rPr>
+            </w:pPr>
+            <w:r>
+              <w:rPr>
+                <w:rFonts w:ascii="Consolas" w:eastAsia="Times New Roman" w:hAnsi="Consolas"/>
+                <w:color w:val="2F6F9F"/>
+                <w:sz w:val="20"/>
+                <w:lang w:eastAsia="en-IN"/>
+              </w:rPr>
+              <w:t>&lt;div</w:t>
+            </w:r>
+            <w:r>
+              <w:rPr>
+                <w:rFonts w:ascii="Consolas" w:eastAsia="Times New Roman" w:hAnsi="Consolas"/>
+                <w:color w:val="212529"/>
+                <w:sz w:val="20"/>
+                <w:lang w:eastAsia="en-IN"/>
+              </w:rPr>
+              <w:t xml:space="preserve"> </w:t>
+            </w:r>
+            <w:r>
+              <w:rPr>
+                <w:rFonts w:ascii="Consolas" w:eastAsia="Times New Roman" w:hAnsi="Consolas"/>
+                <w:color w:val="4F9FCF"/>
+                <w:sz w:val="20"/>
+                <w:lang w:eastAsia="en-IN"/>
+              </w:rPr>
+              <w:t>class=</w:t>
+            </w:r>
+            <w:r>
+              <w:rPr>
+                <w:rFonts w:ascii="Consolas" w:eastAsia="Times New Roman" w:hAnsi="Consolas"/>
+                <w:color w:val="D44950"/>
+                <w:sz w:val="20"/>
+                <w:lang w:eastAsia="en-IN"/>
+              </w:rPr>
+              <w:t>"d-flex justify-content-between"</w:t>
+            </w:r>
+            <w:r>
+              <w:rPr>
+                <w:rFonts w:ascii="Consolas" w:eastAsia="Times New Roman" w:hAnsi="Consolas"/>
+                <w:color w:val="2F6F9F"/>
+                <w:sz w:val="20"/>
+                <w:lang w:eastAsia="en-IN"/>
+              </w:rPr>
+              <w:t>&gt;</w:t>
+            </w:r>
+            <w:r>
+              <w:rPr>
+                <w:rFonts w:ascii="Consolas" w:eastAsia="Times New Roman" w:hAnsi="Consolas"/>
+                <w:color w:val="212529"/>
+                <w:sz w:val="20"/>
+                <w:lang w:eastAsia="en-IN"/>
+              </w:rPr>
+              <w:t>...</w:t>
+            </w:r>
+            <w:r>
+              <w:rPr>
+                <w:rFonts w:ascii="Consolas" w:eastAsia="Times New Roman" w:hAnsi="Consolas"/>
+                <w:color w:val="2F6F9F"/>
+                <w:sz w:val="20"/>
+                <w:lang w:eastAsia="en-IN"/>
+              </w:rPr>
+              <w:t>&lt;/div&gt;</w:t>
+            </w:r>
+          </w:p>
+          <w:p>
+            <w:pPr>
+              <w:tabs>
+                <w:tab w:val="left" w:pos="916"/>
+                <w:tab w:val="left" w:pos="1832"/>
+                <w:tab w:val="left" w:pos="2748"/>
+                <w:tab w:val="left" w:pos="3664"/>
+                <w:tab w:val="left" w:pos="4580"/>
+                <w:tab w:val="left" w:pos="5496"/>
+                <w:tab w:val="left" w:pos="6412"/>
+                <w:tab w:val="left" w:pos="7328"/>
+                <w:tab w:val="left" w:pos="8244"/>
+                <w:tab w:val="left" w:pos="9160"/>
+                <w:tab w:val="left" w:pos="10076"/>
+                <w:tab w:val="left" w:pos="10992"/>
+                <w:tab w:val="left" w:pos="11908"/>
+                <w:tab w:val="left" w:pos="12824"/>
+                <w:tab w:val="left" w:pos="13740"/>
+                <w:tab w:val="left" w:pos="14656"/>
+              </w:tabs>
+              <w:rPr>
+                <w:rFonts w:ascii="Consolas" w:eastAsia="Times New Roman" w:hAnsi="Consolas"/>
+                <w:color w:val="212529"/>
+                <w:sz w:val="21"/>
+                <w:szCs w:val="21"/>
+                <w:lang w:eastAsia="en-IN"/>
+              </w:rPr>
+            </w:pPr>
+            <w:r>
+              <w:rPr>
+                <w:rFonts w:ascii="Consolas" w:eastAsia="Times New Roman" w:hAnsi="Consolas"/>
+                <w:color w:val="2F6F9F"/>
+                <w:sz w:val="20"/>
+                <w:lang w:eastAsia="en-IN"/>
+              </w:rPr>
+              <w:t>&lt;div</w:t>
+            </w:r>
+            <w:r>
+              <w:rPr>
+                <w:rFonts w:ascii="Consolas" w:eastAsia="Times New Roman" w:hAnsi="Consolas"/>
+                <w:color w:val="212529"/>
+                <w:sz w:val="20"/>
+                <w:lang w:eastAsia="en-IN"/>
+              </w:rPr>
+              <w:t xml:space="preserve"> </w:t>
+            </w:r>
+            <w:r>
+              <w:rPr>
+                <w:rFonts w:ascii="Consolas" w:eastAsia="Times New Roman" w:hAnsi="Consolas"/>
+                <w:color w:val="4F9FCF"/>
+                <w:sz w:val="20"/>
+                <w:lang w:eastAsia="en-IN"/>
+              </w:rPr>
+              <w:t>class=</w:t>
+            </w:r>
+            <w:r>
+              <w:rPr>
+                <w:rFonts w:ascii="Consolas" w:eastAsia="Times New Roman" w:hAnsi="Consolas"/>
+                <w:color w:val="D44950"/>
+                <w:sz w:val="20"/>
+                <w:lang w:eastAsia="en-IN"/>
+              </w:rPr>
+              <w:t>"d-flex justify-content-around"</w:t>
+            </w:r>
+            <w:r>
+              <w:rPr>
+                <w:rFonts w:ascii="Consolas" w:eastAsia="Times New Roman" w:hAnsi="Consolas"/>
+                <w:color w:val="2F6F9F"/>
+                <w:sz w:val="20"/>
+                <w:lang w:eastAsia="en-IN"/>
+              </w:rPr>
+              <w:t>&gt;</w:t>
+            </w:r>
+            <w:r>
+              <w:rPr>
+                <w:rFonts w:ascii="Consolas" w:eastAsia="Times New Roman" w:hAnsi="Consolas"/>
+                <w:color w:val="212529"/>
+                <w:sz w:val="20"/>
+                <w:lang w:eastAsia="en-IN"/>
+              </w:rPr>
+              <w:t>...</w:t>
+            </w:r>
+            <w:r>
+              <w:rPr>
+                <w:rFonts w:ascii="Consolas" w:eastAsia="Times New Roman" w:hAnsi="Consolas"/>
+                <w:color w:val="2F6F9F"/>
+                <w:sz w:val="20"/>
+                <w:lang w:eastAsia="en-IN"/>
+              </w:rPr>
+              <w:t>&lt;/div&gt;</w:t>
+            </w:r>
+          </w:p>
+          <w:p>
+            <w:pPr>
+              <w:pStyle w:val="blue"/>
+            </w:pPr>
+          </w:p>
+          <w:p>
+            <w:pPr>
+              <w:pStyle w:val="blue"/>
+            </w:pPr>
+            <w:r>
+              <w:t xml:space="preserve">d means display </w:t>
+            </w:r>
+            <w:bookmarkStart w:id="0" w:name="_GoBack"/>
+            <w:bookmarkEnd w:id="0"/>
+          </w:p>
+        </w:tc>
+        <w:tc>
+          <w:tcPr>
+            <w:tcW w:w="11515" w:type="dxa"/>
+          </w:tcPr>
+          <w:p>
+            <w:pPr>
+              <w:pStyle w:val="blue"/>
+            </w:pPr>
+            <w:r>
+              <w:rPr>
+                <w:noProof/>
+                <w:lang w:val="en-IN" w:eastAsia="en-IN"/>
+              </w:rPr>
+              <w:drawing>
+                <wp:inline distT="0" distB="0" distL="0" distR="0" wp14:anchorId="3394359B" wp14:editId="44BEC5D8">
+                  <wp:extent cx="5810250" cy="2543175"/>
+                  <wp:effectExtent l="0" t="0" r="0" b="9525"/>
+                  <wp:docPr id="3" name="Picture 3"/>
+                  <wp:cNvGraphicFramePr>
+                    <a:graphicFrameLocks xmlns:a="http://schemas.openxmlformats.org/drawingml/2006/main" noChangeAspect="1"/>
+                  </wp:cNvGraphicFramePr>
+                  <a:graphic xmlns:a="http://schemas.openxmlformats.org/drawingml/2006/main">
+                    <a:graphicData uri="http://schemas.openxmlformats.org/drawingml/2006/picture">
+                      <pic:pic xmlns:pic="http://schemas.openxmlformats.org/drawingml/2006/picture">
+                        <pic:nvPicPr>
+                          <pic:cNvPr id="1" name=""/>
+                          <pic:cNvPicPr/>
+                        </pic:nvPicPr>
+                        <pic:blipFill>
+                          <a:blip r:embed="rId12"/>
+                          <a:stretch>
+                            <a:fillRect/>
+                          </a:stretch>
+                        </pic:blipFill>
+                        <pic:spPr>
+                          <a:xfrm>
+                            <a:off x="0" y="0"/>
+                            <a:ext cx="5810250" cy="2543175"/>
+                          </a:xfrm>
+                          <a:prstGeom prst="rect">
+                            <a:avLst/>
+                          </a:prstGeom>
+                        </pic:spPr>
+                      </pic:pic>
+                    </a:graphicData>
+                  </a:graphic>
+                </wp:inline>
+              </w:drawing>
+            </w:r>
+          </w:p>
+        </w:tc>
+      </w:tr>
+    </w:tbl>
+    <w:p/>
+    <w:tbl>
+      <w:tblPr>
+        <w:tblStyle w:val="TableGrid"/>
+        <w:tblW w:w="0" w:type="auto"/>
+        <w:tblLook w:val="04A0" w:firstRow="1" w:lastRow="0" w:firstColumn="1" w:lastColumn="0" w:noHBand="0" w:noVBand="1"/>
+      </w:tblPr>
+      <w:tblGrid>
+        <w:gridCol w:w="11515"/>
+        <w:gridCol w:w="11515"/>
+      </w:tblGrid>
+      <w:tr>
+        <w:tc>
+          <w:tcPr>
+            <w:tcW w:w="11515" w:type="dxa"/>
+          </w:tcPr>
+          <w:p>
+            <w:pPr>
+              <w:tabs>
+                <w:tab w:val="left" w:pos="916"/>
+                <w:tab w:val="left" w:pos="1832"/>
+                <w:tab w:val="left" w:pos="2748"/>
+                <w:tab w:val="left" w:pos="3664"/>
+                <w:tab w:val="left" w:pos="4580"/>
+                <w:tab w:val="left" w:pos="5496"/>
+                <w:tab w:val="left" w:pos="6412"/>
+                <w:tab w:val="left" w:pos="7328"/>
+                <w:tab w:val="left" w:pos="8244"/>
+                <w:tab w:val="left" w:pos="9160"/>
+                <w:tab w:val="left" w:pos="10076"/>
+                <w:tab w:val="left" w:pos="10992"/>
+                <w:tab w:val="left" w:pos="11908"/>
+                <w:tab w:val="left" w:pos="12824"/>
+                <w:tab w:val="left" w:pos="13740"/>
+                <w:tab w:val="left" w:pos="14656"/>
+              </w:tabs>
+              <w:rPr>
+                <w:rFonts w:ascii="Consolas" w:eastAsia="Times New Roman" w:hAnsi="Consolas"/>
+                <w:color w:val="212529"/>
+                <w:sz w:val="20"/>
+                <w:lang w:eastAsia="en-IN"/>
+              </w:rPr>
+            </w:pPr>
+            <w:r>
+              <w:rPr>
+                <w:rFonts w:ascii="Consolas" w:eastAsia="Times New Roman" w:hAnsi="Consolas"/>
+                <w:color w:val="2F6F9F"/>
+                <w:sz w:val="20"/>
+                <w:lang w:eastAsia="en-IN"/>
+              </w:rPr>
+              <w:t>&lt;div</w:t>
+            </w:r>
+            <w:r>
+              <w:rPr>
+                <w:rFonts w:ascii="Consolas" w:eastAsia="Times New Roman" w:hAnsi="Consolas"/>
+                <w:color w:val="212529"/>
+                <w:sz w:val="20"/>
+                <w:lang w:eastAsia="en-IN"/>
+              </w:rPr>
+              <w:t xml:space="preserve"> </w:t>
+            </w:r>
+            <w:r>
+              <w:rPr>
+                <w:rFonts w:ascii="Consolas" w:eastAsia="Times New Roman" w:hAnsi="Consolas"/>
+                <w:color w:val="4F9FCF"/>
+                <w:sz w:val="20"/>
+                <w:lang w:eastAsia="en-IN"/>
+              </w:rPr>
+              <w:t>class=</w:t>
+            </w:r>
+            <w:r>
+              <w:rPr>
+                <w:rFonts w:ascii="Consolas" w:eastAsia="Times New Roman" w:hAnsi="Consolas"/>
+                <w:color w:val="D44950"/>
+                <w:sz w:val="20"/>
+                <w:lang w:eastAsia="en-IN"/>
+              </w:rPr>
+              <w:t>"d-flex align-items-start"</w:t>
+            </w:r>
+            <w:r>
+              <w:rPr>
+                <w:rFonts w:ascii="Consolas" w:eastAsia="Times New Roman" w:hAnsi="Consolas"/>
+                <w:color w:val="2F6F9F"/>
+                <w:sz w:val="20"/>
+                <w:lang w:eastAsia="en-IN"/>
+              </w:rPr>
+              <w:t>&gt;</w:t>
+            </w:r>
+            <w:r>
+              <w:rPr>
+                <w:rFonts w:ascii="Consolas" w:eastAsia="Times New Roman" w:hAnsi="Consolas"/>
+                <w:color w:val="212529"/>
+                <w:sz w:val="20"/>
+                <w:lang w:eastAsia="en-IN"/>
+              </w:rPr>
+              <w:t>...</w:t>
+            </w:r>
+            <w:r>
+              <w:rPr>
+                <w:rFonts w:ascii="Consolas" w:eastAsia="Times New Roman" w:hAnsi="Consolas"/>
+                <w:color w:val="2F6F9F"/>
+                <w:sz w:val="20"/>
+                <w:lang w:eastAsia="en-IN"/>
+              </w:rPr>
+              <w:t>&lt;/div&gt;</w:t>
+            </w:r>
+          </w:p>
+          <w:p>
+            <w:pPr>
+              <w:tabs>
+                <w:tab w:val="left" w:pos="916"/>
+                <w:tab w:val="left" w:pos="1832"/>
+                <w:tab w:val="left" w:pos="2748"/>
+                <w:tab w:val="left" w:pos="3664"/>
+                <w:tab w:val="left" w:pos="4580"/>
+                <w:tab w:val="left" w:pos="5496"/>
+                <w:tab w:val="left" w:pos="6412"/>
+                <w:tab w:val="left" w:pos="7328"/>
+                <w:tab w:val="left" w:pos="8244"/>
+                <w:tab w:val="left" w:pos="9160"/>
+                <w:tab w:val="left" w:pos="10076"/>
+                <w:tab w:val="left" w:pos="10992"/>
+                <w:tab w:val="left" w:pos="11908"/>
+                <w:tab w:val="left" w:pos="12824"/>
+                <w:tab w:val="left" w:pos="13740"/>
+                <w:tab w:val="left" w:pos="14656"/>
+              </w:tabs>
+              <w:rPr>
+                <w:rFonts w:ascii="Consolas" w:eastAsia="Times New Roman" w:hAnsi="Consolas"/>
+                <w:color w:val="212529"/>
+                <w:sz w:val="20"/>
+                <w:lang w:eastAsia="en-IN"/>
+              </w:rPr>
+            </w:pPr>
+            <w:r>
+              <w:rPr>
+                <w:rFonts w:ascii="Consolas" w:eastAsia="Times New Roman" w:hAnsi="Consolas"/>
+                <w:color w:val="2F6F9F"/>
+                <w:sz w:val="20"/>
+                <w:lang w:eastAsia="en-IN"/>
+              </w:rPr>
+              <w:t>&lt;div</w:t>
+            </w:r>
+            <w:r>
+              <w:rPr>
+                <w:rFonts w:ascii="Consolas" w:eastAsia="Times New Roman" w:hAnsi="Consolas"/>
+                <w:color w:val="212529"/>
+                <w:sz w:val="20"/>
+                <w:lang w:eastAsia="en-IN"/>
+              </w:rPr>
+              <w:t xml:space="preserve"> </w:t>
+            </w:r>
+            <w:r>
+              <w:rPr>
+                <w:rFonts w:ascii="Consolas" w:eastAsia="Times New Roman" w:hAnsi="Consolas"/>
+                <w:color w:val="4F9FCF"/>
+                <w:sz w:val="20"/>
+                <w:lang w:eastAsia="en-IN"/>
+              </w:rPr>
+              <w:t>class=</w:t>
+            </w:r>
+            <w:r>
+              <w:rPr>
+                <w:rFonts w:ascii="Consolas" w:eastAsia="Times New Roman" w:hAnsi="Consolas"/>
+                <w:color w:val="D44950"/>
+                <w:sz w:val="20"/>
+                <w:lang w:eastAsia="en-IN"/>
+              </w:rPr>
+              <w:t>"d-flex align-items-end"</w:t>
+            </w:r>
+            <w:r>
+              <w:rPr>
+                <w:rFonts w:ascii="Consolas" w:eastAsia="Times New Roman" w:hAnsi="Consolas"/>
+                <w:color w:val="2F6F9F"/>
+                <w:sz w:val="20"/>
+                <w:lang w:eastAsia="en-IN"/>
+              </w:rPr>
+              <w:t>&gt;</w:t>
+            </w:r>
+            <w:r>
+              <w:rPr>
+                <w:rFonts w:ascii="Consolas" w:eastAsia="Times New Roman" w:hAnsi="Consolas"/>
+                <w:color w:val="212529"/>
+                <w:sz w:val="20"/>
+                <w:lang w:eastAsia="en-IN"/>
+              </w:rPr>
+              <w:t>...</w:t>
+            </w:r>
+            <w:r>
+              <w:rPr>
+                <w:rFonts w:ascii="Consolas" w:eastAsia="Times New Roman" w:hAnsi="Consolas"/>
+                <w:color w:val="2F6F9F"/>
+                <w:sz w:val="20"/>
+                <w:lang w:eastAsia="en-IN"/>
+              </w:rPr>
+              <w:t>&lt;/div&gt;</w:t>
+            </w:r>
+          </w:p>
+          <w:p>
+            <w:pPr>
+              <w:tabs>
+                <w:tab w:val="left" w:pos="916"/>
+                <w:tab w:val="left" w:pos="1832"/>
+                <w:tab w:val="left" w:pos="2748"/>
+                <w:tab w:val="left" w:pos="3664"/>
+                <w:tab w:val="left" w:pos="4580"/>
+                <w:tab w:val="left" w:pos="5496"/>
+                <w:tab w:val="left" w:pos="6412"/>
+                <w:tab w:val="left" w:pos="7328"/>
+                <w:tab w:val="left" w:pos="8244"/>
+                <w:tab w:val="left" w:pos="9160"/>
+                <w:tab w:val="left" w:pos="10076"/>
+                <w:tab w:val="left" w:pos="10992"/>
+                <w:tab w:val="left" w:pos="11908"/>
+                <w:tab w:val="left" w:pos="12824"/>
+                <w:tab w:val="left" w:pos="13740"/>
+                <w:tab w:val="left" w:pos="14656"/>
+              </w:tabs>
+              <w:rPr>
+                <w:rFonts w:ascii="Consolas" w:eastAsia="Times New Roman" w:hAnsi="Consolas"/>
+                <w:color w:val="212529"/>
+                <w:sz w:val="20"/>
+                <w:lang w:eastAsia="en-IN"/>
+              </w:rPr>
+            </w:pPr>
+            <w:r>
+              <w:rPr>
+                <w:rFonts w:ascii="Consolas" w:eastAsia="Times New Roman" w:hAnsi="Consolas"/>
+                <w:color w:val="2F6F9F"/>
+                <w:sz w:val="20"/>
+                <w:lang w:eastAsia="en-IN"/>
+              </w:rPr>
+              <w:t>&lt;div</w:t>
+            </w:r>
+            <w:r>
+              <w:rPr>
+                <w:rFonts w:ascii="Consolas" w:eastAsia="Times New Roman" w:hAnsi="Consolas"/>
+                <w:color w:val="212529"/>
+                <w:sz w:val="20"/>
+                <w:lang w:eastAsia="en-IN"/>
+              </w:rPr>
+              <w:t xml:space="preserve"> </w:t>
+            </w:r>
+            <w:r>
+              <w:rPr>
+                <w:rFonts w:ascii="Consolas" w:eastAsia="Times New Roman" w:hAnsi="Consolas"/>
+                <w:color w:val="4F9FCF"/>
+                <w:sz w:val="20"/>
+                <w:lang w:eastAsia="en-IN"/>
+              </w:rPr>
+              <w:t>class=</w:t>
+            </w:r>
+            <w:r>
+              <w:rPr>
+                <w:rFonts w:ascii="Consolas" w:eastAsia="Times New Roman" w:hAnsi="Consolas"/>
+                <w:color w:val="D44950"/>
+                <w:sz w:val="20"/>
+                <w:lang w:eastAsia="en-IN"/>
+              </w:rPr>
+              <w:t>"d-flex align-items-center"</w:t>
+            </w:r>
+            <w:r>
+              <w:rPr>
+                <w:rFonts w:ascii="Consolas" w:eastAsia="Times New Roman" w:hAnsi="Consolas"/>
+                <w:color w:val="2F6F9F"/>
+                <w:sz w:val="20"/>
+                <w:lang w:eastAsia="en-IN"/>
+              </w:rPr>
+              <w:t>&gt;</w:t>
+            </w:r>
+            <w:r>
+              <w:rPr>
+                <w:rFonts w:ascii="Consolas" w:eastAsia="Times New Roman" w:hAnsi="Consolas"/>
+                <w:color w:val="212529"/>
+                <w:sz w:val="20"/>
+                <w:lang w:eastAsia="en-IN"/>
+              </w:rPr>
+              <w:t>...</w:t>
+            </w:r>
+            <w:r>
+              <w:rPr>
+                <w:rFonts w:ascii="Consolas" w:eastAsia="Times New Roman" w:hAnsi="Consolas"/>
+                <w:color w:val="2F6F9F"/>
+                <w:sz w:val="20"/>
+                <w:lang w:eastAsia="en-IN"/>
+              </w:rPr>
+              <w:t>&lt;/div&gt;</w:t>
+            </w:r>
+          </w:p>
+          <w:p>
+            <w:pPr>
+              <w:tabs>
+                <w:tab w:val="left" w:pos="916"/>
+                <w:tab w:val="left" w:pos="1832"/>
+                <w:tab w:val="left" w:pos="2748"/>
+                <w:tab w:val="left" w:pos="3664"/>
+                <w:tab w:val="left" w:pos="4580"/>
+                <w:tab w:val="left" w:pos="5496"/>
+                <w:tab w:val="left" w:pos="6412"/>
+                <w:tab w:val="left" w:pos="7328"/>
+                <w:tab w:val="left" w:pos="8244"/>
+                <w:tab w:val="left" w:pos="9160"/>
+                <w:tab w:val="left" w:pos="10076"/>
+                <w:tab w:val="left" w:pos="10992"/>
+                <w:tab w:val="left" w:pos="11908"/>
+                <w:tab w:val="left" w:pos="12824"/>
+                <w:tab w:val="left" w:pos="13740"/>
+                <w:tab w:val="left" w:pos="14656"/>
+              </w:tabs>
+              <w:rPr>
+                <w:rFonts w:ascii="Consolas" w:eastAsia="Times New Roman" w:hAnsi="Consolas"/>
+                <w:color w:val="212529"/>
+                <w:sz w:val="20"/>
+                <w:lang w:eastAsia="en-IN"/>
+              </w:rPr>
+            </w:pPr>
+            <w:r>
+              <w:rPr>
+                <w:rFonts w:ascii="Consolas" w:eastAsia="Times New Roman" w:hAnsi="Consolas"/>
+                <w:color w:val="2F6F9F"/>
+                <w:sz w:val="20"/>
+                <w:lang w:eastAsia="en-IN"/>
+              </w:rPr>
+              <w:t>&lt;div</w:t>
+            </w:r>
+            <w:r>
+              <w:rPr>
+                <w:rFonts w:ascii="Consolas" w:eastAsia="Times New Roman" w:hAnsi="Consolas"/>
+                <w:color w:val="212529"/>
+                <w:sz w:val="20"/>
+                <w:lang w:eastAsia="en-IN"/>
+              </w:rPr>
+              <w:t xml:space="preserve"> </w:t>
+            </w:r>
+            <w:r>
+              <w:rPr>
+                <w:rFonts w:ascii="Consolas" w:eastAsia="Times New Roman" w:hAnsi="Consolas"/>
+                <w:color w:val="4F9FCF"/>
+                <w:sz w:val="20"/>
+                <w:lang w:eastAsia="en-IN"/>
+              </w:rPr>
+              <w:t>class=</w:t>
+            </w:r>
+            <w:r>
+              <w:rPr>
+                <w:rFonts w:ascii="Consolas" w:eastAsia="Times New Roman" w:hAnsi="Consolas"/>
+                <w:color w:val="D44950"/>
+                <w:sz w:val="20"/>
+                <w:lang w:eastAsia="en-IN"/>
+              </w:rPr>
+              <w:t>"d-flex align-items-baseline"</w:t>
+            </w:r>
+            <w:r>
+              <w:rPr>
+                <w:rFonts w:ascii="Consolas" w:eastAsia="Times New Roman" w:hAnsi="Consolas"/>
+                <w:color w:val="2F6F9F"/>
+                <w:sz w:val="20"/>
+                <w:lang w:eastAsia="en-IN"/>
+              </w:rPr>
+              <w:t>&gt;</w:t>
+            </w:r>
+            <w:r>
+              <w:rPr>
+                <w:rFonts w:ascii="Consolas" w:eastAsia="Times New Roman" w:hAnsi="Consolas"/>
+                <w:color w:val="212529"/>
+                <w:sz w:val="20"/>
+                <w:lang w:eastAsia="en-IN"/>
+              </w:rPr>
+              <w:t>...</w:t>
+            </w:r>
+            <w:r>
+              <w:rPr>
+                <w:rFonts w:ascii="Consolas" w:eastAsia="Times New Roman" w:hAnsi="Consolas"/>
+                <w:color w:val="2F6F9F"/>
+                <w:sz w:val="20"/>
+                <w:lang w:eastAsia="en-IN"/>
+              </w:rPr>
+              <w:t>&lt;/div&gt;</w:t>
+            </w:r>
+          </w:p>
+          <w:p>
+            <w:pPr>
+              <w:tabs>
+                <w:tab w:val="left" w:pos="916"/>
+                <w:tab w:val="left" w:pos="1832"/>
+                <w:tab w:val="left" w:pos="2748"/>
+                <w:tab w:val="left" w:pos="3664"/>
+                <w:tab w:val="left" w:pos="4580"/>
+                <w:tab w:val="left" w:pos="5496"/>
+                <w:tab w:val="left" w:pos="6412"/>
+                <w:tab w:val="left" w:pos="7328"/>
+                <w:tab w:val="left" w:pos="8244"/>
+                <w:tab w:val="left" w:pos="9160"/>
+                <w:tab w:val="left" w:pos="10076"/>
+                <w:tab w:val="left" w:pos="10992"/>
+                <w:tab w:val="left" w:pos="11908"/>
+                <w:tab w:val="left" w:pos="12824"/>
+                <w:tab w:val="left" w:pos="13740"/>
+                <w:tab w:val="left" w:pos="14656"/>
+              </w:tabs>
+              <w:rPr>
+                <w:rFonts w:ascii="Consolas" w:eastAsia="Times New Roman" w:hAnsi="Consolas"/>
+                <w:color w:val="212529"/>
+                <w:sz w:val="21"/>
+                <w:szCs w:val="21"/>
+                <w:lang w:eastAsia="en-IN"/>
+              </w:rPr>
+            </w:pPr>
+            <w:r>
+              <w:rPr>
+                <w:rFonts w:ascii="Consolas" w:eastAsia="Times New Roman" w:hAnsi="Consolas"/>
+                <w:color w:val="2F6F9F"/>
+                <w:sz w:val="20"/>
+                <w:lang w:eastAsia="en-IN"/>
+              </w:rPr>
+              <w:t>&lt;div</w:t>
+            </w:r>
+            <w:r>
+              <w:rPr>
+                <w:rFonts w:ascii="Consolas" w:eastAsia="Times New Roman" w:hAnsi="Consolas"/>
+                <w:color w:val="212529"/>
+                <w:sz w:val="20"/>
+                <w:lang w:eastAsia="en-IN"/>
+              </w:rPr>
+              <w:t xml:space="preserve"> </w:t>
+            </w:r>
+            <w:r>
+              <w:rPr>
+                <w:rFonts w:ascii="Consolas" w:eastAsia="Times New Roman" w:hAnsi="Consolas"/>
+                <w:color w:val="4F9FCF"/>
+                <w:sz w:val="20"/>
+                <w:lang w:eastAsia="en-IN"/>
+              </w:rPr>
+              <w:t>class=</w:t>
+            </w:r>
+            <w:r>
+              <w:rPr>
+                <w:rFonts w:ascii="Consolas" w:eastAsia="Times New Roman" w:hAnsi="Consolas"/>
+                <w:color w:val="D44950"/>
+                <w:sz w:val="20"/>
+                <w:lang w:eastAsia="en-IN"/>
+              </w:rPr>
+              <w:t>"d-flex align-items-stretch"</w:t>
+            </w:r>
+            <w:r>
+              <w:rPr>
+                <w:rFonts w:ascii="Consolas" w:eastAsia="Times New Roman" w:hAnsi="Consolas"/>
+                <w:color w:val="2F6F9F"/>
+                <w:sz w:val="20"/>
+                <w:lang w:eastAsia="en-IN"/>
+              </w:rPr>
+              <w:t>&gt;</w:t>
+            </w:r>
+            <w:r>
+              <w:rPr>
+                <w:rFonts w:ascii="Consolas" w:eastAsia="Times New Roman" w:hAnsi="Consolas"/>
+                <w:color w:val="212529"/>
+                <w:sz w:val="20"/>
+                <w:lang w:eastAsia="en-IN"/>
+              </w:rPr>
+              <w:t>...</w:t>
+            </w:r>
+            <w:r>
+              <w:rPr>
+                <w:rFonts w:ascii="Consolas" w:eastAsia="Times New Roman" w:hAnsi="Consolas"/>
+                <w:color w:val="2F6F9F"/>
+                <w:sz w:val="20"/>
+                <w:lang w:eastAsia="en-IN"/>
+              </w:rPr>
+              <w:t>&lt;/div&gt;</w:t>
+            </w:r>
+          </w:p>
+          <w:p>
+            <w:pPr>
+              <w:tabs>
+                <w:tab w:val="left" w:pos="916"/>
+                <w:tab w:val="left" w:pos="1832"/>
+                <w:tab w:val="left" w:pos="2748"/>
+                <w:tab w:val="left" w:pos="3664"/>
+                <w:tab w:val="left" w:pos="4580"/>
+                <w:tab w:val="left" w:pos="5496"/>
+                <w:tab w:val="left" w:pos="6412"/>
+                <w:tab w:val="left" w:pos="7328"/>
+                <w:tab w:val="left" w:pos="8244"/>
+                <w:tab w:val="left" w:pos="9160"/>
+                <w:tab w:val="left" w:pos="10076"/>
+                <w:tab w:val="left" w:pos="10992"/>
+                <w:tab w:val="left" w:pos="11908"/>
+                <w:tab w:val="left" w:pos="12824"/>
+                <w:tab w:val="left" w:pos="13740"/>
+                <w:tab w:val="left" w:pos="14656"/>
+              </w:tabs>
+              <w:rPr>
+                <w:rFonts w:ascii="Consolas" w:eastAsia="Times New Roman" w:hAnsi="Consolas"/>
+                <w:color w:val="2F6F9F"/>
+                <w:sz w:val="20"/>
+                <w:lang w:eastAsia="en-IN"/>
+              </w:rPr>
+            </w:pPr>
+          </w:p>
+        </w:tc>
+        <w:tc>
+          <w:tcPr>
+            <w:tcW w:w="11515" w:type="dxa"/>
+          </w:tcPr>
+          <w:p>
+            <w:pPr>
+              <w:pStyle w:val="blue"/>
+              <w:rPr>
+                <w:noProof/>
+                <w:lang w:eastAsia="en-IN"/>
+              </w:rPr>
+            </w:pPr>
+          </w:p>
+        </w:tc>
+      </w:tr>
+    </w:tbl>
+    <w:p>
+      <w:pPr>
+        <w:pStyle w:val="blue"/>
+      </w:pPr>
+    </w:p>
+    <w:p>
+      <w:pPr>
         <w:pStyle w:val="h2-yel"/>
       </w:pPr>
       <w:r>
-        <w:lastRenderedPageBreak/>
         <w:t>Misc classes</w:t>
       </w:r>
     </w:p>
@@ -3770,6 +4911,7 @@
           <w:p>
             <w:pPr>
               <w:pStyle w:val="Heading1"/>
+              <w:outlineLvl w:val="0"/>
               <w:rPr>
                 <w:color w:val="auto"/>
                 <w:sz w:val="48"/>
@@ -4047,6 +5189,7 @@
           <w:p>
             <w:pPr>
               <w:pStyle w:val="Heading1"/>
+              <w:outlineLvl w:val="0"/>
               <w:rPr>
                 <w:color w:val="auto"/>
                 <w:sz w:val="48"/>
@@ -4446,6 +5589,7 @@
           <w:p>
             <w:pPr>
               <w:pStyle w:val="Heading1"/>
+              <w:outlineLvl w:val="0"/>
               <w:rPr>
                 <w:color w:val="auto"/>
                 <w:sz w:val="48"/>
@@ -4800,6 +5944,7 @@
           <w:p>
             <w:pPr>
               <w:pStyle w:val="Heading1"/>
+              <w:outlineLvl w:val="0"/>
               <w:rPr>
                 <w:color w:val="auto"/>
                 <w:sz w:val="48"/>
@@ -5184,7 +6329,7 @@
                           <pic:cNvPicPr/>
                         </pic:nvPicPr>
                         <pic:blipFill>
-                          <a:blip r:embed="rId11"/>
+                          <a:blip r:embed="rId13"/>
                           <a:stretch>
                             <a:fillRect/>
                           </a:stretch>
@@ -5207,6 +6352,7 @@
           </w:p>
           <w:p>
             <w:r>
+              <w:lastRenderedPageBreak/>
               <w:t>here in a div if , generally text starts from left ,  If u want to move that text to center then apply this class</w:t>
             </w:r>
           </w:p>
@@ -5218,12 +6364,14 @@
           <w:p>
             <w:pPr>
               <w:pStyle w:val="Heading1"/>
+              <w:outlineLvl w:val="0"/>
               <w:rPr>
                 <w:color w:val="auto"/>
                 <w:sz w:val="48"/>
               </w:rPr>
             </w:pPr>
             <w:r>
+              <w:lastRenderedPageBreak/>
               <w:t>6. Text Colors</w:t>
             </w:r>
           </w:p>
@@ -5783,16 +6931,62 @@
           <w:p>
             <w:pPr>
               <w:pStyle w:val="Heading1"/>
+              <w:outlineLvl w:val="0"/>
               <w:rPr>
                 <w:color w:val="auto"/>
                 <w:sz w:val="48"/>
               </w:rPr>
             </w:pPr>
             <w:r>
+              <w:t xml:space="preserve"> 7. Background Colors</w:t>
+            </w:r>
+          </w:p>
+          <w:p>
+            <w:pPr>
+              <w:pStyle w:val="HTMLPreformatted"/>
+              <w:rPr>
+                <w:rStyle w:val="HTMLCode"/>
+                <w:rFonts w:eastAsiaTheme="majorEastAsia"/>
+              </w:rPr>
+            </w:pPr>
+            <w:r>
+              <w:rPr>
+                <w:rStyle w:val="o"/>
+              </w:rPr>
+              <w:t>&lt;p</w:t>
+            </w:r>
+            <w:r>
+              <w:rPr>
+                <w:rStyle w:val="HTMLCode"/>
+                <w:rFonts w:eastAsiaTheme="majorEastAsia"/>
+              </w:rPr>
               <w:t xml:space="preserve"> </w:t>
             </w:r>
             <w:r>
-              <w:t>7. Background Colors</w:t>
+              <w:rPr>
+                <w:rStyle w:val="n"/>
+                <w:rFonts w:eastAsiaTheme="majorEastAsia"/>
+              </w:rPr>
+              <w:t>class</w:t>
+            </w:r>
+            <w:r>
+              <w:rPr>
+                <w:rStyle w:val="g"/>
+              </w:rPr>
+              <w:t>=</w:t>
+            </w:r>
+            <w:r>
+              <w:rPr>
+                <w:rStyle w:val="k"/>
+                <w:rFonts w:eastAsiaTheme="majorEastAsia"/>
+              </w:rPr>
+              <w:t>"bg-primary text-white"</w:t>
+            </w:r>
+            <w:r>
+              <w:rPr>
+                <w:rStyle w:val="o"/>
+              </w:rPr>
+              <w:t>&gt;</w:t>
             </w:r>
           </w:p>
           <w:p>
@@ -5805,8 +6999,48 @@
             </w:pPr>
             <w:r>
               <w:rPr>
+                <w:rStyle w:val="HTMLCode"/>
+                <w:rFonts w:eastAsiaTheme="majorEastAsia"/>
+              </w:rPr>
+              <w:t xml:space="preserve">    Hello</w:t>
+            </w:r>
+          </w:p>
+          <w:p>
+            <w:pPr>
+              <w:pStyle w:val="HTMLPreformatted"/>
+              <w:rPr>
+                <w:rStyle w:val="HTMLCode"/>
+                <w:rFonts w:eastAsiaTheme="majorEastAsia"/>
+              </w:rPr>
+            </w:pPr>
+            <w:r>
+              <w:rPr>
                 <w:rStyle w:val="o"/>
               </w:rPr>
+              <w:t>&lt;/p&gt;</w:t>
+            </w:r>
+          </w:p>
+          <w:p>
+            <w:pPr>
+              <w:pStyle w:val="HTMLPreformatted"/>
+              <w:rPr>
+                <w:rStyle w:val="HTMLCode"/>
+                <w:rFonts w:eastAsiaTheme="majorEastAsia"/>
+              </w:rPr>
+            </w:pPr>
+          </w:p>
+          <w:p>
+            <w:pPr>
+              <w:pStyle w:val="HTMLPreformatted"/>
+              <w:rPr>
+                <w:rStyle w:val="HTMLCode"/>
+                <w:rFonts w:eastAsiaTheme="majorEastAsia"/>
+              </w:rPr>
+            </w:pPr>
+            <w:r>
+              <w:rPr>
+                <w:rStyle w:val="o"/>
+              </w:rPr>
               <w:t>&lt;p</w:t>
             </w:r>
             <w:r>
@@ -5834,7 +7068,7 @@
                 <w:rStyle w:val="k"/>
                 <w:rFonts w:eastAsiaTheme="majorEastAsia"/>
               </w:rPr>
-              <w:t>"bg-primary text-white"</w:t>
+              <w:t>"bg-success text-white"</w:t>
             </w:r>
             <w:r>
               <w:rPr>
@@ -5856,16 +7090,12 @@
                 <w:rStyle w:val="HTMLCode"/>
                 <w:rFonts w:eastAsiaTheme="majorEastAsia"/>
               </w:rPr>
-              <w:t xml:space="preserve">    Hello</w:t>
+              <w:t xml:space="preserve">    Success</w:t>
             </w:r>
           </w:p>
           <w:p>
             <w:pPr>
               <w:pStyle w:val="HTMLPreformatted"/>
-              <w:rPr>
-                <w:rStyle w:val="HTMLCode"/>
-                <w:rFonts w:eastAsiaTheme="majorEastAsia"/>
-              </w:rPr>
             </w:pPr>
             <w:r>
               <w:rPr>
@@ -5876,91 +7106,8 @@
           </w:p>
           <w:p>
             <w:pPr>
-              <w:pStyle w:val="HTMLPreformatted"/>
-              <w:rPr>
-                <w:rStyle w:val="HTMLCode"/>
-                <w:rFonts w:eastAsiaTheme="majorEastAsia"/>
-              </w:rPr>
-            </w:pPr>
-          </w:p>
-          <w:p>
-            <w:pPr>
-              <w:pStyle w:val="HTMLPreformatted"/>
-              <w:rPr>
-                <w:rStyle w:val="HTMLCode"/>
-                <w:rFonts w:eastAsiaTheme="majorEastAsia"/>
-              </w:rPr>
-            </w:pPr>
-            <w:r>
-              <w:rPr>
-                <w:rStyle w:val="o"/>
-              </w:rPr>
-              <w:t>&lt;p</w:t>
-            </w:r>
-            <w:r>
-              <w:rPr>
-                <w:rStyle w:val="HTMLCode"/>
-                <w:rFonts w:eastAsiaTheme="majorEastAsia"/>
-              </w:rPr>
-              <w:t xml:space="preserve"> </w:t>
-            </w:r>
-            <w:r>
-              <w:rPr>
-                <w:rStyle w:val="n"/>
-                <w:rFonts w:eastAsiaTheme="majorEastAsia"/>
-              </w:rPr>
-              <w:t>class</w:t>
-            </w:r>
-            <w:r>
-              <w:rPr>
-                <w:rStyle w:val="g"/>
-              </w:rPr>
-              <w:t>=</w:t>
-            </w:r>
-            <w:r>
-              <w:rPr>
-                <w:rStyle w:val="k"/>
-                <w:rFonts w:eastAsiaTheme="majorEastAsia"/>
-              </w:rPr>
-              <w:t>"bg-success text-white"</w:t>
-            </w:r>
-            <w:r>
-              <w:rPr>
-                <w:rStyle w:val="o"/>
-              </w:rPr>
-              <w:t>&gt;</w:t>
-            </w:r>
-          </w:p>
-          <w:p>
-            <w:pPr>
-              <w:pStyle w:val="HTMLPreformatted"/>
-              <w:rPr>
-                <w:rStyle w:val="HTMLCode"/>
-                <w:rFonts w:eastAsiaTheme="majorEastAsia"/>
-              </w:rPr>
-            </w:pPr>
-            <w:r>
-              <w:rPr>
-                <w:rStyle w:val="HTMLCode"/>
-                <w:rFonts w:eastAsiaTheme="majorEastAsia"/>
-              </w:rPr>
-              <w:t xml:space="preserve">    Success</w:t>
-            </w:r>
-          </w:p>
-          <w:p>
-            <w:pPr>
-              <w:pStyle w:val="HTMLPreformatted"/>
-            </w:pPr>
-            <w:r>
-              <w:rPr>
-                <w:rStyle w:val="o"/>
-              </w:rPr>
-              <w:t>&lt;/p&gt;</w:t>
-            </w:r>
-          </w:p>
-          <w:p>
-            <w:pPr>
               <w:pStyle w:val="Heading1"/>
+              <w:outlineLvl w:val="0"/>
               <w:rPr>
                 <w:color w:val="auto"/>
                 <w:sz w:val="48"/>
@@ -6246,13 +7393,13 @@
           <w:p>
             <w:pPr>
               <w:pStyle w:val="Heading1"/>
+              <w:outlineLvl w:val="0"/>
               <w:rPr>
                 <w:color w:val="auto"/>
                 <w:sz w:val="48"/>
               </w:rPr>
             </w:pPr>
             <w:r>
-              <w:lastRenderedPageBreak/>
               <w:t>9. Font Size</w:t>
             </w:r>
           </w:p>
@@ -6688,6 +7835,7 @@
           <w:p>
             <w:pPr>
               <w:pStyle w:val="Heading1"/>
+              <w:outlineLvl w:val="0"/>
               <w:rPr>
                 <w:color w:val="auto"/>
                 <w:sz w:val="48"/>
@@ -6870,6 +8018,7 @@
           <w:p>
             <w:pPr>
               <w:pStyle w:val="Heading1"/>
+              <w:outlineLvl w:val="0"/>
             </w:pPr>
             <w:r>
               <w:t>11. Truncate Long Text</w:t>
@@ -7193,6 +8342,7 @@
           <w:p>
             <w:pPr>
               <w:pStyle w:val="Heading2"/>
+              <w:outlineLvl w:val="1"/>
               <w:rPr>
                 <w:color w:val="auto"/>
                 <w:sz w:val="36"/>
@@ -8452,10 +9602,7 @@
               </w:tc>
             </w:tr>
           </w:tbl>
-          <w:p>
-            <w:bookmarkStart w:id="0" w:name="_GoBack"/>
-            <w:bookmarkEnd w:id="0"/>
-          </w:p>
+          <w:p/>
         </w:tc>
         <w:tc>
           <w:tcPr>
@@ -8466,6 +9613,707 @@
       </w:tr>
     </w:tbl>
     <w:p/>
+    <w:p>
+      <w:pPr>
+        <w:pStyle w:val="h3-blue1"/>
+      </w:pPr>
+      <w:r>
+        <w:lastRenderedPageBreak/>
+        <w:t>Cards</w:t>
+      </w:r>
+    </w:p>
+    <w:tbl>
+      <w:tblPr>
+        <w:tblStyle w:val="GridTable1Light-Accent2"/>
+        <w:tblW w:w="0" w:type="auto"/>
+        <w:tblLook w:val="04A0" w:firstRow="1" w:lastRow="0" w:firstColumn="1" w:lastColumn="0" w:noHBand="0" w:noVBand="1"/>
+      </w:tblPr>
+      <w:tblGrid>
+        <w:gridCol w:w="11515"/>
+        <w:gridCol w:w="11515"/>
+      </w:tblGrid>
+      <w:tr>
+        <w:trPr>
+          <w:cnfStyle w:val="100000000000" w:firstRow="1" w:lastRow="0" w:firstColumn="0" w:lastColumn="0" w:oddVBand="0" w:evenVBand="0" w:oddHBand="0" w:evenHBand="0" w:firstRowFirstColumn="0" w:firstRowLastColumn="0" w:lastRowFirstColumn="0" w:lastRowLastColumn="0"/>
+        </w:trPr>
+        <w:tc>
+          <w:tcPr>
+            <w:cnfStyle w:val="001000000000" w:firstRow="0" w:lastRow="0" w:firstColumn="1" w:lastColumn="0" w:oddVBand="0" w:evenVBand="0" w:oddHBand="0" w:evenHBand="0" w:firstRowFirstColumn="0" w:firstRowLastColumn="0" w:lastRowFirstColumn="0" w:lastRowLastColumn="0"/>
+            <w:tcW w:w="11515" w:type="dxa"/>
+          </w:tcPr>
+          <w:p>
+            <w:pPr>
+              <w:tabs>
+                <w:tab w:val="left" w:pos="916"/>
+                <w:tab w:val="left" w:pos="1832"/>
+                <w:tab w:val="left" w:pos="2748"/>
+                <w:tab w:val="left" w:pos="3664"/>
+                <w:tab w:val="left" w:pos="4580"/>
+                <w:tab w:val="left" w:pos="5496"/>
+                <w:tab w:val="left" w:pos="6412"/>
+                <w:tab w:val="left" w:pos="7328"/>
+                <w:tab w:val="left" w:pos="8244"/>
+                <w:tab w:val="left" w:pos="9160"/>
+                <w:tab w:val="left" w:pos="10076"/>
+                <w:tab w:val="left" w:pos="10992"/>
+                <w:tab w:val="left" w:pos="11908"/>
+                <w:tab w:val="left" w:pos="12824"/>
+                <w:tab w:val="left" w:pos="13740"/>
+                <w:tab w:val="left" w:pos="14656"/>
+              </w:tabs>
+              <w:rPr>
+                <w:rFonts w:ascii="Consolas" w:eastAsia="Times New Roman" w:hAnsi="Consolas"/>
+                <w:color w:val="2F6F9F"/>
+                <w:sz w:val="20"/>
+                <w:lang w:eastAsia="en-IN"/>
+              </w:rPr>
+            </w:pPr>
+            <w:r>
+              <w:rPr>
+                <w:rFonts w:ascii="Consolas" w:eastAsia="Times New Roman" w:hAnsi="Consolas"/>
+                <w:color w:val="2F6F9F"/>
+                <w:sz w:val="20"/>
+                <w:lang w:eastAsia="en-IN"/>
+              </w:rPr>
+              <w:t>to display as a card use th</w:t>
+            </w:r>
+            <w:r>
+              <w:rPr>
+                <w:rFonts w:ascii="Consolas" w:eastAsia="Times New Roman" w:hAnsi="Consolas"/>
+                <w:color w:val="2F6F9F"/>
+                <w:sz w:val="20"/>
+                <w:lang w:eastAsia="en-IN"/>
+              </w:rPr>
+              <w:t>es</w:t>
+            </w:r>
+            <w:r>
+              <w:rPr>
+                <w:rFonts w:ascii="Consolas" w:eastAsia="Times New Roman" w:hAnsi="Consolas"/>
+                <w:color w:val="2F6F9F"/>
+                <w:sz w:val="20"/>
+                <w:lang w:eastAsia="en-IN"/>
+              </w:rPr>
+              <w:t>e</w:t>
+            </w:r>
+          </w:p>
+          <w:p>
+            <w:pPr>
+              <w:tabs>
+                <w:tab w:val="left" w:pos="916"/>
+                <w:tab w:val="left" w:pos="1832"/>
+                <w:tab w:val="left" w:pos="2748"/>
+                <w:tab w:val="left" w:pos="3664"/>
+                <w:tab w:val="left" w:pos="4580"/>
+                <w:tab w:val="left" w:pos="5496"/>
+                <w:tab w:val="left" w:pos="6412"/>
+                <w:tab w:val="left" w:pos="7328"/>
+                <w:tab w:val="left" w:pos="8244"/>
+                <w:tab w:val="left" w:pos="9160"/>
+                <w:tab w:val="left" w:pos="10076"/>
+                <w:tab w:val="left" w:pos="10992"/>
+                <w:tab w:val="left" w:pos="11908"/>
+                <w:tab w:val="left" w:pos="12824"/>
+                <w:tab w:val="left" w:pos="13740"/>
+                <w:tab w:val="left" w:pos="14656"/>
+              </w:tabs>
+              <w:rPr>
+                <w:rFonts w:ascii="Consolas" w:eastAsia="Times New Roman" w:hAnsi="Consolas"/>
+                <w:color w:val="2F6F9F"/>
+                <w:sz w:val="20"/>
+                <w:lang w:eastAsia="en-IN"/>
+              </w:rPr>
+            </w:pPr>
+          </w:p>
+          <w:p>
+            <w:pPr>
+              <w:tabs>
+                <w:tab w:val="left" w:pos="916"/>
+                <w:tab w:val="left" w:pos="1832"/>
+                <w:tab w:val="left" w:pos="2748"/>
+                <w:tab w:val="left" w:pos="3664"/>
+                <w:tab w:val="left" w:pos="4580"/>
+                <w:tab w:val="left" w:pos="5496"/>
+                <w:tab w:val="left" w:pos="6412"/>
+                <w:tab w:val="left" w:pos="7328"/>
+                <w:tab w:val="left" w:pos="8244"/>
+                <w:tab w:val="left" w:pos="9160"/>
+                <w:tab w:val="left" w:pos="10076"/>
+                <w:tab w:val="left" w:pos="10992"/>
+                <w:tab w:val="left" w:pos="11908"/>
+                <w:tab w:val="left" w:pos="12824"/>
+                <w:tab w:val="left" w:pos="13740"/>
+                <w:tab w:val="left" w:pos="14656"/>
+              </w:tabs>
+              <w:rPr>
+                <w:rFonts w:ascii="Consolas" w:eastAsia="Times New Roman" w:hAnsi="Consolas"/>
+                <w:color w:val="212529"/>
+                <w:sz w:val="20"/>
+                <w:lang w:eastAsia="en-IN"/>
+              </w:rPr>
+            </w:pPr>
+            <w:r>
+              <w:rPr>
+                <w:rFonts w:ascii="Consolas" w:eastAsia="Times New Roman" w:hAnsi="Consolas"/>
+                <w:color w:val="2F6F9F"/>
+                <w:sz w:val="20"/>
+                <w:lang w:eastAsia="en-IN"/>
+              </w:rPr>
+              <w:t>&lt;div</w:t>
+            </w:r>
+            <w:r>
+              <w:rPr>
+                <w:rFonts w:ascii="Consolas" w:eastAsia="Times New Roman" w:hAnsi="Consolas"/>
+                <w:color w:val="212529"/>
+                <w:sz w:val="20"/>
+                <w:lang w:eastAsia="en-IN"/>
+              </w:rPr>
+              <w:t xml:space="preserve"> </w:t>
+            </w:r>
+            <w:r>
+              <w:rPr>
+                <w:rFonts w:ascii="Consolas" w:eastAsia="Times New Roman" w:hAnsi="Consolas"/>
+                <w:color w:val="4F9FCF"/>
+                <w:sz w:val="20"/>
+                <w:lang w:eastAsia="en-IN"/>
+              </w:rPr>
+              <w:t>class=</w:t>
+            </w:r>
+            <w:r>
+              <w:rPr>
+                <w:rFonts w:ascii="Consolas" w:eastAsia="Times New Roman" w:hAnsi="Consolas"/>
+                <w:color w:val="D44950"/>
+                <w:sz w:val="20"/>
+                <w:lang w:eastAsia="en-IN"/>
+              </w:rPr>
+              <w:t>"card text-white bg-warning mb-3"</w:t>
+            </w:r>
+            <w:r>
+              <w:rPr>
+                <w:rFonts w:ascii="Consolas" w:eastAsia="Times New Roman" w:hAnsi="Consolas"/>
+                <w:color w:val="212529"/>
+                <w:sz w:val="20"/>
+                <w:lang w:eastAsia="en-IN"/>
+              </w:rPr>
+              <w:t xml:space="preserve"> </w:t>
+            </w:r>
+            <w:r>
+              <w:rPr>
+                <w:rFonts w:ascii="Consolas" w:eastAsia="Times New Roman" w:hAnsi="Consolas"/>
+                <w:color w:val="4F9FCF"/>
+                <w:sz w:val="20"/>
+                <w:lang w:eastAsia="en-IN"/>
+              </w:rPr>
+              <w:t>style=</w:t>
+            </w:r>
+            <w:r>
+              <w:rPr>
+                <w:rFonts w:ascii="Consolas" w:eastAsia="Times New Roman" w:hAnsi="Consolas"/>
+                <w:color w:val="D44950"/>
+                <w:sz w:val="20"/>
+                <w:lang w:eastAsia="en-IN"/>
+              </w:rPr>
+              <w:t>"max-width: 18rem;"</w:t>
+            </w:r>
+            <w:r>
+              <w:rPr>
+                <w:rFonts w:ascii="Consolas" w:eastAsia="Times New Roman" w:hAnsi="Consolas"/>
+                <w:color w:val="2F6F9F"/>
+                <w:sz w:val="20"/>
+                <w:lang w:eastAsia="en-IN"/>
+              </w:rPr>
+              <w:t>&gt;</w:t>
+            </w:r>
+          </w:p>
+          <w:p>
+            <w:pPr>
+              <w:tabs>
+                <w:tab w:val="left" w:pos="916"/>
+                <w:tab w:val="left" w:pos="1832"/>
+                <w:tab w:val="left" w:pos="2748"/>
+                <w:tab w:val="left" w:pos="3664"/>
+                <w:tab w:val="left" w:pos="4580"/>
+                <w:tab w:val="left" w:pos="5496"/>
+                <w:tab w:val="left" w:pos="6412"/>
+                <w:tab w:val="left" w:pos="7328"/>
+                <w:tab w:val="left" w:pos="8244"/>
+                <w:tab w:val="left" w:pos="9160"/>
+                <w:tab w:val="left" w:pos="10076"/>
+                <w:tab w:val="left" w:pos="10992"/>
+                <w:tab w:val="left" w:pos="11908"/>
+                <w:tab w:val="left" w:pos="12824"/>
+                <w:tab w:val="left" w:pos="13740"/>
+                <w:tab w:val="left" w:pos="14656"/>
+              </w:tabs>
+              <w:rPr>
+                <w:rFonts w:ascii="Consolas" w:eastAsia="Times New Roman" w:hAnsi="Consolas"/>
+                <w:color w:val="212529"/>
+                <w:sz w:val="20"/>
+                <w:lang w:eastAsia="en-IN"/>
+              </w:rPr>
+            </w:pPr>
+            <w:r>
+              <w:rPr>
+                <w:rFonts w:ascii="Consolas" w:eastAsia="Times New Roman" w:hAnsi="Consolas"/>
+                <w:color w:val="212529"/>
+                <w:sz w:val="20"/>
+                <w:lang w:eastAsia="en-IN"/>
+              </w:rPr>
+              <w:t xml:space="preserve">  </w:t>
+            </w:r>
+            <w:r>
+              <w:rPr>
+                <w:rFonts w:ascii="Consolas" w:eastAsia="Times New Roman" w:hAnsi="Consolas"/>
+                <w:color w:val="2F6F9F"/>
+                <w:sz w:val="20"/>
+                <w:lang w:eastAsia="en-IN"/>
+              </w:rPr>
+              <w:t>&lt;div</w:t>
+            </w:r>
+            <w:r>
+              <w:rPr>
+                <w:rFonts w:ascii="Consolas" w:eastAsia="Times New Roman" w:hAnsi="Consolas"/>
+                <w:color w:val="212529"/>
+                <w:sz w:val="20"/>
+                <w:lang w:eastAsia="en-IN"/>
+              </w:rPr>
+              <w:t xml:space="preserve"> </w:t>
+            </w:r>
+            <w:r>
+              <w:rPr>
+                <w:rFonts w:ascii="Consolas" w:eastAsia="Times New Roman" w:hAnsi="Consolas"/>
+                <w:color w:val="4F9FCF"/>
+                <w:sz w:val="20"/>
+                <w:lang w:eastAsia="en-IN"/>
+              </w:rPr>
+              <w:t>class=</w:t>
+            </w:r>
+            <w:r>
+              <w:rPr>
+                <w:rFonts w:ascii="Consolas" w:eastAsia="Times New Roman" w:hAnsi="Consolas"/>
+                <w:color w:val="D44950"/>
+                <w:sz w:val="20"/>
+                <w:lang w:eastAsia="en-IN"/>
+              </w:rPr>
+              <w:t>"card-header"</w:t>
+            </w:r>
+            <w:r>
+              <w:rPr>
+                <w:rFonts w:ascii="Consolas" w:eastAsia="Times New Roman" w:hAnsi="Consolas"/>
+                <w:color w:val="2F6F9F"/>
+                <w:sz w:val="20"/>
+                <w:lang w:eastAsia="en-IN"/>
+              </w:rPr>
+              <w:t>&gt;</w:t>
+            </w:r>
+            <w:r>
+              <w:rPr>
+                <w:rFonts w:ascii="Consolas" w:eastAsia="Times New Roman" w:hAnsi="Consolas"/>
+                <w:color w:val="212529"/>
+                <w:sz w:val="20"/>
+                <w:lang w:eastAsia="en-IN"/>
+              </w:rPr>
+              <w:t>Header</w:t>
+            </w:r>
+            <w:r>
+              <w:rPr>
+                <w:rFonts w:ascii="Consolas" w:eastAsia="Times New Roman" w:hAnsi="Consolas"/>
+                <w:color w:val="2F6F9F"/>
+                <w:sz w:val="20"/>
+                <w:lang w:eastAsia="en-IN"/>
+              </w:rPr>
+              <w:t>&lt;/div&gt;</w:t>
+            </w:r>
+          </w:p>
+          <w:p>
+            <w:pPr>
+              <w:tabs>
+                <w:tab w:val="left" w:pos="916"/>
+                <w:tab w:val="left" w:pos="1832"/>
+                <w:tab w:val="left" w:pos="2748"/>
+                <w:tab w:val="left" w:pos="3664"/>
+                <w:tab w:val="left" w:pos="4580"/>
+                <w:tab w:val="left" w:pos="5496"/>
+                <w:tab w:val="left" w:pos="6412"/>
+                <w:tab w:val="left" w:pos="7328"/>
+                <w:tab w:val="left" w:pos="8244"/>
+                <w:tab w:val="left" w:pos="9160"/>
+                <w:tab w:val="left" w:pos="10076"/>
+                <w:tab w:val="left" w:pos="10992"/>
+                <w:tab w:val="left" w:pos="11908"/>
+                <w:tab w:val="left" w:pos="12824"/>
+                <w:tab w:val="left" w:pos="13740"/>
+                <w:tab w:val="left" w:pos="14656"/>
+              </w:tabs>
+              <w:rPr>
+                <w:rFonts w:ascii="Consolas" w:eastAsia="Times New Roman" w:hAnsi="Consolas"/>
+                <w:color w:val="212529"/>
+                <w:sz w:val="20"/>
+                <w:lang w:eastAsia="en-IN"/>
+              </w:rPr>
+            </w:pPr>
+            <w:r>
+              <w:rPr>
+                <w:rFonts w:ascii="Consolas" w:eastAsia="Times New Roman" w:hAnsi="Consolas"/>
+                <w:color w:val="212529"/>
+                <w:sz w:val="20"/>
+                <w:lang w:eastAsia="en-IN"/>
+              </w:rPr>
+              <w:t xml:space="preserve">  </w:t>
+            </w:r>
+            <w:r>
+              <w:rPr>
+                <w:rFonts w:ascii="Consolas" w:eastAsia="Times New Roman" w:hAnsi="Consolas"/>
+                <w:color w:val="2F6F9F"/>
+                <w:sz w:val="20"/>
+                <w:lang w:eastAsia="en-IN"/>
+              </w:rPr>
+              <w:t>&lt;div</w:t>
+            </w:r>
+            <w:r>
+              <w:rPr>
+                <w:rFonts w:ascii="Consolas" w:eastAsia="Times New Roman" w:hAnsi="Consolas"/>
+                <w:color w:val="212529"/>
+                <w:sz w:val="20"/>
+                <w:lang w:eastAsia="en-IN"/>
+              </w:rPr>
+              <w:t xml:space="preserve"> </w:t>
+            </w:r>
+            <w:r>
+              <w:rPr>
+                <w:rFonts w:ascii="Consolas" w:eastAsia="Times New Roman" w:hAnsi="Consolas"/>
+                <w:color w:val="4F9FCF"/>
+                <w:sz w:val="20"/>
+                <w:lang w:eastAsia="en-IN"/>
+              </w:rPr>
+              <w:t>class=</w:t>
+            </w:r>
+            <w:r>
+              <w:rPr>
+                <w:rFonts w:ascii="Consolas" w:eastAsia="Times New Roman" w:hAnsi="Consolas"/>
+                <w:color w:val="D44950"/>
+                <w:sz w:val="20"/>
+                <w:lang w:eastAsia="en-IN"/>
+              </w:rPr>
+              <w:t>"card-body"</w:t>
+            </w:r>
+            <w:r>
+              <w:rPr>
+                <w:rFonts w:ascii="Consolas" w:eastAsia="Times New Roman" w:hAnsi="Consolas"/>
+                <w:color w:val="2F6F9F"/>
+                <w:sz w:val="20"/>
+                <w:lang w:eastAsia="en-IN"/>
+              </w:rPr>
+              <w:t>&gt;</w:t>
+            </w:r>
+          </w:p>
+          <w:p>
+            <w:pPr>
+              <w:tabs>
+                <w:tab w:val="left" w:pos="916"/>
+                <w:tab w:val="left" w:pos="1832"/>
+                <w:tab w:val="left" w:pos="2748"/>
+                <w:tab w:val="left" w:pos="3664"/>
+                <w:tab w:val="left" w:pos="4580"/>
+                <w:tab w:val="left" w:pos="5496"/>
+                <w:tab w:val="left" w:pos="6412"/>
+                <w:tab w:val="left" w:pos="7328"/>
+                <w:tab w:val="left" w:pos="8244"/>
+                <w:tab w:val="left" w:pos="9160"/>
+                <w:tab w:val="left" w:pos="10076"/>
+                <w:tab w:val="left" w:pos="10992"/>
+                <w:tab w:val="left" w:pos="11908"/>
+                <w:tab w:val="left" w:pos="12824"/>
+                <w:tab w:val="left" w:pos="13740"/>
+                <w:tab w:val="left" w:pos="14656"/>
+              </w:tabs>
+              <w:rPr>
+                <w:rFonts w:ascii="Consolas" w:eastAsia="Times New Roman" w:hAnsi="Consolas"/>
+                <w:color w:val="212529"/>
+                <w:sz w:val="20"/>
+                <w:lang w:eastAsia="en-IN"/>
+              </w:rPr>
+            </w:pPr>
+            <w:r>
+              <w:rPr>
+                <w:rFonts w:ascii="Consolas" w:eastAsia="Times New Roman" w:hAnsi="Consolas"/>
+                <w:color w:val="212529"/>
+                <w:sz w:val="20"/>
+                <w:lang w:eastAsia="en-IN"/>
+              </w:rPr>
+              <w:t xml:space="preserve">    </w:t>
+            </w:r>
+            <w:r>
+              <w:rPr>
+                <w:rFonts w:ascii="Consolas" w:eastAsia="Times New Roman" w:hAnsi="Consolas"/>
+                <w:color w:val="2F6F9F"/>
+                <w:sz w:val="20"/>
+                <w:lang w:eastAsia="en-IN"/>
+              </w:rPr>
+              <w:t>&lt;h5</w:t>
+            </w:r>
+            <w:r>
+              <w:rPr>
+                <w:rFonts w:ascii="Consolas" w:eastAsia="Times New Roman" w:hAnsi="Consolas"/>
+                <w:color w:val="212529"/>
+                <w:sz w:val="20"/>
+                <w:lang w:eastAsia="en-IN"/>
+              </w:rPr>
+              <w:t xml:space="preserve"> </w:t>
+            </w:r>
+            <w:r>
+              <w:rPr>
+                <w:rFonts w:ascii="Consolas" w:eastAsia="Times New Roman" w:hAnsi="Consolas"/>
+                <w:color w:val="4F9FCF"/>
+                <w:sz w:val="20"/>
+                <w:lang w:eastAsia="en-IN"/>
+              </w:rPr>
+              <w:t>class=</w:t>
+            </w:r>
+            <w:r>
+              <w:rPr>
+                <w:rFonts w:ascii="Consolas" w:eastAsia="Times New Roman" w:hAnsi="Consolas"/>
+                <w:color w:val="D44950"/>
+                <w:sz w:val="20"/>
+                <w:lang w:eastAsia="en-IN"/>
+              </w:rPr>
+              <w:t>"card-title"</w:t>
+            </w:r>
+            <w:r>
+              <w:rPr>
+                <w:rFonts w:ascii="Consolas" w:eastAsia="Times New Roman" w:hAnsi="Consolas"/>
+                <w:color w:val="2F6F9F"/>
+                <w:sz w:val="20"/>
+                <w:lang w:eastAsia="en-IN"/>
+              </w:rPr>
+              <w:t>&gt;</w:t>
+            </w:r>
+            <w:r>
+              <w:rPr>
+                <w:rFonts w:ascii="Consolas" w:eastAsia="Times New Roman" w:hAnsi="Consolas"/>
+                <w:color w:val="212529"/>
+                <w:sz w:val="20"/>
+                <w:lang w:eastAsia="en-IN"/>
+              </w:rPr>
+              <w:t>Warning card title</w:t>
+            </w:r>
+            <w:r>
+              <w:rPr>
+                <w:rFonts w:ascii="Consolas" w:eastAsia="Times New Roman" w:hAnsi="Consolas"/>
+                <w:color w:val="2F6F9F"/>
+                <w:sz w:val="20"/>
+                <w:lang w:eastAsia="en-IN"/>
+              </w:rPr>
+              <w:t>&lt;/h5&gt;</w:t>
+            </w:r>
+          </w:p>
+          <w:p>
+            <w:pPr>
+              <w:tabs>
+                <w:tab w:val="left" w:pos="916"/>
+                <w:tab w:val="left" w:pos="1832"/>
+                <w:tab w:val="left" w:pos="2748"/>
+                <w:tab w:val="left" w:pos="3664"/>
+                <w:tab w:val="left" w:pos="4580"/>
+                <w:tab w:val="left" w:pos="5496"/>
+                <w:tab w:val="left" w:pos="6412"/>
+                <w:tab w:val="left" w:pos="7328"/>
+                <w:tab w:val="left" w:pos="8244"/>
+                <w:tab w:val="left" w:pos="9160"/>
+                <w:tab w:val="left" w:pos="10076"/>
+                <w:tab w:val="left" w:pos="10992"/>
+                <w:tab w:val="left" w:pos="11908"/>
+                <w:tab w:val="left" w:pos="12824"/>
+                <w:tab w:val="left" w:pos="13740"/>
+                <w:tab w:val="left" w:pos="14656"/>
+              </w:tabs>
+              <w:rPr>
+                <w:rFonts w:ascii="Consolas" w:eastAsia="Times New Roman" w:hAnsi="Consolas"/>
+                <w:color w:val="212529"/>
+                <w:sz w:val="20"/>
+                <w:lang w:eastAsia="en-IN"/>
+              </w:rPr>
+            </w:pPr>
+            <w:r>
+              <w:rPr>
+                <w:rFonts w:ascii="Consolas" w:eastAsia="Times New Roman" w:hAnsi="Consolas"/>
+                <w:color w:val="212529"/>
+                <w:sz w:val="20"/>
+                <w:lang w:eastAsia="en-IN"/>
+              </w:rPr>
+              <w:t xml:space="preserve">    </w:t>
+            </w:r>
+            <w:r>
+              <w:rPr>
+                <w:rFonts w:ascii="Consolas" w:eastAsia="Times New Roman" w:hAnsi="Consolas"/>
+                <w:color w:val="2F6F9F"/>
+                <w:sz w:val="20"/>
+                <w:lang w:eastAsia="en-IN"/>
+              </w:rPr>
+              <w:t>&lt;p</w:t>
+            </w:r>
+            <w:r>
+              <w:rPr>
+                <w:rFonts w:ascii="Consolas" w:eastAsia="Times New Roman" w:hAnsi="Consolas"/>
+                <w:color w:val="212529"/>
+                <w:sz w:val="20"/>
+                <w:lang w:eastAsia="en-IN"/>
+              </w:rPr>
+              <w:t xml:space="preserve"> </w:t>
+            </w:r>
+            <w:r>
+              <w:rPr>
+                <w:rFonts w:ascii="Consolas" w:eastAsia="Times New Roman" w:hAnsi="Consolas"/>
+                <w:color w:val="4F9FCF"/>
+                <w:sz w:val="20"/>
+                <w:lang w:eastAsia="en-IN"/>
+              </w:rPr>
+              <w:t>class=</w:t>
+            </w:r>
+            <w:r>
+              <w:rPr>
+                <w:rFonts w:ascii="Consolas" w:eastAsia="Times New Roman" w:hAnsi="Consolas"/>
+                <w:color w:val="D44950"/>
+                <w:sz w:val="20"/>
+                <w:lang w:eastAsia="en-IN"/>
+              </w:rPr>
+              <w:t>"card-text"</w:t>
+            </w:r>
+            <w:r>
+              <w:rPr>
+                <w:rFonts w:ascii="Consolas" w:eastAsia="Times New Roman" w:hAnsi="Consolas"/>
+                <w:color w:val="2F6F9F"/>
+                <w:sz w:val="20"/>
+                <w:lang w:eastAsia="en-IN"/>
+              </w:rPr>
+              <w:t>&gt;</w:t>
+            </w:r>
+            <w:r>
+              <w:rPr>
+                <w:rFonts w:ascii="Consolas" w:eastAsia="Times New Roman" w:hAnsi="Consolas"/>
+                <w:color w:val="212529"/>
+                <w:sz w:val="20"/>
+                <w:lang w:eastAsia="en-IN"/>
+              </w:rPr>
+              <w:t>Some quick example text to build on the card title and make up the bulk of the card's content.</w:t>
+            </w:r>
+            <w:r>
+              <w:rPr>
+                <w:rFonts w:ascii="Consolas" w:eastAsia="Times New Roman" w:hAnsi="Consolas"/>
+                <w:color w:val="2F6F9F"/>
+                <w:sz w:val="20"/>
+                <w:lang w:eastAsia="en-IN"/>
+              </w:rPr>
+              <w:t>&lt;/p&gt;</w:t>
+            </w:r>
+          </w:p>
+          <w:p>
+            <w:pPr>
+              <w:tabs>
+                <w:tab w:val="left" w:pos="916"/>
+                <w:tab w:val="left" w:pos="1832"/>
+                <w:tab w:val="left" w:pos="2748"/>
+                <w:tab w:val="left" w:pos="3664"/>
+                <w:tab w:val="left" w:pos="4580"/>
+                <w:tab w:val="left" w:pos="5496"/>
+                <w:tab w:val="left" w:pos="6412"/>
+                <w:tab w:val="left" w:pos="7328"/>
+                <w:tab w:val="left" w:pos="8244"/>
+                <w:tab w:val="left" w:pos="9160"/>
+                <w:tab w:val="left" w:pos="10076"/>
+                <w:tab w:val="left" w:pos="10992"/>
+                <w:tab w:val="left" w:pos="11908"/>
+                <w:tab w:val="left" w:pos="12824"/>
+                <w:tab w:val="left" w:pos="13740"/>
+                <w:tab w:val="left" w:pos="14656"/>
+              </w:tabs>
+              <w:rPr>
+                <w:rFonts w:ascii="Consolas" w:eastAsia="Times New Roman" w:hAnsi="Consolas"/>
+                <w:color w:val="212529"/>
+                <w:sz w:val="20"/>
+                <w:lang w:eastAsia="en-IN"/>
+              </w:rPr>
+            </w:pPr>
+            <w:r>
+              <w:rPr>
+                <w:rFonts w:ascii="Consolas" w:eastAsia="Times New Roman" w:hAnsi="Consolas"/>
+                <w:color w:val="212529"/>
+                <w:sz w:val="20"/>
+                <w:lang w:eastAsia="en-IN"/>
+              </w:rPr>
+              <w:t xml:space="preserve">  </w:t>
+            </w:r>
+            <w:r>
+              <w:rPr>
+                <w:rFonts w:ascii="Consolas" w:eastAsia="Times New Roman" w:hAnsi="Consolas"/>
+                <w:color w:val="2F6F9F"/>
+                <w:sz w:val="20"/>
+                <w:lang w:eastAsia="en-IN"/>
+              </w:rPr>
+              <w:t>&lt;/div&gt;</w:t>
+            </w:r>
+          </w:p>
+          <w:p>
+            <w:pPr>
+              <w:tabs>
+                <w:tab w:val="left" w:pos="916"/>
+                <w:tab w:val="left" w:pos="1832"/>
+                <w:tab w:val="left" w:pos="2748"/>
+                <w:tab w:val="left" w:pos="3664"/>
+                <w:tab w:val="left" w:pos="4580"/>
+                <w:tab w:val="left" w:pos="5496"/>
+                <w:tab w:val="left" w:pos="6412"/>
+                <w:tab w:val="left" w:pos="7328"/>
+                <w:tab w:val="left" w:pos="8244"/>
+                <w:tab w:val="left" w:pos="9160"/>
+                <w:tab w:val="left" w:pos="10076"/>
+                <w:tab w:val="left" w:pos="10992"/>
+                <w:tab w:val="left" w:pos="11908"/>
+                <w:tab w:val="left" w:pos="12824"/>
+                <w:tab w:val="left" w:pos="13740"/>
+                <w:tab w:val="left" w:pos="14656"/>
+              </w:tabs>
+              <w:rPr>
+                <w:rFonts w:ascii="Consolas" w:eastAsia="Times New Roman" w:hAnsi="Consolas"/>
+                <w:color w:val="212529"/>
+                <w:sz w:val="21"/>
+                <w:szCs w:val="21"/>
+                <w:lang w:eastAsia="en-IN"/>
+              </w:rPr>
+            </w:pPr>
+            <w:r>
+              <w:rPr>
+                <w:rFonts w:ascii="Consolas" w:eastAsia="Times New Roman" w:hAnsi="Consolas"/>
+                <w:color w:val="2F6F9F"/>
+                <w:sz w:val="20"/>
+                <w:lang w:eastAsia="en-IN"/>
+              </w:rPr>
+              <w:t>&lt;/div&gt;</w:t>
+            </w:r>
+          </w:p>
+          <w:p>
+            <w:pPr>
+              <w:pStyle w:val="blue"/>
+            </w:pPr>
+          </w:p>
+        </w:tc>
+        <w:tc>
+          <w:tcPr>
+            <w:tcW w:w="11515" w:type="dxa"/>
+          </w:tcPr>
+          <w:p>
+            <w:pPr>
+              <w:pStyle w:val="h3-blue1"/>
+              <w:cnfStyle w:val="100000000000" w:firstRow="1" w:lastRow="0" w:firstColumn="0" w:lastColumn="0" w:oddVBand="0" w:evenVBand="0" w:oddHBand="0" w:evenHBand="0" w:firstRowFirstColumn="0" w:firstRowLastColumn="0" w:lastRowFirstColumn="0" w:lastRowLastColumn="0"/>
+            </w:pPr>
+          </w:p>
+        </w:tc>
+      </w:tr>
+    </w:tbl>
+    <w:p>
+      <w:pPr>
+        <w:pStyle w:val="h3-blue1"/>
+      </w:pPr>
+    </w:p>
     <w:sectPr>
       <w:pgSz w:w="24480" w:h="15840" w:orient="landscape" w:code="3"/>
       <w:pgMar w:top="720" w:right="720" w:bottom="720" w:left="720" w:header="708" w:footer="708" w:gutter="0"/>
@@ -20219,6 +22067,85 @@
       <w:lang w:eastAsia="en-IN"/>
     </w:rPr>
   </w:style>
+  <w:style w:type="character" w:customStyle="1" w:styleId="nt">
+    <w:name w:val="nt"/>
+    <w:basedOn w:val="DefaultParagraphFont"/>
+    <w:rsid w:val="00987F7F"/>
+  </w:style>
+  <w:style w:type="character" w:customStyle="1" w:styleId="na">
+    <w:name w:val="na"/>
+    <w:basedOn w:val="DefaultParagraphFont"/>
+    <w:rsid w:val="00987F7F"/>
+  </w:style>
+  <w:style w:type="character" w:customStyle="1" w:styleId="s">
+    <w:name w:val="s"/>
+    <w:basedOn w:val="DefaultParagraphFont"/>
+    <w:rsid w:val="00987F7F"/>
+  </w:style>
+  <w:style w:type="table" w:styleId="GridTable1Light-Accent2">
+    <w:name w:val="Grid Table 1 Light Accent 2"/>
+    <w:basedOn w:val="TableNormal"/>
+    <w:uiPriority w:val="46"/>
+    <w:rsid w:val="00987F7F"/>
+    <w:pPr>
+      <w:spacing w:after="0" w:line="240" w:lineRule="auto"/>
+    </w:pPr>
+    <w:tblPr>
+      <w:tblStyleRowBandSize w:val="1"/>
+      <w:tblStyleColBandSize w:val="1"/>
+      <w:tblInd w:w="0" w:type="dxa"/>
+      <w:tblBorders>
+        <w:top w:val="single" w:sz="4" w:space="0" w:color="F7CAAC" w:themeColor="accent2" w:themeTint="66"/>
+        <w:left w:val="single" w:sz="4" w:space="0" w:color="F7CAAC" w:themeColor="accent2" w:themeTint="66"/>
+        <w:bottom w:val="single" w:sz="4" w:space="0" w:color="F7CAAC" w:themeColor="accent2" w:themeTint="66"/>
+        <w:right w:val="single" w:sz="4" w:space="0" w:color="F7CAAC" w:themeColor="accent2" w:themeTint="66"/>
+        <w:insideH w:val="single" w:sz="4" w:space="0" w:color="F7CAAC" w:themeColor="accent2" w:themeTint="66"/>
+        <w:insideV w:val="single" w:sz="4" w:space="0" w:color="F7CAAC" w:themeColor="accent2" w:themeTint="66"/>
+      </w:tblBorders>
+      <w:tblCellMar>
+        <w:top w:w="0" w:type="dxa"/>
+        <w:left w:w="108" w:type="dxa"/>
+        <w:bottom w:w="0" w:type="dxa"/>
+        <w:right w:w="108" w:type="dxa"/>
+      </w:tblCellMar>
+    </w:tblPr>
+    <w:tblStylePr w:type="firstRow">
+      <w:rPr>
+        <w:b/>
+        <w:bCs/>
+      </w:rPr>
+      <w:tblPr/>
+      <w:tcPr>
+        <w:tcBorders>
+          <w:bottom w:val="single" w:sz="12" w:space="0" w:color="F4B083" w:themeColor="accent2" w:themeTint="99"/>
+        </w:tcBorders>
+      </w:tcPr>
+    </w:tblStylePr>
+    <w:tblStylePr w:type="lastRow">
+      <w:rPr>
+        <w:b/>
+        <w:bCs/>
+      </w:rPr>
+      <w:tblPr/>
+      <w:tcPr>
+        <w:tcBorders>
+          <w:top w:val="double" w:sz="2" w:space="0" w:color="F4B083" w:themeColor="accent2" w:themeTint="99"/>
+        </w:tcBorders>
+      </w:tcPr>
+    </w:tblStylePr>
+    <w:tblStylePr w:type="firstCol">
+      <w:rPr>
+        <w:b/>
+        <w:bCs/>
+      </w:rPr>
+    </w:tblStylePr>
+    <w:tblStylePr w:type="lastCol">
+      <w:rPr>
+        <w:b/>
+        <w:bCs/>
+      </w:rPr>
+    </w:tblStylePr>
+  </w:style>
 </w:styles>
 </file>
 
@@ -20488,7 +22415,7 @@
 </file>
 
 <file path=customXml/itemProps1.xml><?xml version="1.0" encoding="utf-8"?>
-<ds:datastoreItem xmlns:ds="http://schemas.openxmlformats.org/officeDocument/2006/customXml" ds:itemID="{3C412A63-3C0C-4E3F-B8DA-978E19674F23}">
+<ds:datastoreItem xmlns:ds="http://schemas.openxmlformats.org/officeDocument/2006/customXml" ds:itemID="{0590E936-E1D7-4AC2-B50C-CA96E7B51B62}">
   <ds:schemaRefs>
     <ds:schemaRef ds:uri="http://schemas.openxmlformats.org/officeDocument/2006/bibliography"/>
   </ds:schemaRefs>
